--- a/docs/informes-seo/02-auditoria-seo-tecnica.docx
+++ b/docs/informes-seo/02-auditoria-seo-tecnica.docx
@@ -14,9 +14,9 @@
       <w:r>
         <w:drawing>
           <wp:inline distT="0" distB="0" distL="0" distR="0">
-            <wp:extent cx="1428750" cy="1428750"/>
+            <wp:extent cx="1257300" cy="1257300"/>
             <wp:effectExtent t="0" r="0" b="0" l="0"/>
-            <wp:docPr id="1" name="" descr="" title=""/>
+            <wp:docPr id="1" name="logo" descr="Emblema de la Comunidad Buddhista Camino del Dharma" title="Camino del Dharma"/>
             <wp:cNvGraphicFramePr>
               <a:graphicFrameLocks xmlns:a="http://schemas.openxmlformats.org/drawingml/2006/main" noChangeAspect="1"/>
             </wp:cNvGraphicFramePr>
@@ -39,7 +39,7 @@
                   <pic:spPr bwMode="auto">
                     <a:xfrm>
                       <a:off x="0" y="0"/>
-                      <a:ext cx="1428750" cy="1428750"/>
+                      <a:ext cx="1257300" cy="1257300"/>
                     </a:xfrm>
                     <a:prstGeom prst="rect">
                       <a:avLst/>
@@ -295,7 +295,7 @@
             <w:r>
               <w:t xml:space="preserve">Rafael Figueredo Oropeza — </w:t>
             </w:r>
-            <w:hyperlink w:history="1" r:id="rId3fsza-nvkglhi57y5hbjt">
+            <w:hyperlink w:history="1" r:id="rId57kfuq1bxxhtd7gil5b9n">
               <w:r>
                 <w:rPr>
                   <w:color w:val="8C2B3D"/>
@@ -307,7 +307,7 @@
             <w:r>
               <w:t xml:space="preserve"> · </w:t>
             </w:r>
-            <w:hyperlink w:history="1" r:id="rId7xlqpb4p2dqx3mo9thuhr">
+            <w:hyperlink w:history="1" r:id="rIdv8clxoa4u1kq1prchtcji">
               <w:r>
                 <w:rPr>
                   <w:color w:val="8C2B3D"/>
@@ -535,56 +535,6 @@
             </w:pPr>
             <w:r>
               <w:t xml:space="preserve">19–20 de julio de 2026</w:t>
-            </w:r>
-          </w:p>
-        </w:tc>
-      </w:tr>
-      <w:tr>
-        <w:tc>
-          <w:tcPr>
-            <w:tcW w:type="dxa" w:w="2568"/>
-            <w:shd w:fill="F6F0EF" w:val="clear"/>
-            <w:tcMar>
-              <w:top w:type="dxa" w:w="90"/>
-              <w:left w:type="dxa" w:w="130"/>
-              <w:bottom w:type="dxa" w:w="90"/>
-              <w:right w:type="dxa" w:w="130"/>
-            </w:tcMar>
-            <w:vAlign w:val="center"/>
-          </w:tcPr>
-          <w:p>
-            <w:pPr>
-              <w:spacing w:after="0" w:before="0" w:line="264" w:lineRule="auto"/>
-            </w:pPr>
-            <w:r>
-              <w:rPr>
-                <w:b/>
-                <w:bCs/>
-                <w:color w:val="8C2B3D"/>
-                <w:sz w:val="21"/>
-                <w:szCs w:val="21"/>
-              </w:rPr>
-              <w:t xml:space="preserve">Naturaleza</w:t>
-            </w:r>
-          </w:p>
-        </w:tc>
-        <w:tc>
-          <w:tcPr>
-            <w:tcW w:type="dxa" w:w="6605"/>
-            <w:tcMar>
-              <w:top w:type="dxa" w:w="90"/>
-              <w:left w:type="dxa" w:w="130"/>
-              <w:bottom w:type="dxa" w:w="90"/>
-              <w:right w:type="dxa" w:w="130"/>
-            </w:tcMar>
-            <w:vAlign w:val="center"/>
-          </w:tcPr>
-          <w:p>
-            <w:pPr>
-              <w:spacing w:after="0" w:before="0" w:line="264" w:lineRule="auto"/>
-            </w:pPr>
-            <w:r>
-              <w:t xml:space="preserve">Estado de salud técnica del sitio</w:t>
             </w:r>
           </w:p>
         </w:tc>
@@ -820,7 +770,6 @@
             </w:pPr>
             <w:r>
               <w:rPr>
-                <w:rFonts w:ascii="Aptos" w:cs="Aptos" w:eastAsia="Aptos" w:hAnsi="Aptos"/>
                 <w:b/>
                 <w:bCs/>
                 <w:color w:val="FFFFFF"/>
@@ -849,7 +798,6 @@
             </w:pPr>
             <w:r>
               <w:rPr>
-                <w:rFonts w:ascii="Aptos" w:cs="Aptos" w:eastAsia="Aptos" w:hAnsi="Aptos"/>
                 <w:b/>
                 <w:bCs/>
                 <w:color w:val="FFFFFF"/>
@@ -1522,7 +1470,6 @@
             </w:pPr>
             <w:r>
               <w:rPr>
-                <w:rFonts w:ascii="Aptos" w:cs="Aptos" w:eastAsia="Aptos" w:hAnsi="Aptos"/>
                 <w:b/>
                 <w:bCs/>
                 <w:color w:val="FFFFFF"/>
@@ -1551,7 +1498,6 @@
             </w:pPr>
             <w:r>
               <w:rPr>
-                <w:rFonts w:ascii="Aptos" w:cs="Aptos" w:eastAsia="Aptos" w:hAnsi="Aptos"/>
                 <w:b/>
                 <w:bCs/>
                 <w:color w:val="FFFFFF"/>
@@ -1892,7 +1838,6 @@
             </w:pPr>
             <w:r>
               <w:rPr>
-                <w:rFonts w:ascii="Aptos" w:cs="Aptos" w:eastAsia="Aptos" w:hAnsi="Aptos"/>
                 <w:b/>
                 <w:bCs/>
                 <w:color w:val="FFFFFF"/>
@@ -1921,7 +1866,6 @@
             </w:pPr>
             <w:r>
               <w:rPr>
-                <w:rFonts w:ascii="Aptos" w:cs="Aptos" w:eastAsia="Aptos" w:hAnsi="Aptos"/>
                 <w:b/>
                 <w:bCs/>
                 <w:color w:val="FFFFFF"/>
@@ -1950,7 +1894,6 @@
             </w:pPr>
             <w:r>
               <w:rPr>
-                <w:rFonts w:ascii="Aptos" w:cs="Aptos" w:eastAsia="Aptos" w:hAnsi="Aptos"/>
                 <w:b/>
                 <w:bCs/>
                 <w:color w:val="FFFFFF"/>
@@ -1979,7 +1922,6 @@
             </w:pPr>
             <w:r>
               <w:rPr>
-                <w:rFonts w:ascii="Aptos" w:cs="Aptos" w:eastAsia="Aptos" w:hAnsi="Aptos"/>
                 <w:b/>
                 <w:bCs/>
                 <w:color w:val="FFFFFF"/>
@@ -3532,7 +3474,6 @@
             </w:pPr>
             <w:r>
               <w:rPr>
-                <w:rFonts w:ascii="Aptos" w:cs="Aptos" w:eastAsia="Aptos" w:hAnsi="Aptos"/>
                 <w:b/>
                 <w:bCs/>
                 <w:color w:val="FFFFFF"/>
@@ -3561,7 +3502,6 @@
             </w:pPr>
             <w:r>
               <w:rPr>
-                <w:rFonts w:ascii="Aptos" w:cs="Aptos" w:eastAsia="Aptos" w:hAnsi="Aptos"/>
                 <w:b/>
                 <w:bCs/>
                 <w:color w:val="FFFFFF"/>
@@ -4071,7 +4011,6 @@
             </w:pPr>
             <w:r>
               <w:rPr>
-                <w:rFonts w:ascii="Aptos" w:cs="Aptos" w:eastAsia="Aptos" w:hAnsi="Aptos"/>
                 <w:b/>
                 <w:bCs/>
                 <w:color w:val="FFFFFF"/>
@@ -4100,7 +4039,6 @@
             </w:pPr>
             <w:r>
               <w:rPr>
-                <w:rFonts w:ascii="Aptos" w:cs="Aptos" w:eastAsia="Aptos" w:hAnsi="Aptos"/>
                 <w:b/>
                 <w:bCs/>
                 <w:color w:val="FFFFFF"/>
@@ -4668,7 +4606,6 @@
             </w:pPr>
             <w:r>
               <w:rPr>
-                <w:rFonts w:ascii="Aptos" w:cs="Aptos" w:eastAsia="Aptos" w:hAnsi="Aptos"/>
                 <w:b/>
                 <w:bCs/>
                 <w:color w:val="FFFFFF"/>
@@ -4697,7 +4634,6 @@
             </w:pPr>
             <w:r>
               <w:rPr>
-                <w:rFonts w:ascii="Aptos" w:cs="Aptos" w:eastAsia="Aptos" w:hAnsi="Aptos"/>
                 <w:b/>
                 <w:bCs/>
                 <w:color w:val="FFFFFF"/>
@@ -4726,7 +4662,6 @@
             </w:pPr>
             <w:r>
               <w:rPr>
-                <w:rFonts w:ascii="Aptos" w:cs="Aptos" w:eastAsia="Aptos" w:hAnsi="Aptos"/>
                 <w:b/>
                 <w:bCs/>
                 <w:color w:val="FFFFFF"/>
@@ -5041,7 +4976,6 @@
             </w:pPr>
             <w:r>
               <w:rPr>
-                <w:rFonts w:ascii="Aptos" w:cs="Aptos" w:eastAsia="Aptos" w:hAnsi="Aptos"/>
                 <w:b/>
                 <w:bCs/>
                 <w:color w:val="FFFFFF"/>
@@ -5070,7 +5004,6 @@
             </w:pPr>
             <w:r>
               <w:rPr>
-                <w:rFonts w:ascii="Aptos" w:cs="Aptos" w:eastAsia="Aptos" w:hAnsi="Aptos"/>
                 <w:b/>
                 <w:bCs/>
                 <w:color w:val="FFFFFF"/>
@@ -5099,7 +5032,6 @@
             </w:pPr>
             <w:r>
               <w:rPr>
-                <w:rFonts w:ascii="Aptos" w:cs="Aptos" w:eastAsia="Aptos" w:hAnsi="Aptos"/>
                 <w:b/>
                 <w:bCs/>
                 <w:color w:val="FFFFFF"/>
@@ -5128,7 +5060,6 @@
             </w:pPr>
             <w:r>
               <w:rPr>
-                <w:rFonts w:ascii="Aptos" w:cs="Aptos" w:eastAsia="Aptos" w:hAnsi="Aptos"/>
                 <w:b/>
                 <w:bCs/>
                 <w:color w:val="FFFFFF"/>
@@ -6242,7 +6173,6 @@
             </w:pPr>
             <w:r>
               <w:rPr>
-                <w:rFonts w:ascii="Aptos" w:cs="Aptos" w:eastAsia="Aptos" w:hAnsi="Aptos"/>
                 <w:b/>
                 <w:bCs/>
                 <w:color w:val="FFFFFF"/>
@@ -6271,7 +6201,6 @@
             </w:pPr>
             <w:r>
               <w:rPr>
-                <w:rFonts w:ascii="Aptos" w:cs="Aptos" w:eastAsia="Aptos" w:hAnsi="Aptos"/>
                 <w:b/>
                 <w:bCs/>
                 <w:color w:val="FFFFFF"/>
@@ -6300,7 +6229,6 @@
             </w:pPr>
             <w:r>
               <w:rPr>
-                <w:rFonts w:ascii="Aptos" w:cs="Aptos" w:eastAsia="Aptos" w:hAnsi="Aptos"/>
                 <w:b/>
                 <w:bCs/>
                 <w:color w:val="FFFFFF"/>
@@ -6329,7 +6257,6 @@
             </w:pPr>
             <w:r>
               <w:rPr>
-                <w:rFonts w:ascii="Aptos" w:cs="Aptos" w:eastAsia="Aptos" w:hAnsi="Aptos"/>
                 <w:b/>
                 <w:bCs/>
                 <w:color w:val="FFFFFF"/>
@@ -6777,7 +6704,6 @@
             </w:pPr>
             <w:r>
               <w:rPr>
-                <w:rFonts w:ascii="Aptos" w:cs="Aptos" w:eastAsia="Aptos" w:hAnsi="Aptos"/>
                 <w:b/>
                 <w:bCs/>
                 <w:color w:val="FFFFFF"/>
@@ -6806,7 +6732,6 @@
             </w:pPr>
             <w:r>
               <w:rPr>
-                <w:rFonts w:ascii="Aptos" w:cs="Aptos" w:eastAsia="Aptos" w:hAnsi="Aptos"/>
                 <w:b/>
                 <w:bCs/>
                 <w:color w:val="FFFFFF"/>
@@ -6835,7 +6760,6 @@
             </w:pPr>
             <w:r>
               <w:rPr>
-                <w:rFonts w:ascii="Aptos" w:cs="Aptos" w:eastAsia="Aptos" w:hAnsi="Aptos"/>
                 <w:b/>
                 <w:bCs/>
                 <w:color w:val="FFFFFF"/>
@@ -7256,7 +7180,6 @@
             </w:pPr>
             <w:r>
               <w:rPr>
-                <w:rFonts w:ascii="Aptos" w:cs="Aptos" w:eastAsia="Aptos" w:hAnsi="Aptos"/>
                 <w:b/>
                 <w:bCs/>
                 <w:color w:val="FFFFFF"/>
@@ -7285,7 +7208,6 @@
             </w:pPr>
             <w:r>
               <w:rPr>
-                <w:rFonts w:ascii="Aptos" w:cs="Aptos" w:eastAsia="Aptos" w:hAnsi="Aptos"/>
                 <w:b/>
                 <w:bCs/>
                 <w:color w:val="FFFFFF"/>
@@ -7314,7 +7236,6 @@
             </w:pPr>
             <w:r>
               <w:rPr>
-                <w:rFonts w:ascii="Aptos" w:cs="Aptos" w:eastAsia="Aptos" w:hAnsi="Aptos"/>
                 <w:b/>
                 <w:bCs/>
                 <w:color w:val="FFFFFF"/>
@@ -7790,7 +7711,6 @@
             </w:pPr>
             <w:r>
               <w:rPr>
-                <w:rFonts w:ascii="Aptos" w:cs="Aptos" w:eastAsia="Aptos" w:hAnsi="Aptos"/>
                 <w:b/>
                 <w:bCs/>
                 <w:color w:val="FFFFFF"/>
@@ -7819,7 +7739,6 @@
             </w:pPr>
             <w:r>
               <w:rPr>
-                <w:rFonts w:ascii="Aptos" w:cs="Aptos" w:eastAsia="Aptos" w:hAnsi="Aptos"/>
                 <w:b/>
                 <w:bCs/>
                 <w:color w:val="FFFFFF"/>
@@ -7848,7 +7767,6 @@
             </w:pPr>
             <w:r>
               <w:rPr>
-                <w:rFonts w:ascii="Aptos" w:cs="Aptos" w:eastAsia="Aptos" w:hAnsi="Aptos"/>
                 <w:b/>
                 <w:bCs/>
                 <w:color w:val="FFFFFF"/>
@@ -8341,7 +8259,6 @@
             </w:pPr>
             <w:r>
               <w:rPr>
-                <w:rFonts w:ascii="Aptos" w:cs="Aptos" w:eastAsia="Aptos" w:hAnsi="Aptos"/>
                 <w:b/>
                 <w:bCs/>
                 <w:color w:val="FFFFFF"/>
@@ -8370,7 +8287,6 @@
             </w:pPr>
             <w:r>
               <w:rPr>
-                <w:rFonts w:ascii="Aptos" w:cs="Aptos" w:eastAsia="Aptos" w:hAnsi="Aptos"/>
                 <w:b/>
                 <w:bCs/>
                 <w:color w:val="FFFFFF"/>
@@ -8399,7 +8315,6 @@
             </w:pPr>
             <w:r>
               <w:rPr>
-                <w:rFonts w:ascii="Aptos" w:cs="Aptos" w:eastAsia="Aptos" w:hAnsi="Aptos"/>
                 <w:b/>
                 <w:bCs/>
                 <w:color w:val="FFFFFF"/>
@@ -8428,7 +8343,6 @@
             </w:pPr>
             <w:r>
               <w:rPr>
-                <w:rFonts w:ascii="Aptos" w:cs="Aptos" w:eastAsia="Aptos" w:hAnsi="Aptos"/>
                 <w:b/>
                 <w:bCs/>
                 <w:color w:val="FFFFFF"/>
@@ -9790,7 +9704,6 @@
             </w:pPr>
             <w:r>
               <w:rPr>
-                <w:rFonts w:ascii="Aptos" w:cs="Aptos" w:eastAsia="Aptos" w:hAnsi="Aptos"/>
                 <w:b/>
                 <w:bCs/>
                 <w:color w:val="FFFFFF"/>
@@ -9819,7 +9732,6 @@
             </w:pPr>
             <w:r>
               <w:rPr>
-                <w:rFonts w:ascii="Aptos" w:cs="Aptos" w:eastAsia="Aptos" w:hAnsi="Aptos"/>
                 <w:b/>
                 <w:bCs/>
                 <w:color w:val="FFFFFF"/>
@@ -9848,7 +9760,6 @@
             </w:pPr>
             <w:r>
               <w:rPr>
-                <w:rFonts w:ascii="Aptos" w:cs="Aptos" w:eastAsia="Aptos" w:hAnsi="Aptos"/>
                 <w:b/>
                 <w:bCs/>
                 <w:color w:val="FFFFFF"/>
@@ -10221,7 +10132,6 @@
             </w:pPr>
             <w:r>
               <w:rPr>
-                <w:rFonts w:ascii="Aptos" w:cs="Aptos" w:eastAsia="Aptos" w:hAnsi="Aptos"/>
                 <w:b/>
                 <w:bCs/>
                 <w:color w:val="FFFFFF"/>
@@ -10250,7 +10160,6 @@
             </w:pPr>
             <w:r>
               <w:rPr>
-                <w:rFonts w:ascii="Aptos" w:cs="Aptos" w:eastAsia="Aptos" w:hAnsi="Aptos"/>
                 <w:b/>
                 <w:bCs/>
                 <w:color w:val="FFFFFF"/>
@@ -10279,7 +10188,6 @@
             </w:pPr>
             <w:r>
               <w:rPr>
-                <w:rFonts w:ascii="Aptos" w:cs="Aptos" w:eastAsia="Aptos" w:hAnsi="Aptos"/>
                 <w:b/>
                 <w:bCs/>
                 <w:color w:val="FFFFFF"/>
@@ -10308,7 +10216,6 @@
             </w:pPr>
             <w:r>
               <w:rPr>
-                <w:rFonts w:ascii="Aptos" w:cs="Aptos" w:eastAsia="Aptos" w:hAnsi="Aptos"/>
                 <w:b/>
                 <w:bCs/>
                 <w:color w:val="FFFFFF"/>
@@ -11048,22 +10955,39 @@
               <w:spacing w:after="0" w:before="0" w:line="264" w:lineRule="auto"/>
               <w:jc w:val="left"/>
             </w:pPr>
-            <w:r>
-              <w:rPr>
-                <w:rFonts w:ascii="Aptos" w:cs="Aptos" w:eastAsia="Aptos" w:hAnsi="Aptos"/>
+          </w:p>
+        </w:tc>
+        <w:tc>
+          <w:tcPr>
+            <w:tcW w:type="dxa" w:w="3932"/>
+            <w:shd w:fill="8C2B3D" w:val="clear"/>
+            <w:tcMar>
+              <w:top w:type="dxa" w:w="90"/>
+              <w:left w:type="dxa" w:w="130"/>
+              <w:bottom w:type="dxa" w:w="90"/>
+              <w:right w:type="dxa" w:w="130"/>
+            </w:tcMar>
+          </w:tcPr>
+          <w:p>
+            <w:pPr>
+              <w:spacing w:after="0" w:before="0" w:line="264" w:lineRule="auto"/>
+              <w:jc w:val="left"/>
+            </w:pPr>
+            <w:r>
+              <w:rPr>
                 <w:b/>
                 <w:bCs/>
                 <w:color w:val="FFFFFF"/>
                 <w:sz w:val="21"/>
                 <w:szCs w:val="21"/>
               </w:rPr>
-              <w:t xml:space="preserve"/>
-            </w:r>
-          </w:p>
-        </w:tc>
-        <w:tc>
-          <w:tcPr>
-            <w:tcW w:type="dxa" w:w="3932"/>
+              <w:t xml:space="preserve">Cookies</w:t>
+            </w:r>
+          </w:p>
+        </w:tc>
+        <w:tc>
+          <w:tcPr>
+            <w:tcW w:type="dxa" w:w="3931"/>
             <w:shd w:fill="8C2B3D" w:val="clear"/>
             <w:tcMar>
               <w:top w:type="dxa" w:w="90"/>
@@ -11079,42 +11003,12 @@
             </w:pPr>
             <w:r>
               <w:rPr>
-                <w:rFonts w:ascii="Aptos" w:cs="Aptos" w:eastAsia="Aptos" w:hAnsi="Aptos"/>
                 <w:b/>
                 <w:bCs/>
                 <w:color w:val="FFFFFF"/>
                 <w:sz w:val="21"/>
                 <w:szCs w:val="21"/>
               </w:rPr>
-              <w:t xml:space="preserve">Cookies</w:t>
-            </w:r>
-          </w:p>
-        </w:tc>
-        <w:tc>
-          <w:tcPr>
-            <w:tcW w:type="dxa" w:w="3931"/>
-            <w:shd w:fill="8C2B3D" w:val="clear"/>
-            <w:tcMar>
-              <w:top w:type="dxa" w:w="90"/>
-              <w:left w:type="dxa" w:w="130"/>
-              <w:bottom w:type="dxa" w:w="90"/>
-              <w:right w:type="dxa" w:w="130"/>
-            </w:tcMar>
-          </w:tcPr>
-          <w:p>
-            <w:pPr>
-              <w:spacing w:after="0" w:before="0" w:line="264" w:lineRule="auto"/>
-              <w:jc w:val="left"/>
-            </w:pPr>
-            <w:r>
-              <w:rPr>
-                <w:rFonts w:ascii="Aptos" w:cs="Aptos" w:eastAsia="Aptos" w:hAnsi="Aptos"/>
-                <w:b/>
-                <w:bCs/>
-                <w:color w:val="FFFFFF"/>
-                <w:sz w:val="21"/>
-                <w:szCs w:val="21"/>
-              </w:rPr>
               <w:t xml:space="preserve">Datos personales</w:t>
             </w:r>
           </w:p>
@@ -11272,7 +11166,7 @@
         </w:rPr>
         <w:t xml:space="preserve">La </w:t>
       </w:r>
-      <w:hyperlink w:history="1" r:id="rIdbela3fkcj2afrhras4tah">
+      <w:hyperlink w:history="1" r:id="rIdgug45flihbqhpvessnimu">
         <w:r>
           <w:rPr>
             <w:b/>
@@ -11313,7 +11207,7 @@
       <w:r>
         <w:t xml:space="preserve"> en la </w:t>
       </w:r>
-      <w:hyperlink w:history="1" r:id="rIdukbuaw-7dqlw_ehn9w6nh">
+      <w:hyperlink w:history="1" r:id="rIdqvqxo6vrp3zec9vrz-khh">
         <w:r>
           <w:rPr>
             <w:color w:val="8C2B3D"/>
@@ -11529,7 +11423,6 @@
             </w:pPr>
             <w:r>
               <w:rPr>
-                <w:rFonts w:ascii="Aptos" w:cs="Aptos" w:eastAsia="Aptos" w:hAnsi="Aptos"/>
                 <w:b/>
                 <w:bCs/>
                 <w:color w:val="FFFFFF"/>
@@ -11558,7 +11451,6 @@
             </w:pPr>
             <w:r>
               <w:rPr>
-                <w:rFonts w:ascii="Aptos" w:cs="Aptos" w:eastAsia="Aptos" w:hAnsi="Aptos"/>
                 <w:b/>
                 <w:bCs/>
                 <w:color w:val="FFFFFF"/>
@@ -11875,7 +11767,6 @@
             </w:pPr>
             <w:r>
               <w:rPr>
-                <w:rFonts w:ascii="Aptos" w:cs="Aptos" w:eastAsia="Aptos" w:hAnsi="Aptos"/>
                 <w:b/>
                 <w:bCs/>
                 <w:color w:val="FFFFFF"/>
@@ -11904,7 +11795,6 @@
             </w:pPr>
             <w:r>
               <w:rPr>
-                <w:rFonts w:ascii="Aptos" w:cs="Aptos" w:eastAsia="Aptos" w:hAnsi="Aptos"/>
                 <w:b/>
                 <w:bCs/>
                 <w:color w:val="FFFFFF"/>
@@ -12331,7 +12221,6 @@
             </w:pPr>
             <w:r>
               <w:rPr>
-                <w:rFonts w:ascii="Aptos" w:cs="Aptos" w:eastAsia="Aptos" w:hAnsi="Aptos"/>
                 <w:b/>
                 <w:bCs/>
                 <w:color w:val="FFFFFF"/>
@@ -12360,7 +12249,6 @@
             </w:pPr>
             <w:r>
               <w:rPr>
-                <w:rFonts w:ascii="Aptos" w:cs="Aptos" w:eastAsia="Aptos" w:hAnsi="Aptos"/>
                 <w:b/>
                 <w:bCs/>
                 <w:color w:val="FFFFFF"/>
@@ -13529,7 +13417,6 @@
             </w:pPr>
             <w:r>
               <w:rPr>
-                <w:rFonts w:ascii="Aptos" w:cs="Aptos" w:eastAsia="Aptos" w:hAnsi="Aptos"/>
                 <w:b/>
                 <w:bCs/>
                 <w:color w:val="FFFFFF"/>
@@ -13558,7 +13445,6 @@
             </w:pPr>
             <w:r>
               <w:rPr>
-                <w:rFonts w:ascii="Aptos" w:cs="Aptos" w:eastAsia="Aptos" w:hAnsi="Aptos"/>
                 <w:b/>
                 <w:bCs/>
                 <w:color w:val="FFFFFF"/>
@@ -13587,7 +13473,6 @@
             </w:pPr>
             <w:r>
               <w:rPr>
-                <w:rFonts w:ascii="Aptos" w:cs="Aptos" w:eastAsia="Aptos" w:hAnsi="Aptos"/>
                 <w:b/>
                 <w:bCs/>
                 <w:color w:val="FFFFFF"/>
@@ -13616,7 +13501,6 @@
             </w:pPr>
             <w:r>
               <w:rPr>
-                <w:rFonts w:ascii="Aptos" w:cs="Aptos" w:eastAsia="Aptos" w:hAnsi="Aptos"/>
                 <w:b/>
                 <w:bCs/>
                 <w:color w:val="FFFFFF"/>
@@ -15005,7 +14889,6 @@
             </w:pPr>
             <w:r>
               <w:rPr>
-                <w:rFonts w:ascii="Aptos" w:cs="Aptos" w:eastAsia="Aptos" w:hAnsi="Aptos"/>
                 <w:b/>
                 <w:bCs/>
                 <w:color w:val="FFFFFF"/>
@@ -15034,7 +14917,6 @@
             </w:pPr>
             <w:r>
               <w:rPr>
-                <w:rFonts w:ascii="Aptos" w:cs="Aptos" w:eastAsia="Aptos" w:hAnsi="Aptos"/>
                 <w:b/>
                 <w:bCs/>
                 <w:color w:val="FFFFFF"/>
@@ -15871,7 +15753,6 @@
             </w:pPr>
             <w:r>
               <w:rPr>
-                <w:rFonts w:ascii="Aptos" w:cs="Aptos" w:eastAsia="Aptos" w:hAnsi="Aptos"/>
                 <w:b/>
                 <w:bCs/>
                 <w:color w:val="FFFFFF"/>
@@ -15900,7 +15781,6 @@
             </w:pPr>
             <w:r>
               <w:rPr>
-                <w:rFonts w:ascii="Aptos" w:cs="Aptos" w:eastAsia="Aptos" w:hAnsi="Aptos"/>
                 <w:b/>
                 <w:bCs/>
                 <w:color w:val="FFFFFF"/>
@@ -15929,14 +15809,14 @@
             </w:pPr>
             <w:r>
               <w:rPr>
-                <w:rFonts w:ascii="Aptos" w:cs="Aptos" w:eastAsia="Aptos" w:hAnsi="Aptos"/>
+                <w:rFonts w:ascii="Consolas" w:cs="Consolas" w:eastAsia="Consolas" w:hAnsi="Consolas"/>
                 <w:b/>
                 <w:bCs/>
                 <w:color w:val="FFFFFF"/>
-                <w:sz w:val="21"/>
-                <w:szCs w:val="21"/>
-              </w:rPr>
-              <w:t xml:space="preserve">`addressLocality`</w:t>
+                <w:sz w:val="19"/>
+                <w:szCs w:val="19"/>
+              </w:rPr>
+              <w:t xml:space="preserve">addressLocality</w:t>
             </w:r>
           </w:p>
         </w:tc>
@@ -16587,44 +16467,32 @@
               <w:spacing w:after="0" w:before="0" w:line="264" w:lineRule="auto"/>
               <w:jc w:val="left"/>
             </w:pPr>
-            <w:r>
-              <w:rPr>
-                <w:rFonts w:ascii="Aptos" w:cs="Aptos" w:eastAsia="Aptos" w:hAnsi="Aptos"/>
+          </w:p>
+        </w:tc>
+        <w:tc>
+          <w:tcPr>
+            <w:tcW w:type="dxa" w:w="2269"/>
+            <w:shd w:fill="8C2B3D" w:val="clear"/>
+            <w:tcMar>
+              <w:top w:type="dxa" w:w="90"/>
+              <w:left w:type="dxa" w:w="130"/>
+              <w:bottom w:type="dxa" w:w="90"/>
+              <w:right w:type="dxa" w:w="130"/>
+            </w:tcMar>
+          </w:tcPr>
+          <w:p>
+            <w:pPr>
+              <w:spacing w:after="0" w:before="0" w:line="264" w:lineRule="auto"/>
+              <w:jc w:val="right"/>
+            </w:pPr>
+            <w:r>
+              <w:rPr>
                 <w:b/>
                 <w:bCs/>
                 <w:color w:val="FFFFFF"/>
                 <w:sz w:val="21"/>
                 <w:szCs w:val="21"/>
               </w:rPr>
-              <w:t xml:space="preserve"/>
-            </w:r>
-          </w:p>
-        </w:tc>
-        <w:tc>
-          <w:tcPr>
-            <w:tcW w:type="dxa" w:w="2269"/>
-            <w:shd w:fill="8C2B3D" w:val="clear"/>
-            <w:tcMar>
-              <w:top w:type="dxa" w:w="90"/>
-              <w:left w:type="dxa" w:w="130"/>
-              <w:bottom w:type="dxa" w:w="90"/>
-              <w:right w:type="dxa" w:w="130"/>
-            </w:tcMar>
-          </w:tcPr>
-          <w:p>
-            <w:pPr>
-              <w:spacing w:after="0" w:before="0" w:line="264" w:lineRule="auto"/>
-              <w:jc w:val="right"/>
-            </w:pPr>
-            <w:r>
-              <w:rPr>
-                <w:rFonts w:ascii="Aptos" w:cs="Aptos" w:eastAsia="Aptos" w:hAnsi="Aptos"/>
-                <w:b/>
-                <w:bCs/>
-                <w:color w:val="FFFFFF"/>
-                <w:sz w:val="21"/>
-                <w:szCs w:val="21"/>
-              </w:rPr>
               <w:t xml:space="preserve">Peticiones</w:t>
             </w:r>
           </w:p>
@@ -16647,7 +16515,6 @@
             </w:pPr>
             <w:r>
               <w:rPr>
-                <w:rFonts w:ascii="Aptos" w:cs="Aptos" w:eastAsia="Aptos" w:hAnsi="Aptos"/>
                 <w:b/>
                 <w:bCs/>
                 <w:color w:val="FFFFFF"/>
@@ -17260,7 +17127,6 @@
             </w:pPr>
             <w:r>
               <w:rPr>
-                <w:rFonts w:ascii="Aptos" w:cs="Aptos" w:eastAsia="Aptos" w:hAnsi="Aptos"/>
                 <w:b/>
                 <w:bCs/>
                 <w:color w:val="FFFFFF"/>
@@ -17289,7 +17155,6 @@
             </w:pPr>
             <w:r>
               <w:rPr>
-                <w:rFonts w:ascii="Aptos" w:cs="Aptos" w:eastAsia="Aptos" w:hAnsi="Aptos"/>
                 <w:b/>
                 <w:bCs/>
                 <w:color w:val="FFFFFF"/>

--- a/docs/informes-seo/02-auditoria-seo-tecnica.docx
+++ b/docs/informes-seo/02-auditoria-seo-tecnica.docx
@@ -295,7 +295,7 @@
             <w:r>
               <w:t xml:space="preserve">Rafael Figueredo Oropeza — </w:t>
             </w:r>
-            <w:hyperlink w:history="1" r:id="rId57kfuq1bxxhtd7gil5b9n">
+            <w:hyperlink w:history="1" r:id="rIdbn0_f8ht9ealtdisrymhm">
               <w:r>
                 <w:rPr>
                   <w:color w:val="8C2B3D"/>
@@ -307,7 +307,7 @@
             <w:r>
               <w:t xml:space="preserve"> · </w:t>
             </w:r>
-            <w:hyperlink w:history="1" r:id="rIdv8clxoa4u1kq1prchtcji">
+            <w:hyperlink w:history="1" r:id="rIdyliznizot7ui7gm0oyumk">
               <w:r>
                 <w:rPr>
                   <w:color w:val="8C2B3D"/>
@@ -9944,20 +9944,7 @@
         <w:t xml:space="preserve">Causa:</w:t>
       </w:r>
       <w:r>
-        <w:t xml:space="preserve"> el cierre del despliegue del 20 de julio se hizo por confirmación global, sin comprobar tarea por tarea. Afectó a cuatro tareas en total; el detalle está en </w:t>
-      </w:r>
-      <w:r>
-        <w:rPr>
-          <w:rFonts w:ascii="Consolas" w:cs="Consolas" w:eastAsia="Consolas" w:hAnsi="Consolas"/>
-          <w:color w:val="8C2B3D"/>
-          <w:sz w:val="19"/>
-          <w:szCs w:val="19"/>
-          <w:shd w:fill="F6F0EF" w:val="clear"/>
-        </w:rPr>
-        <w:t xml:space="preserve">.audit/implementation/results/DEPLOY-v1.0.14.md</w:t>
-      </w:r>
-      <w:r>
-        <w:t xml:space="preserve">.</w:t>
+        <w:t xml:space="preserve"> el cierre del despliegue del 20 de julio se hizo por confirmación global, sin comprobar tarea por tarea. Afectó a cuatro tareas en total.</w:t>
       </w:r>
     </w:p>
     <w:p>
@@ -10497,7 +10484,7 @@
           <w:b/>
           <w:bCs/>
         </w:rPr>
-        <w:t xml:space="preserve">Regla, registrada en ADR 0008:</w:t>
+        <w:t xml:space="preserve">Regla adoptada:</w:t>
       </w:r>
       <w:r>
         <w:t xml:space="preserve"> todos los enlaces internos usan </w:t>
@@ -11166,7 +11153,7 @@
         </w:rPr>
         <w:t xml:space="preserve">La </w:t>
       </w:r>
-      <w:hyperlink w:history="1" r:id="rIdgug45flihbqhpvessnimu">
+      <w:hyperlink w:history="1" r:id="rIdgpva464vbkqubsi3co-zz">
         <w:r>
           <w:rPr>
             <w:b/>
@@ -11207,7 +11194,7 @@
       <w:r>
         <w:t xml:space="preserve"> en la </w:t>
       </w:r>
-      <w:hyperlink w:history="1" r:id="rIdqvqxo6vrp3zec9vrz-khh">
+      <w:hyperlink w:history="1" r:id="rIdaeid57wxwaj_lcw-8vdl8">
         <w:r>
           <w:rPr>
             <w:color w:val="8C2B3D"/>
@@ -11282,30 +11269,7 @@
     </w:p>
     <w:p>
       <w:r>
-        <w:t xml:space="preserve">Concuerda con lo ya registrado en </w:t>
-      </w:r>
-      <w:r>
-        <w:rPr>
-          <w:b/>
-          <w:bCs/>
-        </w:rPr>
-        <w:t xml:space="preserve">ADR 0019</w:t>
-      </w:r>
-      <w:r>
-        <w:t xml:space="preserve"> («Costos aceptados») y en </w:t>
-      </w:r>
-      <w:r>
-        <w:rPr>
-          <w:rFonts w:ascii="Consolas" w:cs="Consolas" w:eastAsia="Consolas" w:hAnsi="Consolas"/>
-          <w:color w:val="8C2B3D"/>
-          <w:sz w:val="19"/>
-          <w:szCs w:val="19"/>
-          <w:shd w:fill="F6F0EF" w:val="clear"/>
-        </w:rPr>
-        <w:t xml:space="preserve">.audit/decisions.md</w:t>
-      </w:r>
-      <w:r>
-        <w:t xml:space="preserve">: la decisión sobre analítica </w:t>
+        <w:t xml:space="preserve">Concuerda con la decisión ya formalizada sobre la analítica y sus costos aceptados: descartarla </w:t>
       </w:r>
       <w:r>
         <w:rPr>
@@ -15510,7 +15474,7 @@
         <w:t xml:space="preserve">/practica/meditacion-semanal-en-linea</w:t>
       </w:r>
       <w:r>
-        <w:t xml:space="preserve">. Cierra ASO-002: la práctica continua de la comunidad ya no vive como párrafo dentro de otra página.</w:t>
+        <w:t xml:space="preserve">. La práctica continua de la comunidad ya no vive como párrafo dentro de otra página.</w:t>
       </w:r>
     </w:p>
     <w:p>

--- a/docs/informes-seo/02-auditoria-seo-tecnica.docx
+++ b/docs/informes-seo/02-auditoria-seo-tecnica.docx
@@ -76,14 +76,13 @@
       </w:pPr>
       <w:r>
         <w:rPr>
-          <w:rFonts w:ascii="Aptos" w:cs="Aptos" w:eastAsia="Aptos" w:hAnsi="Aptos"/>
-          <w:caps/>
+          <w:rFonts w:ascii="Inter" w:cs="Inter" w:eastAsia="Inter" w:hAnsi="Inter"/>
           <w:color w:val="B27474"/>
           <w:spacing w:val="60"/>
           <w:sz w:val="19"/>
           <w:szCs w:val="19"/>
         </w:rPr>
-        <w:t xml:space="preserve">Comunidad Buddhista</w:t>
+        <w:t xml:space="preserve">COMUNIDAD BUDDHISTA</w:t>
       </w:r>
     </w:p>
     <w:p>
@@ -110,7 +109,7 @@
       </w:pPr>
       <w:r>
         <w:rPr>
-          <w:rFonts w:ascii="Aptos" w:cs="Aptos" w:eastAsia="Aptos" w:hAnsi="Aptos"/>
+          <w:rFonts w:ascii="Inter" w:cs="Inter" w:eastAsia="Inter" w:hAnsi="Inter"/>
           <w:i/>
           <w:iCs/>
           <w:color w:val="3E424B"/>
@@ -150,7 +149,7 @@
       </w:pPr>
       <w:r>
         <w:rPr>
-          <w:rFonts w:ascii="Aptos" w:cs="Aptos" w:eastAsia="Aptos" w:hAnsi="Aptos"/>
+          <w:rFonts w:ascii="Inter" w:cs="Inter" w:eastAsia="Inter" w:hAnsi="Inter"/>
           <w:color w:val="B27474"/>
           <w:sz w:val="19"/>
           <w:szCs w:val="19"/>
@@ -184,7 +183,7 @@
     </w:p>
     <w:tbl>
       <w:tblPr>
-        <w:tblW w:type="dxa" w:w="9173"/>
+        <w:tblW w:type="dxa" w:w="8049"/>
         <w:tblBorders>
           <w:top w:val="single" w:color="D1AEAB" w:sz="4"/>
           <w:left w:val="single" w:color="D1AEAB" w:sz="4"/>
@@ -195,13 +194,13 @@
         </w:tblBorders>
       </w:tblPr>
       <w:tblGrid>
-        <w:gridCol w:w="2568"/>
-        <w:gridCol w:w="6605"/>
+        <w:gridCol w:w="2254"/>
+        <w:gridCol w:w="5795"/>
       </w:tblGrid>
       <w:tr>
         <w:tc>
           <w:tcPr>
-            <w:tcW w:type="dxa" w:w="2568"/>
+            <w:tcW w:type="dxa" w:w="2254"/>
             <w:shd w:fill="F6F0EF" w:val="clear"/>
             <w:tcMar>
               <w:top w:type="dxa" w:w="90"/>
@@ -229,7 +228,7 @@
         </w:tc>
         <w:tc>
           <w:tcPr>
-            <w:tcW w:type="dxa" w:w="6605"/>
+            <w:tcW w:type="dxa" w:w="5795"/>
             <w:tcMar>
               <w:top w:type="dxa" w:w="90"/>
               <w:left w:type="dxa" w:w="130"/>
@@ -251,7 +250,7 @@
       <w:tr>
         <w:tc>
           <w:tcPr>
-            <w:tcW w:type="dxa" w:w="2568"/>
+            <w:tcW w:type="dxa" w:w="2254"/>
             <w:shd w:fill="F6F0EF" w:val="clear"/>
             <w:tcMar>
               <w:top w:type="dxa" w:w="90"/>
@@ -279,7 +278,7 @@
         </w:tc>
         <w:tc>
           <w:tcPr>
-            <w:tcW w:type="dxa" w:w="6605"/>
+            <w:tcW w:type="dxa" w:w="5795"/>
             <w:tcMar>
               <w:top w:type="dxa" w:w="90"/>
               <w:left w:type="dxa" w:w="130"/>
@@ -295,7 +294,7 @@
             <w:r>
               <w:t xml:space="preserve">Rafael Figueredo Oropeza — </w:t>
             </w:r>
-            <w:hyperlink w:history="1" r:id="rIdbn0_f8ht9ealtdisrymhm">
+            <w:hyperlink w:history="1" r:id="rIdy0zeqzuxnqhyhpft4zm7p">
               <w:r>
                 <w:rPr>
                   <w:color w:val="8C2B3D"/>
@@ -307,7 +306,7 @@
             <w:r>
               <w:t xml:space="preserve"> · </w:t>
             </w:r>
-            <w:hyperlink w:history="1" r:id="rIdyliznizot7ui7gm0oyumk">
+            <w:hyperlink w:history="1" r:id="rIdmyymqd8op3m6blrh81vqg">
               <w:r>
                 <w:rPr>
                   <w:color w:val="8C2B3D"/>
@@ -322,7 +321,7 @@
       <w:tr>
         <w:tc>
           <w:tcPr>
-            <w:tcW w:type="dxa" w:w="2568"/>
+            <w:tcW w:type="dxa" w:w="2254"/>
             <w:shd w:fill="F6F0EF" w:val="clear"/>
             <w:tcMar>
               <w:top w:type="dxa" w:w="90"/>
@@ -350,7 +349,7 @@
         </w:tc>
         <w:tc>
           <w:tcPr>
-            <w:tcW w:type="dxa" w:w="6605"/>
+            <w:tcW w:type="dxa" w:w="5795"/>
             <w:tcMar>
               <w:top w:type="dxa" w:w="90"/>
               <w:left w:type="dxa" w:w="130"/>
@@ -372,7 +371,7 @@
       <w:tr>
         <w:tc>
           <w:tcPr>
-            <w:tcW w:type="dxa" w:w="2568"/>
+            <w:tcW w:type="dxa" w:w="2254"/>
             <w:shd w:fill="F6F0EF" w:val="clear"/>
             <w:tcMar>
               <w:top w:type="dxa" w:w="90"/>
@@ -400,7 +399,7 @@
         </w:tc>
         <w:tc>
           <w:tcPr>
-            <w:tcW w:type="dxa" w:w="6605"/>
+            <w:tcW w:type="dxa" w:w="5795"/>
             <w:tcMar>
               <w:top w:type="dxa" w:w="90"/>
               <w:left w:type="dxa" w:w="130"/>
@@ -418,7 +417,7 @@
             </w:r>
             <w:r>
               <w:rPr>
-                <w:rFonts w:ascii="Consolas" w:cs="Consolas" w:eastAsia="Consolas" w:hAnsi="Consolas"/>
+                <w:rFonts w:ascii="Roboto Mono" w:cs="Roboto Mono" w:eastAsia="Roboto Mono" w:hAnsi="Roboto Mono"/>
                 <w:color w:val="8C2B3D"/>
                 <w:sz w:val="19"/>
                 <w:szCs w:val="19"/>
@@ -435,7 +434,7 @@
       <w:tr>
         <w:tc>
           <w:tcPr>
-            <w:tcW w:type="dxa" w:w="2568"/>
+            <w:tcW w:type="dxa" w:w="2254"/>
             <w:shd w:fill="F6F0EF" w:val="clear"/>
             <w:tcMar>
               <w:top w:type="dxa" w:w="90"/>
@@ -463,7 +462,7 @@
         </w:tc>
         <w:tc>
           <w:tcPr>
-            <w:tcW w:type="dxa" w:w="6605"/>
+            <w:tcW w:type="dxa" w:w="5795"/>
             <w:tcMar>
               <w:top w:type="dxa" w:w="90"/>
               <w:left w:type="dxa" w:w="130"/>
@@ -492,7 +491,7 @@
       <w:tr>
         <w:tc>
           <w:tcPr>
-            <w:tcW w:type="dxa" w:w="2568"/>
+            <w:tcW w:type="dxa" w:w="2254"/>
             <w:shd w:fill="F6F0EF" w:val="clear"/>
             <w:tcMar>
               <w:top w:type="dxa" w:w="90"/>
@@ -520,7 +519,7 @@
         </w:tc>
         <w:tc>
           <w:tcPr>
-            <w:tcW w:type="dxa" w:w="6605"/>
+            <w:tcW w:type="dxa" w:w="5795"/>
             <w:tcMar>
               <w:top w:type="dxa" w:w="90"/>
               <w:left w:type="dxa" w:w="130"/>
@@ -542,7 +541,7 @@
       <w:tr>
         <w:tc>
           <w:tcPr>
-            <w:tcW w:type="dxa" w:w="2568"/>
+            <w:tcW w:type="dxa" w:w="2254"/>
             <w:shd w:fill="F6F0EF" w:val="clear"/>
             <w:tcMar>
               <w:top w:type="dxa" w:w="90"/>
@@ -570,7 +569,7 @@
         </w:tc>
         <w:tc>
           <w:tcPr>
-            <w:tcW w:type="dxa" w:w="6605"/>
+            <w:tcW w:type="dxa" w:w="5795"/>
             <w:tcMar>
               <w:top w:type="dxa" w:w="90"/>
               <w:left w:type="dxa" w:w="130"/>
@@ -659,7 +658,7 @@
         <w:pStyle w:val="SmallCapsMuted"/>
       </w:pPr>
       <w:r>
-        <w:t xml:space="preserve">Pulse con el botón derecho sobre el índice y elija «Actualizar campos» para generarlo.</w:t>
+        <w:t xml:space="preserve">Para generar el índice: en Word, clic derecho sobre él y «Actualizar campos». En Google Docs, Insertar › Índice.</w:t>
       </w:r>
     </w:p>
     <w:sdt>
@@ -705,7 +704,7 @@
     <w:p>
       <w:r>
         <w:rPr>
-          <w:rFonts w:ascii="Consolas" w:cs="Consolas" w:eastAsia="Consolas" w:hAnsi="Consolas"/>
+          <w:rFonts w:ascii="Roboto Mono" w:cs="Roboto Mono" w:eastAsia="Roboto Mono" w:hAnsi="Roboto Mono"/>
           <w:color w:val="8C2B3D"/>
           <w:sz w:val="19"/>
           <w:szCs w:val="19"/>
@@ -734,7 +733,7 @@
     </w:p>
     <w:tbl>
       <w:tblPr>
-        <w:tblW w:type="dxa" w:w="9173"/>
+        <w:tblW w:type="dxa" w:w="8049"/>
         <w:tblBorders>
           <w:top w:val="single" w:color="D1AEAB" w:sz="4"/>
           <w:left w:val="single" w:color="D1AEAB" w:sz="4"/>
@@ -745,8 +744,8 @@
         </w:tblBorders>
       </w:tblPr>
       <w:tblGrid>
-        <w:gridCol w:w="4428"/>
-        <w:gridCol w:w="4745"/>
+        <w:gridCol w:w="3886"/>
+        <w:gridCol w:w="4163"/>
       </w:tblGrid>
       <w:tr>
         <w:trPr>
@@ -754,7 +753,7 @@
         </w:trPr>
         <w:tc>
           <w:tcPr>
-            <w:tcW w:type="dxa" w:w="4428"/>
+            <w:tcW w:type="dxa" w:w="3886"/>
             <w:shd w:fill="8C2B3D" w:val="clear"/>
             <w:tcMar>
               <w:top w:type="dxa" w:w="90"/>
@@ -782,7 +781,7 @@
         </w:tc>
         <w:tc>
           <w:tcPr>
-            <w:tcW w:type="dxa" w:w="4745"/>
+            <w:tcW w:type="dxa" w:w="4163"/>
             <w:shd w:fill="8C2B3D" w:val="clear"/>
             <w:tcMar>
               <w:top w:type="dxa" w:w="90"/>
@@ -812,7 +811,7 @@
       <w:tr>
         <w:tc>
           <w:tcPr>
-            <w:tcW w:type="dxa" w:w="4428"/>
+            <w:tcW w:type="dxa" w:w="3886"/>
             <w:shd w:fill="F6F0EF" w:val="clear"/>
             <w:tcMar>
               <w:top w:type="dxa" w:w="90"/>
@@ -840,7 +839,7 @@
         </w:tc>
         <w:tc>
           <w:tcPr>
-            <w:tcW w:type="dxa" w:w="4745"/>
+            <w:tcW w:type="dxa" w:w="4163"/>
             <w:shd w:fill="F6F0EF" w:val="clear"/>
             <w:tcMar>
               <w:top w:type="dxa" w:w="90"/>
@@ -863,7 +862,7 @@
       <w:tr>
         <w:tc>
           <w:tcPr>
-            <w:tcW w:type="dxa" w:w="4428"/>
+            <w:tcW w:type="dxa" w:w="3886"/>
             <w:tcMar>
               <w:top w:type="dxa" w:w="90"/>
               <w:left w:type="dxa" w:w="130"/>
@@ -890,7 +889,7 @@
         </w:tc>
         <w:tc>
           <w:tcPr>
-            <w:tcW w:type="dxa" w:w="4745"/>
+            <w:tcW w:type="dxa" w:w="4163"/>
             <w:tcMar>
               <w:top w:type="dxa" w:w="90"/>
               <w:left w:type="dxa" w:w="130"/>
@@ -922,7 +921,7 @@
       <w:tr>
         <w:tc>
           <w:tcPr>
-            <w:tcW w:type="dxa" w:w="4428"/>
+            <w:tcW w:type="dxa" w:w="3886"/>
             <w:shd w:fill="F6F0EF" w:val="clear"/>
             <w:tcMar>
               <w:top w:type="dxa" w:w="90"/>
@@ -950,7 +949,7 @@
         </w:tc>
         <w:tc>
           <w:tcPr>
-            <w:tcW w:type="dxa" w:w="4745"/>
+            <w:tcW w:type="dxa" w:w="4163"/>
             <w:shd w:fill="F6F0EF" w:val="clear"/>
             <w:tcMar>
               <w:top w:type="dxa" w:w="90"/>
@@ -969,7 +968,7 @@
             </w:r>
             <w:r>
               <w:rPr>
-                <w:rFonts w:ascii="Consolas" w:cs="Consolas" w:eastAsia="Consolas" w:hAnsi="Consolas"/>
+                <w:rFonts w:ascii="Roboto Mono" w:cs="Roboto Mono" w:eastAsia="Roboto Mono" w:hAnsi="Roboto Mono"/>
                 <w:color w:val="8C2B3D"/>
                 <w:sz w:val="19"/>
                 <w:szCs w:val="19"/>
@@ -986,7 +985,7 @@
       <w:tr>
         <w:tc>
           <w:tcPr>
-            <w:tcW w:type="dxa" w:w="4428"/>
+            <w:tcW w:type="dxa" w:w="3886"/>
             <w:tcMar>
               <w:top w:type="dxa" w:w="90"/>
               <w:left w:type="dxa" w:w="130"/>
@@ -1010,7 +1009,7 @@
         </w:tc>
         <w:tc>
           <w:tcPr>
-            <w:tcW w:type="dxa" w:w="4745"/>
+            <w:tcW w:type="dxa" w:w="4163"/>
             <w:tcMar>
               <w:top w:type="dxa" w:w="90"/>
               <w:left w:type="dxa" w:w="130"/>
@@ -1032,7 +1031,7 @@
       <w:tr>
         <w:tc>
           <w:tcPr>
-            <w:tcW w:type="dxa" w:w="4428"/>
+            <w:tcW w:type="dxa" w:w="3886"/>
             <w:shd w:fill="F6F0EF" w:val="clear"/>
             <w:tcMar>
               <w:top w:type="dxa" w:w="90"/>
@@ -1057,7 +1056,7 @@
         </w:tc>
         <w:tc>
           <w:tcPr>
-            <w:tcW w:type="dxa" w:w="4745"/>
+            <w:tcW w:type="dxa" w:w="4163"/>
             <w:shd w:fill="F6F0EF" w:val="clear"/>
             <w:tcMar>
               <w:top w:type="dxa" w:w="90"/>
@@ -1302,7 +1301,7 @@
       </w:r>
       <w:r>
         <w:rPr>
-          <w:rFonts w:ascii="Consolas" w:cs="Consolas" w:eastAsia="Consolas" w:hAnsi="Consolas"/>
+          <w:rFonts w:ascii="Roboto Mono" w:cs="Roboto Mono" w:eastAsia="Roboto Mono" w:hAnsi="Roboto Mono"/>
           <w:color w:val="8C2B3D"/>
           <w:sz w:val="19"/>
           <w:szCs w:val="19"/>
@@ -1315,7 +1314,7 @@
       </w:r>
       <w:r>
         <w:rPr>
-          <w:rFonts w:ascii="Consolas" w:cs="Consolas" w:eastAsia="Consolas" w:hAnsi="Consolas"/>
+          <w:rFonts w:ascii="Roboto Mono" w:cs="Roboto Mono" w:eastAsia="Roboto Mono" w:hAnsi="Roboto Mono"/>
           <w:color w:val="8C2B3D"/>
           <w:sz w:val="19"/>
           <w:szCs w:val="19"/>
@@ -1328,7 +1327,7 @@
       </w:r>
       <w:r>
         <w:rPr>
-          <w:rFonts w:ascii="Consolas" w:cs="Consolas" w:eastAsia="Consolas" w:hAnsi="Consolas"/>
+          <w:rFonts w:ascii="Roboto Mono" w:cs="Roboto Mono" w:eastAsia="Roboto Mono" w:hAnsi="Roboto Mono"/>
           <w:color w:val="8C2B3D"/>
           <w:sz w:val="19"/>
           <w:szCs w:val="19"/>
@@ -1434,7 +1433,7 @@
     </w:p>
     <w:tbl>
       <w:tblPr>
-        <w:tblW w:type="dxa" w:w="9173"/>
+        <w:tblW w:type="dxa" w:w="8049"/>
         <w:tblBorders>
           <w:top w:val="single" w:color="D1AEAB" w:sz="4"/>
           <w:left w:val="single" w:color="D1AEAB" w:sz="4"/>
@@ -1445,8 +1444,8 @@
         </w:tblBorders>
       </w:tblPr>
       <w:tblGrid>
+        <w:gridCol w:w="3762"/>
         <w:gridCol w:w="4287"/>
-        <w:gridCol w:w="4886"/>
       </w:tblGrid>
       <w:tr>
         <w:trPr>
@@ -1454,7 +1453,7 @@
         </w:trPr>
         <w:tc>
           <w:tcPr>
-            <w:tcW w:type="dxa" w:w="4287"/>
+            <w:tcW w:type="dxa" w:w="3762"/>
             <w:shd w:fill="8C2B3D" w:val="clear"/>
             <w:tcMar>
               <w:top w:type="dxa" w:w="90"/>
@@ -1482,7 +1481,7 @@
         </w:tc>
         <w:tc>
           <w:tcPr>
-            <w:tcW w:type="dxa" w:w="4886"/>
+            <w:tcW w:type="dxa" w:w="4287"/>
             <w:shd w:fill="8C2B3D" w:val="clear"/>
             <w:tcMar>
               <w:top w:type="dxa" w:w="90"/>
@@ -1512,28 +1511,28 @@
       <w:tr>
         <w:tc>
           <w:tcPr>
+            <w:tcW w:type="dxa" w:w="3762"/>
+            <w:shd w:fill="F6F0EF" w:val="clear"/>
+            <w:tcMar>
+              <w:top w:type="dxa" w:w="90"/>
+              <w:left w:type="dxa" w:w="130"/>
+              <w:bottom w:type="dxa" w:w="90"/>
+              <w:right w:type="dxa" w:w="130"/>
+            </w:tcMar>
+          </w:tcPr>
+          <w:p>
+            <w:pPr>
+              <w:spacing w:after="0" w:before="0" w:line="264" w:lineRule="auto"/>
+              <w:jc w:val="left"/>
+            </w:pPr>
+            <w:r>
+              <w:t xml:space="preserve">PageSpeed Insights / Lighthouse 13.4.0</w:t>
+            </w:r>
+          </w:p>
+        </w:tc>
+        <w:tc>
+          <w:tcPr>
             <w:tcW w:type="dxa" w:w="4287"/>
-            <w:shd w:fill="F6F0EF" w:val="clear"/>
-            <w:tcMar>
-              <w:top w:type="dxa" w:w="90"/>
-              <w:left w:type="dxa" w:w="130"/>
-              <w:bottom w:type="dxa" w:w="90"/>
-              <w:right w:type="dxa" w:w="130"/>
-            </w:tcMar>
-          </w:tcPr>
-          <w:p>
-            <w:pPr>
-              <w:spacing w:after="0" w:before="0" w:line="264" w:lineRule="auto"/>
-              <w:jc w:val="left"/>
-            </w:pPr>
-            <w:r>
-              <w:t xml:space="preserve">PageSpeed Insights / Lighthouse 13.4.0</w:t>
-            </w:r>
-          </w:p>
-        </w:tc>
-        <w:tc>
-          <w:tcPr>
-            <w:tcW w:type="dxa" w:w="4886"/>
             <w:shd w:fill="F6F0EF" w:val="clear"/>
             <w:tcMar>
               <w:top w:type="dxa" w:w="90"/>
@@ -1556,27 +1555,27 @@
       <w:tr>
         <w:tc>
           <w:tcPr>
+            <w:tcW w:type="dxa" w:w="3762"/>
+            <w:tcMar>
+              <w:top w:type="dxa" w:w="90"/>
+              <w:left w:type="dxa" w:w="130"/>
+              <w:bottom w:type="dxa" w:w="90"/>
+              <w:right w:type="dxa" w:w="130"/>
+            </w:tcMar>
+          </w:tcPr>
+          <w:p>
+            <w:pPr>
+              <w:spacing w:after="0" w:before="0" w:line="264" w:lineRule="auto"/>
+              <w:jc w:val="left"/>
+            </w:pPr>
+            <w:r>
+              <w:t xml:space="preserve">API de rendimiento del navegador</w:t>
+            </w:r>
+          </w:p>
+        </w:tc>
+        <w:tc>
+          <w:tcPr>
             <w:tcW w:type="dxa" w:w="4287"/>
-            <w:tcMar>
-              <w:top w:type="dxa" w:w="90"/>
-              <w:left w:type="dxa" w:w="130"/>
-              <w:bottom w:type="dxa" w:w="90"/>
-              <w:right w:type="dxa" w:w="130"/>
-            </w:tcMar>
-          </w:tcPr>
-          <w:p>
-            <w:pPr>
-              <w:spacing w:after="0" w:before="0" w:line="264" w:lineRule="auto"/>
-              <w:jc w:val="left"/>
-            </w:pPr>
-            <w:r>
-              <w:t xml:space="preserve">API de rendimiento del navegador</w:t>
-            </w:r>
-          </w:p>
-        </w:tc>
-        <w:tc>
-          <w:tcPr>
-            <w:tcW w:type="dxa" w:w="4886"/>
             <w:tcMar>
               <w:top w:type="dxa" w:w="90"/>
               <w:left w:type="dxa" w:w="130"/>
@@ -1598,23 +1597,23 @@
       <w:tr>
         <w:tc>
           <w:tcPr>
-            <w:tcW w:type="dxa" w:w="4287"/>
-            <w:shd w:fill="F6F0EF" w:val="clear"/>
-            <w:tcMar>
-              <w:top w:type="dxa" w:w="90"/>
-              <w:left w:type="dxa" w:w="130"/>
-              <w:bottom w:type="dxa" w:w="90"/>
-              <w:right w:type="dxa" w:w="130"/>
-            </w:tcMar>
-          </w:tcPr>
-          <w:p>
-            <w:pPr>
-              <w:spacing w:after="0" w:before="0" w:line="264" w:lineRule="auto"/>
-              <w:jc w:val="left"/>
-            </w:pPr>
-            <w:r>
-              <w:rPr>
-                <w:rFonts w:ascii="Consolas" w:cs="Consolas" w:eastAsia="Consolas" w:hAnsi="Consolas"/>
+            <w:tcW w:type="dxa" w:w="3762"/>
+            <w:shd w:fill="F6F0EF" w:val="clear"/>
+            <w:tcMar>
+              <w:top w:type="dxa" w:w="90"/>
+              <w:left w:type="dxa" w:w="130"/>
+              <w:bottom w:type="dxa" w:w="90"/>
+              <w:right w:type="dxa" w:w="130"/>
+            </w:tcMar>
+          </w:tcPr>
+          <w:p>
+            <w:pPr>
+              <w:spacing w:after="0" w:before="0" w:line="264" w:lineRule="auto"/>
+              <w:jc w:val="left"/>
+            </w:pPr>
+            <w:r>
+              <w:rPr>
+                <w:rFonts w:ascii="Roboto Mono" w:cs="Roboto Mono" w:eastAsia="Roboto Mono" w:hAnsi="Roboto Mono"/>
                 <w:color w:val="8C2B3D"/>
                 <w:sz w:val="19"/>
                 <w:szCs w:val="19"/>
@@ -1627,7 +1626,7 @@
             </w:r>
             <w:r>
               <w:rPr>
-                <w:rFonts w:ascii="Consolas" w:cs="Consolas" w:eastAsia="Consolas" w:hAnsi="Consolas"/>
+                <w:rFonts w:ascii="Roboto Mono" w:cs="Roboto Mono" w:eastAsia="Roboto Mono" w:hAnsi="Roboto Mono"/>
                 <w:color w:val="8C2B3D"/>
                 <w:sz w:val="19"/>
                 <w:szCs w:val="19"/>
@@ -1639,7 +1638,7 @@
         </w:tc>
         <w:tc>
           <w:tcPr>
-            <w:tcW w:type="dxa" w:w="4886"/>
+            <w:tcW w:type="dxa" w:w="4287"/>
             <w:shd w:fill="F6F0EF" w:val="clear"/>
             <w:tcMar>
               <w:top w:type="dxa" w:w="90"/>
@@ -1662,27 +1661,27 @@
       <w:tr>
         <w:tc>
           <w:tcPr>
+            <w:tcW w:type="dxa" w:w="3762"/>
+            <w:tcMar>
+              <w:top w:type="dxa" w:w="90"/>
+              <w:left w:type="dxa" w:w="130"/>
+              <w:bottom w:type="dxa" w:w="90"/>
+              <w:right w:type="dxa" w:w="130"/>
+            </w:tcMar>
+          </w:tcPr>
+          <w:p>
+            <w:pPr>
+              <w:spacing w:after="0" w:before="0" w:line="264" w:lineRule="auto"/>
+              <w:jc w:val="left"/>
+            </w:pPr>
+            <w:r>
+              <w:t xml:space="preserve">Google Search Console</w:t>
+            </w:r>
+          </w:p>
+        </w:tc>
+        <w:tc>
+          <w:tcPr>
             <w:tcW w:type="dxa" w:w="4287"/>
-            <w:tcMar>
-              <w:top w:type="dxa" w:w="90"/>
-              <w:left w:type="dxa" w:w="130"/>
-              <w:bottom w:type="dxa" w:w="90"/>
-              <w:right w:type="dxa" w:w="130"/>
-            </w:tcMar>
-          </w:tcPr>
-          <w:p>
-            <w:pPr>
-              <w:spacing w:after="0" w:before="0" w:line="264" w:lineRule="auto"/>
-              <w:jc w:val="left"/>
-            </w:pPr>
-            <w:r>
-              <w:t xml:space="preserve">Google Search Console</w:t>
-            </w:r>
-          </w:p>
-        </w:tc>
-        <w:tc>
-          <w:tcPr>
-            <w:tcW w:type="dxa" w:w="4886"/>
             <w:tcMar>
               <w:top w:type="dxa" w:w="90"/>
               <w:left w:type="dxa" w:w="130"/>
@@ -1704,7 +1703,7 @@
       <w:tr>
         <w:tc>
           <w:tcPr>
-            <w:tcW w:type="dxa" w:w="4287"/>
+            <w:tcW w:type="dxa" w:w="3762"/>
             <w:shd w:fill="F6F0EF" w:val="clear"/>
             <w:tcMar>
               <w:top w:type="dxa" w:w="90"/>
@@ -1723,7 +1722,7 @@
             </w:r>
             <w:r>
               <w:rPr>
-                <w:rFonts w:ascii="Consolas" w:cs="Consolas" w:eastAsia="Consolas" w:hAnsi="Consolas"/>
+                <w:rFonts w:ascii="Roboto Mono" w:cs="Roboto Mono" w:eastAsia="Roboto Mono" w:hAnsi="Roboto Mono"/>
                 <w:color w:val="8C2B3D"/>
                 <w:sz w:val="19"/>
                 <w:szCs w:val="19"/>
@@ -1736,7 +1735,7 @@
             </w:r>
             <w:r>
               <w:rPr>
-                <w:rFonts w:ascii="Consolas" w:cs="Consolas" w:eastAsia="Consolas" w:hAnsi="Consolas"/>
+                <w:rFonts w:ascii="Roboto Mono" w:cs="Roboto Mono" w:eastAsia="Roboto Mono" w:hAnsi="Roboto Mono"/>
                 <w:color w:val="8C2B3D"/>
                 <w:sz w:val="19"/>
                 <w:szCs w:val="19"/>
@@ -1751,7 +1750,7 @@
         </w:tc>
         <w:tc>
           <w:tcPr>
-            <w:tcW w:type="dxa" w:w="4886"/>
+            <w:tcW w:type="dxa" w:w="4287"/>
             <w:shd w:fill="F6F0EF" w:val="clear"/>
             <w:tcMar>
               <w:top w:type="dxa" w:w="90"/>
@@ -1800,7 +1799,7 @@
     </w:p>
     <w:tbl>
       <w:tblPr>
-        <w:tblW w:type="dxa" w:w="9173"/>
+        <w:tblW w:type="dxa" w:w="8049"/>
         <w:tblBorders>
           <w:top w:val="single" w:color="D1AEAB" w:sz="4"/>
           <w:left w:val="single" w:color="D1AEAB" w:sz="4"/>
@@ -1811,10 +1810,10 @@
         </w:tblBorders>
       </w:tblPr>
       <w:tblGrid>
-        <w:gridCol w:w="5969"/>
-        <w:gridCol w:w="1144"/>
-        <w:gridCol w:w="1030"/>
-        <w:gridCol w:w="1030"/>
+        <w:gridCol w:w="5237"/>
+        <w:gridCol w:w="1004"/>
+        <w:gridCol w:w="904"/>
+        <w:gridCol w:w="904"/>
       </w:tblGrid>
       <w:tr>
         <w:trPr>
@@ -1822,7 +1821,7 @@
         </w:trPr>
         <w:tc>
           <w:tcPr>
-            <w:tcW w:type="dxa" w:w="5969"/>
+            <w:tcW w:type="dxa" w:w="5237"/>
             <w:shd w:fill="8C2B3D" w:val="clear"/>
             <w:tcMar>
               <w:top w:type="dxa" w:w="90"/>
@@ -1850,7 +1849,7 @@
         </w:tc>
         <w:tc>
           <w:tcPr>
-            <w:tcW w:type="dxa" w:w="1144"/>
+            <w:tcW w:type="dxa" w:w="1004"/>
             <w:shd w:fill="8C2B3D" w:val="clear"/>
             <w:tcMar>
               <w:top w:type="dxa" w:w="90"/>
@@ -1878,7 +1877,7 @@
         </w:tc>
         <w:tc>
           <w:tcPr>
-            <w:tcW w:type="dxa" w:w="1030"/>
+            <w:tcW w:type="dxa" w:w="904"/>
             <w:shd w:fill="8C2B3D" w:val="clear"/>
             <w:tcMar>
               <w:top w:type="dxa" w:w="90"/>
@@ -1906,7 +1905,7 @@
         </w:tc>
         <w:tc>
           <w:tcPr>
-            <w:tcW w:type="dxa" w:w="1030"/>
+            <w:tcW w:type="dxa" w:w="904"/>
             <w:shd w:fill="8C2B3D" w:val="clear"/>
             <w:tcMar>
               <w:top w:type="dxa" w:w="90"/>
@@ -1936,7 +1935,7 @@
       <w:tr>
         <w:tc>
           <w:tcPr>
-            <w:tcW w:type="dxa" w:w="5969"/>
+            <w:tcW w:type="dxa" w:w="5237"/>
             <w:shd w:fill="F6F0EF" w:val="clear"/>
             <w:tcMar>
               <w:top w:type="dxa" w:w="90"/>
@@ -1957,7 +1956,7 @@
         </w:tc>
         <w:tc>
           <w:tcPr>
-            <w:tcW w:type="dxa" w:w="1144"/>
+            <w:tcW w:type="dxa" w:w="1004"/>
             <w:shd w:fill="F6F0EF" w:val="clear"/>
             <w:tcMar>
               <w:top w:type="dxa" w:w="90"/>
@@ -1982,7 +1981,7 @@
         </w:tc>
         <w:tc>
           <w:tcPr>
-            <w:tcW w:type="dxa" w:w="1030"/>
+            <w:tcW w:type="dxa" w:w="904"/>
             <w:shd w:fill="F6F0EF" w:val="clear"/>
             <w:tcMar>
               <w:top w:type="dxa" w:w="90"/>
@@ -2003,7 +2002,7 @@
         </w:tc>
         <w:tc>
           <w:tcPr>
-            <w:tcW w:type="dxa" w:w="1030"/>
+            <w:tcW w:type="dxa" w:w="904"/>
             <w:shd w:fill="F6F0EF" w:val="clear"/>
             <w:tcMar>
               <w:top w:type="dxa" w:w="90"/>
@@ -2026,7 +2025,7 @@
       <w:tr>
         <w:tc>
           <w:tcPr>
-            <w:tcW w:type="dxa" w:w="5969"/>
+            <w:tcW w:type="dxa" w:w="5237"/>
             <w:tcMar>
               <w:top w:type="dxa" w:w="90"/>
               <w:left w:type="dxa" w:w="130"/>
@@ -2046,7 +2045,7 @@
         </w:tc>
         <w:tc>
           <w:tcPr>
-            <w:tcW w:type="dxa" w:w="1144"/>
+            <w:tcW w:type="dxa" w:w="1004"/>
             <w:tcMar>
               <w:top w:type="dxa" w:w="90"/>
               <w:left w:type="dxa" w:w="130"/>
@@ -2070,7 +2069,7 @@
         </w:tc>
         <w:tc>
           <w:tcPr>
-            <w:tcW w:type="dxa" w:w="1030"/>
+            <w:tcW w:type="dxa" w:w="904"/>
             <w:tcMar>
               <w:top w:type="dxa" w:w="90"/>
               <w:left w:type="dxa" w:w="130"/>
@@ -2090,7 +2089,7 @@
         </w:tc>
         <w:tc>
           <w:tcPr>
-            <w:tcW w:type="dxa" w:w="1030"/>
+            <w:tcW w:type="dxa" w:w="904"/>
             <w:tcMar>
               <w:top w:type="dxa" w:w="90"/>
               <w:left w:type="dxa" w:w="130"/>
@@ -2112,7 +2111,7 @@
       <w:tr>
         <w:tc>
           <w:tcPr>
-            <w:tcW w:type="dxa" w:w="5969"/>
+            <w:tcW w:type="dxa" w:w="5237"/>
             <w:shd w:fill="F6F0EF" w:val="clear"/>
             <w:tcMar>
               <w:top w:type="dxa" w:w="90"/>
@@ -2133,7 +2132,7 @@
         </w:tc>
         <w:tc>
           <w:tcPr>
-            <w:tcW w:type="dxa" w:w="1144"/>
+            <w:tcW w:type="dxa" w:w="1004"/>
             <w:shd w:fill="F6F0EF" w:val="clear"/>
             <w:tcMar>
               <w:top w:type="dxa" w:w="90"/>
@@ -2158,7 +2157,7 @@
         </w:tc>
         <w:tc>
           <w:tcPr>
-            <w:tcW w:type="dxa" w:w="1030"/>
+            <w:tcW w:type="dxa" w:w="904"/>
             <w:shd w:fill="F6F0EF" w:val="clear"/>
             <w:tcMar>
               <w:top w:type="dxa" w:w="90"/>
@@ -2179,7 +2178,7 @@
         </w:tc>
         <w:tc>
           <w:tcPr>
-            <w:tcW w:type="dxa" w:w="1030"/>
+            <w:tcW w:type="dxa" w:w="904"/>
             <w:shd w:fill="F6F0EF" w:val="clear"/>
             <w:tcMar>
               <w:top w:type="dxa" w:w="90"/>
@@ -2202,7 +2201,7 @@
       <w:tr>
         <w:tc>
           <w:tcPr>
-            <w:tcW w:type="dxa" w:w="5969"/>
+            <w:tcW w:type="dxa" w:w="5237"/>
             <w:tcMar>
               <w:top w:type="dxa" w:w="90"/>
               <w:left w:type="dxa" w:w="130"/>
@@ -2222,7 +2221,7 @@
         </w:tc>
         <w:tc>
           <w:tcPr>
-            <w:tcW w:type="dxa" w:w="1144"/>
+            <w:tcW w:type="dxa" w:w="1004"/>
             <w:tcMar>
               <w:top w:type="dxa" w:w="90"/>
               <w:left w:type="dxa" w:w="130"/>
@@ -2246,7 +2245,7 @@
         </w:tc>
         <w:tc>
           <w:tcPr>
-            <w:tcW w:type="dxa" w:w="1030"/>
+            <w:tcW w:type="dxa" w:w="904"/>
             <w:tcMar>
               <w:top w:type="dxa" w:w="90"/>
               <w:left w:type="dxa" w:w="130"/>
@@ -2266,7 +2265,7 @@
         </w:tc>
         <w:tc>
           <w:tcPr>
-            <w:tcW w:type="dxa" w:w="1030"/>
+            <w:tcW w:type="dxa" w:w="904"/>
             <w:tcMar>
               <w:top w:type="dxa" w:w="90"/>
               <w:left w:type="dxa" w:w="130"/>
@@ -2288,7 +2287,7 @@
       <w:tr>
         <w:tc>
           <w:tcPr>
-            <w:tcW w:type="dxa" w:w="5969"/>
+            <w:tcW w:type="dxa" w:w="5237"/>
             <w:shd w:fill="F6F0EF" w:val="clear"/>
             <w:tcMar>
               <w:top w:type="dxa" w:w="90"/>
@@ -2309,7 +2308,7 @@
         </w:tc>
         <w:tc>
           <w:tcPr>
-            <w:tcW w:type="dxa" w:w="1144"/>
+            <w:tcW w:type="dxa" w:w="1004"/>
             <w:shd w:fill="F6F0EF" w:val="clear"/>
             <w:tcMar>
               <w:top w:type="dxa" w:w="90"/>
@@ -2334,7 +2333,7 @@
         </w:tc>
         <w:tc>
           <w:tcPr>
-            <w:tcW w:type="dxa" w:w="1030"/>
+            <w:tcW w:type="dxa" w:w="904"/>
             <w:shd w:fill="F6F0EF" w:val="clear"/>
             <w:tcMar>
               <w:top w:type="dxa" w:w="90"/>
@@ -2355,7 +2354,7 @@
         </w:tc>
         <w:tc>
           <w:tcPr>
-            <w:tcW w:type="dxa" w:w="1030"/>
+            <w:tcW w:type="dxa" w:w="904"/>
             <w:shd w:fill="F6F0EF" w:val="clear"/>
             <w:tcMar>
               <w:top w:type="dxa" w:w="90"/>
@@ -2378,7 +2377,7 @@
       <w:tr>
         <w:tc>
           <w:tcPr>
-            <w:tcW w:type="dxa" w:w="5969"/>
+            <w:tcW w:type="dxa" w:w="5237"/>
             <w:tcMar>
               <w:top w:type="dxa" w:w="90"/>
               <w:left w:type="dxa" w:w="130"/>
@@ -2398,7 +2397,7 @@
         </w:tc>
         <w:tc>
           <w:tcPr>
-            <w:tcW w:type="dxa" w:w="1144"/>
+            <w:tcW w:type="dxa" w:w="1004"/>
             <w:tcMar>
               <w:top w:type="dxa" w:w="90"/>
               <w:left w:type="dxa" w:w="130"/>
@@ -2422,7 +2421,7 @@
         </w:tc>
         <w:tc>
           <w:tcPr>
-            <w:tcW w:type="dxa" w:w="1030"/>
+            <w:tcW w:type="dxa" w:w="904"/>
             <w:tcMar>
               <w:top w:type="dxa" w:w="90"/>
               <w:left w:type="dxa" w:w="130"/>
@@ -2442,7 +2441,7 @@
         </w:tc>
         <w:tc>
           <w:tcPr>
-            <w:tcW w:type="dxa" w:w="1030"/>
+            <w:tcW w:type="dxa" w:w="904"/>
             <w:tcMar>
               <w:top w:type="dxa" w:w="90"/>
               <w:left w:type="dxa" w:w="130"/>
@@ -2464,7 +2463,7 @@
       <w:tr>
         <w:tc>
           <w:tcPr>
-            <w:tcW w:type="dxa" w:w="5969"/>
+            <w:tcW w:type="dxa" w:w="5237"/>
             <w:shd w:fill="F6F0EF" w:val="clear"/>
             <w:tcMar>
               <w:top w:type="dxa" w:w="90"/>
@@ -2485,7 +2484,7 @@
         </w:tc>
         <w:tc>
           <w:tcPr>
-            <w:tcW w:type="dxa" w:w="1144"/>
+            <w:tcW w:type="dxa" w:w="1004"/>
             <w:shd w:fill="F6F0EF" w:val="clear"/>
             <w:tcMar>
               <w:top w:type="dxa" w:w="90"/>
@@ -2510,7 +2509,7 @@
         </w:tc>
         <w:tc>
           <w:tcPr>
-            <w:tcW w:type="dxa" w:w="1030"/>
+            <w:tcW w:type="dxa" w:w="904"/>
             <w:shd w:fill="F6F0EF" w:val="clear"/>
             <w:tcMar>
               <w:top w:type="dxa" w:w="90"/>
@@ -2531,7 +2530,7 @@
         </w:tc>
         <w:tc>
           <w:tcPr>
-            <w:tcW w:type="dxa" w:w="1030"/>
+            <w:tcW w:type="dxa" w:w="904"/>
             <w:shd w:fill="F6F0EF" w:val="clear"/>
             <w:tcMar>
               <w:top w:type="dxa" w:w="90"/>
@@ -2554,7 +2553,7 @@
       <w:tr>
         <w:tc>
           <w:tcPr>
-            <w:tcW w:type="dxa" w:w="5969"/>
+            <w:tcW w:type="dxa" w:w="5237"/>
             <w:tcMar>
               <w:top w:type="dxa" w:w="90"/>
               <w:left w:type="dxa" w:w="130"/>
@@ -2574,7 +2573,7 @@
         </w:tc>
         <w:tc>
           <w:tcPr>
-            <w:tcW w:type="dxa" w:w="1144"/>
+            <w:tcW w:type="dxa" w:w="1004"/>
             <w:tcMar>
               <w:top w:type="dxa" w:w="90"/>
               <w:left w:type="dxa" w:w="130"/>
@@ -2598,7 +2597,7 @@
         </w:tc>
         <w:tc>
           <w:tcPr>
-            <w:tcW w:type="dxa" w:w="1030"/>
+            <w:tcW w:type="dxa" w:w="904"/>
             <w:tcMar>
               <w:top w:type="dxa" w:w="90"/>
               <w:left w:type="dxa" w:w="130"/>
@@ -2618,7 +2617,7 @@
         </w:tc>
         <w:tc>
           <w:tcPr>
-            <w:tcW w:type="dxa" w:w="1030"/>
+            <w:tcW w:type="dxa" w:w="904"/>
             <w:tcMar>
               <w:top w:type="dxa" w:w="90"/>
               <w:left w:type="dxa" w:w="130"/>
@@ -2640,7 +2639,7 @@
       <w:tr>
         <w:tc>
           <w:tcPr>
-            <w:tcW w:type="dxa" w:w="5969"/>
+            <w:tcW w:type="dxa" w:w="5237"/>
             <w:shd w:fill="F6F0EF" w:val="clear"/>
             <w:tcMar>
               <w:top w:type="dxa" w:w="90"/>
@@ -2661,7 +2660,7 @@
         </w:tc>
         <w:tc>
           <w:tcPr>
-            <w:tcW w:type="dxa" w:w="1144"/>
+            <w:tcW w:type="dxa" w:w="1004"/>
             <w:shd w:fill="F6F0EF" w:val="clear"/>
             <w:tcMar>
               <w:top w:type="dxa" w:w="90"/>
@@ -2686,7 +2685,7 @@
         </w:tc>
         <w:tc>
           <w:tcPr>
-            <w:tcW w:type="dxa" w:w="1030"/>
+            <w:tcW w:type="dxa" w:w="904"/>
             <w:shd w:fill="F6F0EF" w:val="clear"/>
             <w:tcMar>
               <w:top w:type="dxa" w:w="90"/>
@@ -2707,7 +2706,7 @@
         </w:tc>
         <w:tc>
           <w:tcPr>
-            <w:tcW w:type="dxa" w:w="1030"/>
+            <w:tcW w:type="dxa" w:w="904"/>
             <w:shd w:fill="F6F0EF" w:val="clear"/>
             <w:tcMar>
               <w:top w:type="dxa" w:w="90"/>
@@ -2730,7 +2729,7 @@
       <w:tr>
         <w:tc>
           <w:tcPr>
-            <w:tcW w:type="dxa" w:w="5969"/>
+            <w:tcW w:type="dxa" w:w="5237"/>
             <w:tcMar>
               <w:top w:type="dxa" w:w="90"/>
               <w:left w:type="dxa" w:w="130"/>
@@ -2750,7 +2749,7 @@
         </w:tc>
         <w:tc>
           <w:tcPr>
-            <w:tcW w:type="dxa" w:w="1144"/>
+            <w:tcW w:type="dxa" w:w="1004"/>
             <w:tcMar>
               <w:top w:type="dxa" w:w="90"/>
               <w:left w:type="dxa" w:w="130"/>
@@ -2774,7 +2773,7 @@
         </w:tc>
         <w:tc>
           <w:tcPr>
-            <w:tcW w:type="dxa" w:w="1030"/>
+            <w:tcW w:type="dxa" w:w="904"/>
             <w:tcMar>
               <w:top w:type="dxa" w:w="90"/>
               <w:left w:type="dxa" w:w="130"/>
@@ -2794,7 +2793,7 @@
         </w:tc>
         <w:tc>
           <w:tcPr>
-            <w:tcW w:type="dxa" w:w="1030"/>
+            <w:tcW w:type="dxa" w:w="904"/>
             <w:tcMar>
               <w:top w:type="dxa" w:w="90"/>
               <w:left w:type="dxa" w:w="130"/>
@@ -2816,7 +2815,7 @@
       <w:tr>
         <w:tc>
           <w:tcPr>
-            <w:tcW w:type="dxa" w:w="5969"/>
+            <w:tcW w:type="dxa" w:w="5237"/>
             <w:shd w:fill="F6F0EF" w:val="clear"/>
             <w:tcMar>
               <w:top w:type="dxa" w:w="90"/>
@@ -2837,7 +2836,7 @@
         </w:tc>
         <w:tc>
           <w:tcPr>
-            <w:tcW w:type="dxa" w:w="1144"/>
+            <w:tcW w:type="dxa" w:w="1004"/>
             <w:shd w:fill="F6F0EF" w:val="clear"/>
             <w:tcMar>
               <w:top w:type="dxa" w:w="90"/>
@@ -2862,7 +2861,7 @@
         </w:tc>
         <w:tc>
           <w:tcPr>
-            <w:tcW w:type="dxa" w:w="1030"/>
+            <w:tcW w:type="dxa" w:w="904"/>
             <w:shd w:fill="F6F0EF" w:val="clear"/>
             <w:tcMar>
               <w:top w:type="dxa" w:w="90"/>
@@ -2883,7 +2882,7 @@
         </w:tc>
         <w:tc>
           <w:tcPr>
-            <w:tcW w:type="dxa" w:w="1030"/>
+            <w:tcW w:type="dxa" w:w="904"/>
             <w:shd w:fill="F6F0EF" w:val="clear"/>
             <w:tcMar>
               <w:top w:type="dxa" w:w="90"/>
@@ -2906,7 +2905,7 @@
       <w:tr>
         <w:tc>
           <w:tcPr>
-            <w:tcW w:type="dxa" w:w="5969"/>
+            <w:tcW w:type="dxa" w:w="5237"/>
             <w:tcMar>
               <w:top w:type="dxa" w:w="90"/>
               <w:left w:type="dxa" w:w="130"/>
@@ -2926,7 +2925,7 @@
         </w:tc>
         <w:tc>
           <w:tcPr>
-            <w:tcW w:type="dxa" w:w="1144"/>
+            <w:tcW w:type="dxa" w:w="1004"/>
             <w:tcMar>
               <w:top w:type="dxa" w:w="90"/>
               <w:left w:type="dxa" w:w="130"/>
@@ -2950,7 +2949,7 @@
         </w:tc>
         <w:tc>
           <w:tcPr>
-            <w:tcW w:type="dxa" w:w="1030"/>
+            <w:tcW w:type="dxa" w:w="904"/>
             <w:tcMar>
               <w:top w:type="dxa" w:w="90"/>
               <w:left w:type="dxa" w:w="130"/>
@@ -2970,7 +2969,7 @@
         </w:tc>
         <w:tc>
           <w:tcPr>
-            <w:tcW w:type="dxa" w:w="1030"/>
+            <w:tcW w:type="dxa" w:w="904"/>
             <w:tcMar>
               <w:top w:type="dxa" w:w="90"/>
               <w:left w:type="dxa" w:w="130"/>
@@ -2992,7 +2991,7 @@
       <w:tr>
         <w:tc>
           <w:tcPr>
-            <w:tcW w:type="dxa" w:w="5969"/>
+            <w:tcW w:type="dxa" w:w="5237"/>
             <w:shd w:fill="F6F0EF" w:val="clear"/>
             <w:tcMar>
               <w:top w:type="dxa" w:w="90"/>
@@ -3013,7 +3012,7 @@
         </w:tc>
         <w:tc>
           <w:tcPr>
-            <w:tcW w:type="dxa" w:w="1144"/>
+            <w:tcW w:type="dxa" w:w="1004"/>
             <w:shd w:fill="F6F0EF" w:val="clear"/>
             <w:tcMar>
               <w:top w:type="dxa" w:w="90"/>
@@ -3038,7 +3037,7 @@
         </w:tc>
         <w:tc>
           <w:tcPr>
-            <w:tcW w:type="dxa" w:w="1030"/>
+            <w:tcW w:type="dxa" w:w="904"/>
             <w:shd w:fill="F6F0EF" w:val="clear"/>
             <w:tcMar>
               <w:top w:type="dxa" w:w="90"/>
@@ -3059,7 +3058,7 @@
         </w:tc>
         <w:tc>
           <w:tcPr>
-            <w:tcW w:type="dxa" w:w="1030"/>
+            <w:tcW w:type="dxa" w:w="904"/>
             <w:shd w:fill="F6F0EF" w:val="clear"/>
             <w:tcMar>
               <w:top w:type="dxa" w:w="90"/>
@@ -3082,7 +3081,7 @@
       <w:tr>
         <w:tc>
           <w:tcPr>
-            <w:tcW w:type="dxa" w:w="5969"/>
+            <w:tcW w:type="dxa" w:w="5237"/>
             <w:tcMar>
               <w:top w:type="dxa" w:w="90"/>
               <w:left w:type="dxa" w:w="130"/>
@@ -3102,7 +3101,7 @@
         </w:tc>
         <w:tc>
           <w:tcPr>
-            <w:tcW w:type="dxa" w:w="1144"/>
+            <w:tcW w:type="dxa" w:w="1004"/>
             <w:tcMar>
               <w:top w:type="dxa" w:w="90"/>
               <w:left w:type="dxa" w:w="130"/>
@@ -3126,7 +3125,7 @@
         </w:tc>
         <w:tc>
           <w:tcPr>
-            <w:tcW w:type="dxa" w:w="1030"/>
+            <w:tcW w:type="dxa" w:w="904"/>
             <w:tcMar>
               <w:top w:type="dxa" w:w="90"/>
               <w:left w:type="dxa" w:w="130"/>
@@ -3146,7 +3145,7 @@
         </w:tc>
         <w:tc>
           <w:tcPr>
-            <w:tcW w:type="dxa" w:w="1030"/>
+            <w:tcW w:type="dxa" w:w="904"/>
             <w:tcMar>
               <w:top w:type="dxa" w:w="90"/>
               <w:left w:type="dxa" w:w="130"/>
@@ -3168,25 +3167,25 @@
       <w:tr>
         <w:tc>
           <w:tcPr>
-            <w:tcW w:type="dxa" w:w="5969"/>
-            <w:shd w:fill="F6F0EF" w:val="clear"/>
-            <w:tcMar>
-              <w:top w:type="dxa" w:w="90"/>
-              <w:left w:type="dxa" w:w="130"/>
-              <w:bottom w:type="dxa" w:w="90"/>
-              <w:right w:type="dxa" w:w="130"/>
-            </w:tcMar>
-          </w:tcPr>
-          <w:p>
-            <w:pPr>
-              <w:spacing w:after="0" w:before="0" w:line="264" w:lineRule="auto"/>
-              <w:jc w:val="left"/>
-            </w:pPr>
-          </w:p>
-        </w:tc>
-        <w:tc>
-          <w:tcPr>
-            <w:tcW w:type="dxa" w:w="1144"/>
+            <w:tcW w:type="dxa" w:w="5237"/>
+            <w:shd w:fill="F6F0EF" w:val="clear"/>
+            <w:tcMar>
+              <w:top w:type="dxa" w:w="90"/>
+              <w:left w:type="dxa" w:w="130"/>
+              <w:bottom w:type="dxa" w:w="90"/>
+              <w:right w:type="dxa" w:w="130"/>
+            </w:tcMar>
+          </w:tcPr>
+          <w:p>
+            <w:pPr>
+              <w:spacing w:after="0" w:before="0" w:line="264" w:lineRule="auto"/>
+              <w:jc w:val="left"/>
+            </w:pPr>
+          </w:p>
+        </w:tc>
+        <w:tc>
+          <w:tcPr>
+            <w:tcW w:type="dxa" w:w="1004"/>
             <w:shd w:fill="F6F0EF" w:val="clear"/>
             <w:tcMar>
               <w:top w:type="dxa" w:w="90"/>
@@ -3204,7 +3203,7 @@
         </w:tc>
         <w:tc>
           <w:tcPr>
-            <w:tcW w:type="dxa" w:w="1030"/>
+            <w:tcW w:type="dxa" w:w="904"/>
             <w:shd w:fill="F6F0EF" w:val="clear"/>
             <w:tcMar>
               <w:top w:type="dxa" w:w="90"/>
@@ -3222,7 +3221,7 @@
         </w:tc>
         <w:tc>
           <w:tcPr>
-            <w:tcW w:type="dxa" w:w="1030"/>
+            <w:tcW w:type="dxa" w:w="904"/>
             <w:shd w:fill="F6F0EF" w:val="clear"/>
             <w:tcMar>
               <w:top w:type="dxa" w:w="90"/>
@@ -3242,7 +3241,7 @@
       <w:tr>
         <w:tc>
           <w:tcPr>
-            <w:tcW w:type="dxa" w:w="5969"/>
+            <w:tcW w:type="dxa" w:w="5237"/>
             <w:tcMar>
               <w:top w:type="dxa" w:w="90"/>
               <w:left w:type="dxa" w:w="130"/>
@@ -3266,7 +3265,7 @@
         </w:tc>
         <w:tc>
           <w:tcPr>
-            <w:tcW w:type="dxa" w:w="1144"/>
+            <w:tcW w:type="dxa" w:w="1004"/>
             <w:tcMar>
               <w:top w:type="dxa" w:w="90"/>
               <w:left w:type="dxa" w:w="130"/>
@@ -3290,7 +3289,7 @@
         </w:tc>
         <w:tc>
           <w:tcPr>
-            <w:tcW w:type="dxa" w:w="1030"/>
+            <w:tcW w:type="dxa" w:w="904"/>
             <w:tcMar>
               <w:top w:type="dxa" w:w="90"/>
               <w:left w:type="dxa" w:w="130"/>
@@ -3310,7 +3309,7 @@
         </w:tc>
         <w:tc>
           <w:tcPr>
-            <w:tcW w:type="dxa" w:w="1030"/>
+            <w:tcW w:type="dxa" w:w="904"/>
             <w:tcMar>
               <w:top w:type="dxa" w:w="90"/>
               <w:left w:type="dxa" w:w="130"/>
@@ -3397,7 +3396,7 @@
       </w:r>
       <w:r>
         <w:rPr>
-          <w:rFonts w:ascii="Consolas" w:cs="Consolas" w:eastAsia="Consolas" w:hAnsi="Consolas"/>
+          <w:rFonts w:ascii="Roboto Mono" w:cs="Roboto Mono" w:eastAsia="Roboto Mono" w:hAnsi="Roboto Mono"/>
           <w:color w:val="8C2B3D"/>
           <w:sz w:val="19"/>
           <w:szCs w:val="19"/>
@@ -3438,7 +3437,7 @@
     </w:p>
     <w:tbl>
       <w:tblPr>
-        <w:tblW w:type="dxa" w:w="9173"/>
+        <w:tblW w:type="dxa" w:w="8049"/>
         <w:tblBorders>
           <w:top w:val="single" w:color="D1AEAB" w:sz="4"/>
           <w:left w:val="single" w:color="D1AEAB" w:sz="4"/>
@@ -3449,8 +3448,8 @@
         </w:tblBorders>
       </w:tblPr>
       <w:tblGrid>
-        <w:gridCol w:w="5918"/>
-        <w:gridCol w:w="3255"/>
+        <w:gridCol w:w="5193"/>
+        <w:gridCol w:w="2856"/>
       </w:tblGrid>
       <w:tr>
         <w:trPr>
@@ -3458,7 +3457,7 @@
         </w:trPr>
         <w:tc>
           <w:tcPr>
-            <w:tcW w:type="dxa" w:w="5918"/>
+            <w:tcW w:type="dxa" w:w="5193"/>
             <w:shd w:fill="8C2B3D" w:val="clear"/>
             <w:tcMar>
               <w:top w:type="dxa" w:w="90"/>
@@ -3486,7 +3485,7 @@
         </w:tc>
         <w:tc>
           <w:tcPr>
-            <w:tcW w:type="dxa" w:w="3255"/>
+            <w:tcW w:type="dxa" w:w="2856"/>
             <w:shd w:fill="8C2B3D" w:val="clear"/>
             <w:tcMar>
               <w:top w:type="dxa" w:w="90"/>
@@ -3516,23 +3515,23 @@
       <w:tr>
         <w:tc>
           <w:tcPr>
-            <w:tcW w:type="dxa" w:w="5918"/>
-            <w:shd w:fill="F6F0EF" w:val="clear"/>
-            <w:tcMar>
-              <w:top w:type="dxa" w:w="90"/>
-              <w:left w:type="dxa" w:w="130"/>
-              <w:bottom w:type="dxa" w:w="90"/>
-              <w:right w:type="dxa" w:w="130"/>
-            </w:tcMar>
-          </w:tcPr>
-          <w:p>
-            <w:pPr>
-              <w:spacing w:after="0" w:before="0" w:line="264" w:lineRule="auto"/>
-              <w:jc w:val="left"/>
-            </w:pPr>
-            <w:r>
-              <w:rPr>
-                <w:rFonts w:ascii="Consolas" w:cs="Consolas" w:eastAsia="Consolas" w:hAnsi="Consolas"/>
+            <w:tcW w:type="dxa" w:w="5193"/>
+            <w:shd w:fill="F6F0EF" w:val="clear"/>
+            <w:tcMar>
+              <w:top w:type="dxa" w:w="90"/>
+              <w:left w:type="dxa" w:w="130"/>
+              <w:bottom w:type="dxa" w:w="90"/>
+              <w:right w:type="dxa" w:w="130"/>
+            </w:tcMar>
+          </w:tcPr>
+          <w:p>
+            <w:pPr>
+              <w:spacing w:after="0" w:before="0" w:line="264" w:lineRule="auto"/>
+              <w:jc w:val="left"/>
+            </w:pPr>
+            <w:r>
+              <w:rPr>
+                <w:rFonts w:ascii="Roboto Mono" w:cs="Roboto Mono" w:eastAsia="Roboto Mono" w:hAnsi="Roboto Mono"/>
                 <w:color w:val="8C2B3D"/>
                 <w:sz w:val="19"/>
                 <w:szCs w:val="19"/>
@@ -3547,7 +3546,7 @@
         </w:tc>
         <w:tc>
           <w:tcPr>
-            <w:tcW w:type="dxa" w:w="3255"/>
+            <w:tcW w:type="dxa" w:w="2856"/>
             <w:shd w:fill="F6F0EF" w:val="clear"/>
             <w:tcMar>
               <w:top w:type="dxa" w:w="90"/>
@@ -3570,22 +3569,22 @@
       <w:tr>
         <w:tc>
           <w:tcPr>
-            <w:tcW w:type="dxa" w:w="5918"/>
-            <w:tcMar>
-              <w:top w:type="dxa" w:w="90"/>
-              <w:left w:type="dxa" w:w="130"/>
-              <w:bottom w:type="dxa" w:w="90"/>
-              <w:right w:type="dxa" w:w="130"/>
-            </w:tcMar>
-          </w:tcPr>
-          <w:p>
-            <w:pPr>
-              <w:spacing w:after="0" w:before="0" w:line="264" w:lineRule="auto"/>
-              <w:jc w:val="left"/>
-            </w:pPr>
-            <w:r>
-              <w:rPr>
-                <w:rFonts w:ascii="Consolas" w:cs="Consolas" w:eastAsia="Consolas" w:hAnsi="Consolas"/>
+            <w:tcW w:type="dxa" w:w="5193"/>
+            <w:tcMar>
+              <w:top w:type="dxa" w:w="90"/>
+              <w:left w:type="dxa" w:w="130"/>
+              <w:bottom w:type="dxa" w:w="90"/>
+              <w:right w:type="dxa" w:w="130"/>
+            </w:tcMar>
+          </w:tcPr>
+          <w:p>
+            <w:pPr>
+              <w:spacing w:after="0" w:before="0" w:line="264" w:lineRule="auto"/>
+              <w:jc w:val="left"/>
+            </w:pPr>
+            <w:r>
+              <w:rPr>
+                <w:rFonts w:ascii="Roboto Mono" w:cs="Roboto Mono" w:eastAsia="Roboto Mono" w:hAnsi="Roboto Mono"/>
                 <w:color w:val="8C2B3D"/>
                 <w:sz w:val="19"/>
                 <w:szCs w:val="19"/>
@@ -3600,7 +3599,7 @@
         </w:tc>
         <w:tc>
           <w:tcPr>
-            <w:tcW w:type="dxa" w:w="3255"/>
+            <w:tcW w:type="dxa" w:w="2856"/>
             <w:tcMar>
               <w:top w:type="dxa" w:w="90"/>
               <w:left w:type="dxa" w:w="130"/>
@@ -3622,7 +3621,7 @@
       <w:tr>
         <w:tc>
           <w:tcPr>
-            <w:tcW w:type="dxa" w:w="5918"/>
+            <w:tcW w:type="dxa" w:w="5193"/>
             <w:shd w:fill="F6F0EF" w:val="clear"/>
             <w:tcMar>
               <w:top w:type="dxa" w:w="90"/>
@@ -3643,7 +3642,7 @@
         </w:tc>
         <w:tc>
           <w:tcPr>
-            <w:tcW w:type="dxa" w:w="3255"/>
+            <w:tcW w:type="dxa" w:w="2856"/>
             <w:shd w:fill="F6F0EF" w:val="clear"/>
             <w:tcMar>
               <w:top w:type="dxa" w:w="90"/>
@@ -3666,7 +3665,7 @@
       <w:tr>
         <w:tc>
           <w:tcPr>
-            <w:tcW w:type="dxa" w:w="5918"/>
+            <w:tcW w:type="dxa" w:w="5193"/>
             <w:tcMar>
               <w:top w:type="dxa" w:w="90"/>
               <w:left w:type="dxa" w:w="130"/>
@@ -3686,7 +3685,7 @@
         </w:tc>
         <w:tc>
           <w:tcPr>
-            <w:tcW w:type="dxa" w:w="3255"/>
+            <w:tcW w:type="dxa" w:w="2856"/>
             <w:tcMar>
               <w:top w:type="dxa" w:w="90"/>
               <w:left w:type="dxa" w:w="130"/>
@@ -3708,7 +3707,7 @@
       <w:tr>
         <w:tc>
           <w:tcPr>
-            <w:tcW w:type="dxa" w:w="5918"/>
+            <w:tcW w:type="dxa" w:w="5193"/>
             <w:shd w:fill="F6F0EF" w:val="clear"/>
             <w:tcMar>
               <w:top w:type="dxa" w:w="90"/>
@@ -3729,7 +3728,7 @@
         </w:tc>
         <w:tc>
           <w:tcPr>
-            <w:tcW w:type="dxa" w:w="3255"/>
+            <w:tcW w:type="dxa" w:w="2856"/>
             <w:shd w:fill="F6F0EF" w:val="clear"/>
             <w:tcMar>
               <w:top w:type="dxa" w:w="90"/>
@@ -3752,7 +3751,7 @@
       <w:tr>
         <w:tc>
           <w:tcPr>
-            <w:tcW w:type="dxa" w:w="5918"/>
+            <w:tcW w:type="dxa" w:w="5193"/>
             <w:tcMar>
               <w:top w:type="dxa" w:w="90"/>
               <w:left w:type="dxa" w:w="130"/>
@@ -3772,7 +3771,7 @@
         </w:tc>
         <w:tc>
           <w:tcPr>
-            <w:tcW w:type="dxa" w:w="3255"/>
+            <w:tcW w:type="dxa" w:w="2856"/>
             <w:tcMar>
               <w:top w:type="dxa" w:w="90"/>
               <w:left w:type="dxa" w:w="130"/>
@@ -3798,7 +3797,7 @@
       <w:tr>
         <w:tc>
           <w:tcPr>
-            <w:tcW w:type="dxa" w:w="5918"/>
+            <w:tcW w:type="dxa" w:w="5193"/>
             <w:shd w:fill="F6F0EF" w:val="clear"/>
             <w:tcMar>
               <w:top w:type="dxa" w:w="90"/>
@@ -3819,7 +3818,7 @@
         </w:tc>
         <w:tc>
           <w:tcPr>
-            <w:tcW w:type="dxa" w:w="3255"/>
+            <w:tcW w:type="dxa" w:w="2856"/>
             <w:shd w:fill="F6F0EF" w:val="clear"/>
             <w:tcMar>
               <w:top w:type="dxa" w:w="90"/>
@@ -3842,22 +3841,22 @@
       <w:tr>
         <w:tc>
           <w:tcPr>
-            <w:tcW w:type="dxa" w:w="5918"/>
-            <w:tcMar>
-              <w:top w:type="dxa" w:w="90"/>
-              <w:left w:type="dxa" w:w="130"/>
-              <w:bottom w:type="dxa" w:w="90"/>
-              <w:right w:type="dxa" w:w="130"/>
-            </w:tcMar>
-          </w:tcPr>
-          <w:p>
-            <w:pPr>
-              <w:spacing w:after="0" w:before="0" w:line="264" w:lineRule="auto"/>
-              <w:jc w:val="left"/>
-            </w:pPr>
-            <w:r>
-              <w:rPr>
-                <w:rFonts w:ascii="Consolas" w:cs="Consolas" w:eastAsia="Consolas" w:hAnsi="Consolas"/>
+            <w:tcW w:type="dxa" w:w="5193"/>
+            <w:tcMar>
+              <w:top w:type="dxa" w:w="90"/>
+              <w:left w:type="dxa" w:w="130"/>
+              <w:bottom w:type="dxa" w:w="90"/>
+              <w:right w:type="dxa" w:w="130"/>
+            </w:tcMar>
+          </w:tcPr>
+          <w:p>
+            <w:pPr>
+              <w:spacing w:after="0" w:before="0" w:line="264" w:lineRule="auto"/>
+              <w:jc w:val="left"/>
+            </w:pPr>
+            <w:r>
+              <w:rPr>
+                <w:rFonts w:ascii="Roboto Mono" w:cs="Roboto Mono" w:eastAsia="Roboto Mono" w:hAnsi="Roboto Mono"/>
                 <w:color w:val="8C2B3D"/>
                 <w:sz w:val="19"/>
                 <w:szCs w:val="19"/>
@@ -3869,7 +3868,7 @@
         </w:tc>
         <w:tc>
           <w:tcPr>
-            <w:tcW w:type="dxa" w:w="3255"/>
+            <w:tcW w:type="dxa" w:w="2856"/>
             <w:tcMar>
               <w:top w:type="dxa" w:w="90"/>
               <w:left w:type="dxa" w:w="130"/>
@@ -3975,7 +3974,7 @@
     </w:p>
     <w:tbl>
       <w:tblPr>
-        <w:tblW w:type="dxa" w:w="9173"/>
+        <w:tblW w:type="dxa" w:w="8049"/>
         <w:tblBorders>
           <w:top w:val="single" w:color="D1AEAB" w:sz="4"/>
           <w:left w:val="single" w:color="D1AEAB" w:sz="4"/>
@@ -3986,8 +3985,8 @@
         </w:tblBorders>
       </w:tblPr>
       <w:tblGrid>
-        <w:gridCol w:w="3931"/>
-        <w:gridCol w:w="5242"/>
+        <w:gridCol w:w="3450"/>
+        <w:gridCol w:w="4599"/>
       </w:tblGrid>
       <w:tr>
         <w:trPr>
@@ -3995,7 +3994,7 @@
         </w:trPr>
         <w:tc>
           <w:tcPr>
-            <w:tcW w:type="dxa" w:w="3931"/>
+            <w:tcW w:type="dxa" w:w="3450"/>
             <w:shd w:fill="8C2B3D" w:val="clear"/>
             <w:tcMar>
               <w:top w:type="dxa" w:w="90"/>
@@ -4023,7 +4022,7 @@
         </w:tc>
         <w:tc>
           <w:tcPr>
-            <w:tcW w:type="dxa" w:w="5242"/>
+            <w:tcW w:type="dxa" w:w="4599"/>
             <w:shd w:fill="8C2B3D" w:val="clear"/>
             <w:tcMar>
               <w:top w:type="dxa" w:w="90"/>
@@ -4053,23 +4052,23 @@
       <w:tr>
         <w:tc>
           <w:tcPr>
-            <w:tcW w:type="dxa" w:w="3931"/>
-            <w:shd w:fill="F6F0EF" w:val="clear"/>
-            <w:tcMar>
-              <w:top w:type="dxa" w:w="90"/>
-              <w:left w:type="dxa" w:w="130"/>
-              <w:bottom w:type="dxa" w:w="90"/>
-              <w:right w:type="dxa" w:w="130"/>
-            </w:tcMar>
-          </w:tcPr>
-          <w:p>
-            <w:pPr>
-              <w:spacing w:after="0" w:before="0" w:line="264" w:lineRule="auto"/>
-              <w:jc w:val="left"/>
-            </w:pPr>
-            <w:r>
-              <w:rPr>
-                <w:rFonts w:ascii="Consolas" w:cs="Consolas" w:eastAsia="Consolas" w:hAnsi="Consolas"/>
+            <w:tcW w:type="dxa" w:w="3450"/>
+            <w:shd w:fill="F6F0EF" w:val="clear"/>
+            <w:tcMar>
+              <w:top w:type="dxa" w:w="90"/>
+              <w:left w:type="dxa" w:w="130"/>
+              <w:bottom w:type="dxa" w:w="90"/>
+              <w:right w:type="dxa" w:w="130"/>
+            </w:tcMar>
+          </w:tcPr>
+          <w:p>
+            <w:pPr>
+              <w:spacing w:after="0" w:before="0" w:line="264" w:lineRule="auto"/>
+              <w:jc w:val="left"/>
+            </w:pPr>
+            <w:r>
+              <w:rPr>
+                <w:rFonts w:ascii="Roboto Mono" w:cs="Roboto Mono" w:eastAsia="Roboto Mono" w:hAnsi="Roboto Mono"/>
                 <w:color w:val="8C2B3D"/>
                 <w:sz w:val="19"/>
                 <w:szCs w:val="19"/>
@@ -4081,7 +4080,7 @@
         </w:tc>
         <w:tc>
           <w:tcPr>
-            <w:tcW w:type="dxa" w:w="5242"/>
+            <w:tcW w:type="dxa" w:w="4599"/>
             <w:shd w:fill="F6F0EF" w:val="clear"/>
             <w:tcMar>
               <w:top w:type="dxa" w:w="90"/>
@@ -4104,22 +4103,22 @@
       <w:tr>
         <w:tc>
           <w:tcPr>
-            <w:tcW w:type="dxa" w:w="3931"/>
-            <w:tcMar>
-              <w:top w:type="dxa" w:w="90"/>
-              <w:left w:type="dxa" w:w="130"/>
-              <w:bottom w:type="dxa" w:w="90"/>
-              <w:right w:type="dxa" w:w="130"/>
-            </w:tcMar>
-          </w:tcPr>
-          <w:p>
-            <w:pPr>
-              <w:spacing w:after="0" w:before="0" w:line="264" w:lineRule="auto"/>
-              <w:jc w:val="left"/>
-            </w:pPr>
-            <w:r>
-              <w:rPr>
-                <w:rFonts w:ascii="Consolas" w:cs="Consolas" w:eastAsia="Consolas" w:hAnsi="Consolas"/>
+            <w:tcW w:type="dxa" w:w="3450"/>
+            <w:tcMar>
+              <w:top w:type="dxa" w:w="90"/>
+              <w:left w:type="dxa" w:w="130"/>
+              <w:bottom w:type="dxa" w:w="90"/>
+              <w:right w:type="dxa" w:w="130"/>
+            </w:tcMar>
+          </w:tcPr>
+          <w:p>
+            <w:pPr>
+              <w:spacing w:after="0" w:before="0" w:line="264" w:lineRule="auto"/>
+              <w:jc w:val="left"/>
+            </w:pPr>
+            <w:r>
+              <w:rPr>
+                <w:rFonts w:ascii="Roboto Mono" w:cs="Roboto Mono" w:eastAsia="Roboto Mono" w:hAnsi="Roboto Mono"/>
                 <w:color w:val="8C2B3D"/>
                 <w:sz w:val="19"/>
                 <w:szCs w:val="19"/>
@@ -4131,7 +4130,7 @@
         </w:tc>
         <w:tc>
           <w:tcPr>
-            <w:tcW w:type="dxa" w:w="5242"/>
+            <w:tcW w:type="dxa" w:w="4599"/>
             <w:tcMar>
               <w:top w:type="dxa" w:w="90"/>
               <w:left w:type="dxa" w:w="130"/>
@@ -4153,23 +4152,23 @@
       <w:tr>
         <w:tc>
           <w:tcPr>
-            <w:tcW w:type="dxa" w:w="3931"/>
-            <w:shd w:fill="F6F0EF" w:val="clear"/>
-            <w:tcMar>
-              <w:top w:type="dxa" w:w="90"/>
-              <w:left w:type="dxa" w:w="130"/>
-              <w:bottom w:type="dxa" w:w="90"/>
-              <w:right w:type="dxa" w:w="130"/>
-            </w:tcMar>
-          </w:tcPr>
-          <w:p>
-            <w:pPr>
-              <w:spacing w:after="0" w:before="0" w:line="264" w:lineRule="auto"/>
-              <w:jc w:val="left"/>
-            </w:pPr>
-            <w:r>
-              <w:rPr>
-                <w:rFonts w:ascii="Consolas" w:cs="Consolas" w:eastAsia="Consolas" w:hAnsi="Consolas"/>
+            <w:tcW w:type="dxa" w:w="3450"/>
+            <w:shd w:fill="F6F0EF" w:val="clear"/>
+            <w:tcMar>
+              <w:top w:type="dxa" w:w="90"/>
+              <w:left w:type="dxa" w:w="130"/>
+              <w:bottom w:type="dxa" w:w="90"/>
+              <w:right w:type="dxa" w:w="130"/>
+            </w:tcMar>
+          </w:tcPr>
+          <w:p>
+            <w:pPr>
+              <w:spacing w:after="0" w:before="0" w:line="264" w:lineRule="auto"/>
+              <w:jc w:val="left"/>
+            </w:pPr>
+            <w:r>
+              <w:rPr>
+                <w:rFonts w:ascii="Roboto Mono" w:cs="Roboto Mono" w:eastAsia="Roboto Mono" w:hAnsi="Roboto Mono"/>
                 <w:color w:val="8C2B3D"/>
                 <w:sz w:val="19"/>
                 <w:szCs w:val="19"/>
@@ -4181,7 +4180,7 @@
         </w:tc>
         <w:tc>
           <w:tcPr>
-            <w:tcW w:type="dxa" w:w="5242"/>
+            <w:tcW w:type="dxa" w:w="4599"/>
             <w:shd w:fill="F6F0EF" w:val="clear"/>
             <w:tcMar>
               <w:top w:type="dxa" w:w="90"/>
@@ -4204,22 +4203,22 @@
       <w:tr>
         <w:tc>
           <w:tcPr>
-            <w:tcW w:type="dxa" w:w="3931"/>
-            <w:tcMar>
-              <w:top w:type="dxa" w:w="90"/>
-              <w:left w:type="dxa" w:w="130"/>
-              <w:bottom w:type="dxa" w:w="90"/>
-              <w:right w:type="dxa" w:w="130"/>
-            </w:tcMar>
-          </w:tcPr>
-          <w:p>
-            <w:pPr>
-              <w:spacing w:after="0" w:before="0" w:line="264" w:lineRule="auto"/>
-              <w:jc w:val="left"/>
-            </w:pPr>
-            <w:r>
-              <w:rPr>
-                <w:rFonts w:ascii="Consolas" w:cs="Consolas" w:eastAsia="Consolas" w:hAnsi="Consolas"/>
+            <w:tcW w:type="dxa" w:w="3450"/>
+            <w:tcMar>
+              <w:top w:type="dxa" w:w="90"/>
+              <w:left w:type="dxa" w:w="130"/>
+              <w:bottom w:type="dxa" w:w="90"/>
+              <w:right w:type="dxa" w:w="130"/>
+            </w:tcMar>
+          </w:tcPr>
+          <w:p>
+            <w:pPr>
+              <w:spacing w:after="0" w:before="0" w:line="264" w:lineRule="auto"/>
+              <w:jc w:val="left"/>
+            </w:pPr>
+            <w:r>
+              <w:rPr>
+                <w:rFonts w:ascii="Roboto Mono" w:cs="Roboto Mono" w:eastAsia="Roboto Mono" w:hAnsi="Roboto Mono"/>
                 <w:color w:val="8C2B3D"/>
                 <w:sz w:val="19"/>
                 <w:szCs w:val="19"/>
@@ -4231,7 +4230,7 @@
         </w:tc>
         <w:tc>
           <w:tcPr>
-            <w:tcW w:type="dxa" w:w="5242"/>
+            <w:tcW w:type="dxa" w:w="4599"/>
             <w:tcMar>
               <w:top w:type="dxa" w:w="90"/>
               <w:left w:type="dxa" w:w="130"/>
@@ -4279,7 +4278,7 @@
       </w:pPr>
       <w:r>
         <w:rPr>
-          <w:rFonts w:ascii="Consolas" w:cs="Consolas" w:eastAsia="Consolas" w:hAnsi="Consolas"/>
+          <w:rFonts w:ascii="Roboto Mono" w:cs="Roboto Mono" w:eastAsia="Roboto Mono" w:hAnsi="Roboto Mono"/>
           <w:color w:val="8C2B3D"/>
           <w:sz w:val="19"/>
           <w:szCs w:val="19"/>
@@ -4292,7 +4291,7 @@
       </w:r>
       <w:r>
         <w:rPr>
-          <w:rFonts w:ascii="Consolas" w:cs="Consolas" w:eastAsia="Consolas" w:hAnsi="Consolas"/>
+          <w:rFonts w:ascii="Roboto Mono" w:cs="Roboto Mono" w:eastAsia="Roboto Mono" w:hAnsi="Roboto Mono"/>
           <w:color w:val="8C2B3D"/>
           <w:sz w:val="19"/>
           <w:szCs w:val="19"/>
@@ -4311,7 +4310,7 @@
       </w:pPr>
       <w:r>
         <w:rPr>
-          <w:rFonts w:ascii="Consolas" w:cs="Consolas" w:eastAsia="Consolas" w:hAnsi="Consolas"/>
+          <w:rFonts w:ascii="Roboto Mono" w:cs="Roboto Mono" w:eastAsia="Roboto Mono" w:hAnsi="Roboto Mono"/>
           <w:color w:val="8C2B3D"/>
           <w:sz w:val="19"/>
           <w:szCs w:val="19"/>
@@ -4324,7 +4323,7 @@
       </w:r>
       <w:r>
         <w:rPr>
-          <w:rFonts w:ascii="Consolas" w:cs="Consolas" w:eastAsia="Consolas" w:hAnsi="Consolas"/>
+          <w:rFonts w:ascii="Roboto Mono" w:cs="Roboto Mono" w:eastAsia="Roboto Mono" w:hAnsi="Roboto Mono"/>
           <w:color w:val="8C2B3D"/>
           <w:sz w:val="19"/>
           <w:szCs w:val="19"/>
@@ -4343,7 +4342,7 @@
       </w:pPr>
       <w:r>
         <w:rPr>
-          <w:rFonts w:ascii="Consolas" w:cs="Consolas" w:eastAsia="Consolas" w:hAnsi="Consolas"/>
+          <w:rFonts w:ascii="Roboto Mono" w:cs="Roboto Mono" w:eastAsia="Roboto Mono" w:hAnsi="Roboto Mono"/>
           <w:color w:val="8C2B3D"/>
           <w:sz w:val="19"/>
           <w:szCs w:val="19"/>
@@ -4356,7 +4355,7 @@
       </w:r>
       <w:r>
         <w:rPr>
-          <w:rFonts w:ascii="Consolas" w:cs="Consolas" w:eastAsia="Consolas" w:hAnsi="Consolas"/>
+          <w:rFonts w:ascii="Roboto Mono" w:cs="Roboto Mono" w:eastAsia="Roboto Mono" w:hAnsi="Roboto Mono"/>
           <w:color w:val="8C2B3D"/>
           <w:sz w:val="19"/>
           <w:szCs w:val="19"/>
@@ -4375,7 +4374,7 @@
       </w:pPr>
       <w:r>
         <w:rPr>
-          <w:rFonts w:ascii="Consolas" w:cs="Consolas" w:eastAsia="Consolas" w:hAnsi="Consolas"/>
+          <w:rFonts w:ascii="Roboto Mono" w:cs="Roboto Mono" w:eastAsia="Roboto Mono" w:hAnsi="Roboto Mono"/>
           <w:color w:val="8C2B3D"/>
           <w:sz w:val="19"/>
           <w:szCs w:val="19"/>
@@ -4388,7 +4387,7 @@
       </w:r>
       <w:r>
         <w:rPr>
-          <w:rFonts w:ascii="Consolas" w:cs="Consolas" w:eastAsia="Consolas" w:hAnsi="Consolas"/>
+          <w:rFonts w:ascii="Roboto Mono" w:cs="Roboto Mono" w:eastAsia="Roboto Mono" w:hAnsi="Roboto Mono"/>
           <w:color w:val="8C2B3D"/>
           <w:sz w:val="19"/>
           <w:szCs w:val="19"/>
@@ -4415,7 +4414,7 @@
       </w:pPr>
       <w:r>
         <w:rPr>
-          <w:rFonts w:ascii="Consolas" w:cs="Consolas" w:eastAsia="Consolas" w:hAnsi="Consolas"/>
+          <w:rFonts w:ascii="Roboto Mono" w:cs="Roboto Mono" w:eastAsia="Roboto Mono" w:hAnsi="Roboto Mono"/>
           <w:color w:val="8C2B3D"/>
           <w:sz w:val="19"/>
           <w:szCs w:val="19"/>
@@ -4444,7 +4443,7 @@
       </w:pPr>
       <w:r>
         <w:rPr>
-          <w:rFonts w:ascii="Consolas" w:cs="Consolas" w:eastAsia="Consolas" w:hAnsi="Consolas"/>
+          <w:rFonts w:ascii="Roboto Mono" w:cs="Roboto Mono" w:eastAsia="Roboto Mono" w:hAnsi="Roboto Mono"/>
           <w:color w:val="8C2B3D"/>
           <w:sz w:val="19"/>
           <w:szCs w:val="19"/>
@@ -4464,7 +4463,7 @@
       </w:r>
       <w:r>
         <w:rPr>
-          <w:rFonts w:ascii="Consolas" w:cs="Consolas" w:eastAsia="Consolas" w:hAnsi="Consolas"/>
+          <w:rFonts w:ascii="Roboto Mono" w:cs="Roboto Mono" w:eastAsia="Roboto Mono" w:hAnsi="Roboto Mono"/>
           <w:b/>
           <w:bCs/>
           <w:color w:val="8C2B3D"/>
@@ -4485,7 +4484,7 @@
       </w:pPr>
       <w:r>
         <w:rPr>
-          <w:rFonts w:ascii="Consolas" w:cs="Consolas" w:eastAsia="Consolas" w:hAnsi="Consolas"/>
+          <w:rFonts w:ascii="Roboto Mono" w:cs="Roboto Mono" w:eastAsia="Roboto Mono" w:hAnsi="Roboto Mono"/>
           <w:color w:val="8C2B3D"/>
           <w:sz w:val="19"/>
           <w:szCs w:val="19"/>
@@ -4498,7 +4497,7 @@
       </w:r>
       <w:r>
         <w:rPr>
-          <w:rFonts w:ascii="Consolas" w:cs="Consolas" w:eastAsia="Consolas" w:hAnsi="Consolas"/>
+          <w:rFonts w:ascii="Roboto Mono" w:cs="Roboto Mono" w:eastAsia="Roboto Mono" w:hAnsi="Roboto Mono"/>
           <w:color w:val="8C2B3D"/>
           <w:sz w:val="19"/>
           <w:szCs w:val="19"/>
@@ -4520,7 +4519,7 @@
       </w:r>
       <w:r>
         <w:rPr>
-          <w:rFonts w:ascii="Consolas" w:cs="Consolas" w:eastAsia="Consolas" w:hAnsi="Consolas"/>
+          <w:rFonts w:ascii="Roboto Mono" w:cs="Roboto Mono" w:eastAsia="Roboto Mono" w:hAnsi="Roboto Mono"/>
           <w:color w:val="8C2B3D"/>
           <w:sz w:val="19"/>
           <w:szCs w:val="19"/>
@@ -4569,7 +4568,7 @@
     </w:p>
     <w:tbl>
       <w:tblPr>
-        <w:tblW w:type="dxa" w:w="9173"/>
+        <w:tblW w:type="dxa" w:w="8049"/>
         <w:tblBorders>
           <w:top w:val="single" w:color="D1AEAB" w:sz="4"/>
           <w:left w:val="single" w:color="D1AEAB" w:sz="4"/>
@@ -4580,9 +4579,9 @@
         </w:tblBorders>
       </w:tblPr>
       <w:tblGrid>
-        <w:gridCol w:w="5364"/>
-        <w:gridCol w:w="1176"/>
-        <w:gridCol w:w="2633"/>
+        <w:gridCol w:w="4708"/>
+        <w:gridCol w:w="1031"/>
+        <w:gridCol w:w="2310"/>
       </w:tblGrid>
       <w:tr>
         <w:trPr>
@@ -4590,7 +4589,7 @@
         </w:trPr>
         <w:tc>
           <w:tcPr>
-            <w:tcW w:type="dxa" w:w="5364"/>
+            <w:tcW w:type="dxa" w:w="4708"/>
             <w:shd w:fill="8C2B3D" w:val="clear"/>
             <w:tcMar>
               <w:top w:type="dxa" w:w="90"/>
@@ -4618,7 +4617,7 @@
         </w:tc>
         <w:tc>
           <w:tcPr>
-            <w:tcW w:type="dxa" w:w="1176"/>
+            <w:tcW w:type="dxa" w:w="1031"/>
             <w:shd w:fill="8C2B3D" w:val="clear"/>
             <w:tcMar>
               <w:top w:type="dxa" w:w="90"/>
@@ -4646,7 +4645,7 @@
         </w:tc>
         <w:tc>
           <w:tcPr>
-            <w:tcW w:type="dxa" w:w="2633"/>
+            <w:tcW w:type="dxa" w:w="2310"/>
             <w:shd w:fill="8C2B3D" w:val="clear"/>
             <w:tcMar>
               <w:top w:type="dxa" w:w="90"/>
@@ -4676,23 +4675,23 @@
       <w:tr>
         <w:tc>
           <w:tcPr>
-            <w:tcW w:type="dxa" w:w="5364"/>
-            <w:shd w:fill="F6F0EF" w:val="clear"/>
-            <w:tcMar>
-              <w:top w:type="dxa" w:w="90"/>
-              <w:left w:type="dxa" w:w="130"/>
-              <w:bottom w:type="dxa" w:w="90"/>
-              <w:right w:type="dxa" w:w="130"/>
-            </w:tcMar>
-          </w:tcPr>
-          <w:p>
-            <w:pPr>
-              <w:spacing w:after="0" w:before="0" w:line="264" w:lineRule="auto"/>
-              <w:jc w:val="left"/>
-            </w:pPr>
-            <w:r>
-              <w:rPr>
-                <w:rFonts w:ascii="Consolas" w:cs="Consolas" w:eastAsia="Consolas" w:hAnsi="Consolas"/>
+            <w:tcW w:type="dxa" w:w="4708"/>
+            <w:shd w:fill="F6F0EF" w:val="clear"/>
+            <w:tcMar>
+              <w:top w:type="dxa" w:w="90"/>
+              <w:left w:type="dxa" w:w="130"/>
+              <w:bottom w:type="dxa" w:w="90"/>
+              <w:right w:type="dxa" w:w="130"/>
+            </w:tcMar>
+          </w:tcPr>
+          <w:p>
+            <w:pPr>
+              <w:spacing w:after="0" w:before="0" w:line="264" w:lineRule="auto"/>
+              <w:jc w:val="left"/>
+            </w:pPr>
+            <w:r>
+              <w:rPr>
+                <w:rFonts w:ascii="Roboto Mono" w:cs="Roboto Mono" w:eastAsia="Roboto Mono" w:hAnsi="Roboto Mono"/>
                 <w:color w:val="8C2B3D"/>
                 <w:sz w:val="19"/>
                 <w:szCs w:val="19"/>
@@ -4704,7 +4703,7 @@
         </w:tc>
         <w:tc>
           <w:tcPr>
-            <w:tcW w:type="dxa" w:w="1176"/>
+            <w:tcW w:type="dxa" w:w="1031"/>
             <w:shd w:fill="F6F0EF" w:val="clear"/>
             <w:tcMar>
               <w:top w:type="dxa" w:w="90"/>
@@ -4725,7 +4724,7 @@
         </w:tc>
         <w:tc>
           <w:tcPr>
-            <w:tcW w:type="dxa" w:w="2633"/>
+            <w:tcW w:type="dxa" w:w="2310"/>
             <w:shd w:fill="F6F0EF" w:val="clear"/>
             <w:tcMar>
               <w:top w:type="dxa" w:w="90"/>
@@ -4748,22 +4747,22 @@
       <w:tr>
         <w:tc>
           <w:tcPr>
-            <w:tcW w:type="dxa" w:w="5364"/>
-            <w:tcMar>
-              <w:top w:type="dxa" w:w="90"/>
-              <w:left w:type="dxa" w:w="130"/>
-              <w:bottom w:type="dxa" w:w="90"/>
-              <w:right w:type="dxa" w:w="130"/>
-            </w:tcMar>
-          </w:tcPr>
-          <w:p>
-            <w:pPr>
-              <w:spacing w:after="0" w:before="0" w:line="264" w:lineRule="auto"/>
-              <w:jc w:val="left"/>
-            </w:pPr>
-            <w:r>
-              <w:rPr>
-                <w:rFonts w:ascii="Consolas" w:cs="Consolas" w:eastAsia="Consolas" w:hAnsi="Consolas"/>
+            <w:tcW w:type="dxa" w:w="4708"/>
+            <w:tcMar>
+              <w:top w:type="dxa" w:w="90"/>
+              <w:left w:type="dxa" w:w="130"/>
+              <w:bottom w:type="dxa" w:w="90"/>
+              <w:right w:type="dxa" w:w="130"/>
+            </w:tcMar>
+          </w:tcPr>
+          <w:p>
+            <w:pPr>
+              <w:spacing w:after="0" w:before="0" w:line="264" w:lineRule="auto"/>
+              <w:jc w:val="left"/>
+            </w:pPr>
+            <w:r>
+              <w:rPr>
+                <w:rFonts w:ascii="Roboto Mono" w:cs="Roboto Mono" w:eastAsia="Roboto Mono" w:hAnsi="Roboto Mono"/>
                 <w:color w:val="8C2B3D"/>
                 <w:sz w:val="19"/>
                 <w:szCs w:val="19"/>
@@ -4775,7 +4774,7 @@
         </w:tc>
         <w:tc>
           <w:tcPr>
-            <w:tcW w:type="dxa" w:w="1176"/>
+            <w:tcW w:type="dxa" w:w="1031"/>
             <w:tcMar>
               <w:top w:type="dxa" w:w="90"/>
               <w:left w:type="dxa" w:w="130"/>
@@ -4795,7 +4794,7 @@
         </w:tc>
         <w:tc>
           <w:tcPr>
-            <w:tcW w:type="dxa" w:w="2633"/>
+            <w:tcW w:type="dxa" w:w="2310"/>
             <w:tcMar>
               <w:top w:type="dxa" w:w="90"/>
               <w:left w:type="dxa" w:w="130"/>
@@ -4817,23 +4816,23 @@
       <w:tr>
         <w:tc>
           <w:tcPr>
-            <w:tcW w:type="dxa" w:w="5364"/>
-            <w:shd w:fill="F6F0EF" w:val="clear"/>
-            <w:tcMar>
-              <w:top w:type="dxa" w:w="90"/>
-              <w:left w:type="dxa" w:w="130"/>
-              <w:bottom w:type="dxa" w:w="90"/>
-              <w:right w:type="dxa" w:w="130"/>
-            </w:tcMar>
-          </w:tcPr>
-          <w:p>
-            <w:pPr>
-              <w:spacing w:after="0" w:before="0" w:line="264" w:lineRule="auto"/>
-              <w:jc w:val="left"/>
-            </w:pPr>
-            <w:r>
-              <w:rPr>
-                <w:rFonts w:ascii="Consolas" w:cs="Consolas" w:eastAsia="Consolas" w:hAnsi="Consolas"/>
+            <w:tcW w:type="dxa" w:w="4708"/>
+            <w:shd w:fill="F6F0EF" w:val="clear"/>
+            <w:tcMar>
+              <w:top w:type="dxa" w:w="90"/>
+              <w:left w:type="dxa" w:w="130"/>
+              <w:bottom w:type="dxa" w:w="90"/>
+              <w:right w:type="dxa" w:w="130"/>
+            </w:tcMar>
+          </w:tcPr>
+          <w:p>
+            <w:pPr>
+              <w:spacing w:after="0" w:before="0" w:line="264" w:lineRule="auto"/>
+              <w:jc w:val="left"/>
+            </w:pPr>
+            <w:r>
+              <w:rPr>
+                <w:rFonts w:ascii="Roboto Mono" w:cs="Roboto Mono" w:eastAsia="Roboto Mono" w:hAnsi="Roboto Mono"/>
                 <w:color w:val="8C2B3D"/>
                 <w:sz w:val="19"/>
                 <w:szCs w:val="19"/>
@@ -4845,7 +4844,7 @@
         </w:tc>
         <w:tc>
           <w:tcPr>
-            <w:tcW w:type="dxa" w:w="1176"/>
+            <w:tcW w:type="dxa" w:w="1031"/>
             <w:shd w:fill="F6F0EF" w:val="clear"/>
             <w:tcMar>
               <w:top w:type="dxa" w:w="90"/>
@@ -4866,7 +4865,7 @@
         </w:tc>
         <w:tc>
           <w:tcPr>
-            <w:tcW w:type="dxa" w:w="2633"/>
+            <w:tcW w:type="dxa" w:w="2310"/>
             <w:shd w:fill="F6F0EF" w:val="clear"/>
             <w:tcMar>
               <w:top w:type="dxa" w:w="90"/>
@@ -4938,7 +4937,7 @@
     </w:p>
     <w:tbl>
       <w:tblPr>
-        <w:tblW w:type="dxa" w:w="9173"/>
+        <w:tblW w:type="dxa" w:w="8049"/>
         <w:tblBorders>
           <w:top w:val="single" w:color="D1AEAB" w:sz="4"/>
           <w:left w:val="single" w:color="D1AEAB" w:sz="4"/>
@@ -4949,10 +4948,10 @@
         </w:tblBorders>
       </w:tblPr>
       <w:tblGrid>
-        <w:gridCol w:w="3528"/>
-        <w:gridCol w:w="1909"/>
-        <w:gridCol w:w="1349"/>
-        <w:gridCol w:w="2387"/>
+        <w:gridCol w:w="3096"/>
+        <w:gridCol w:w="1675"/>
+        <w:gridCol w:w="1184"/>
+        <w:gridCol w:w="2094"/>
       </w:tblGrid>
       <w:tr>
         <w:trPr>
@@ -4960,7 +4959,7 @@
         </w:trPr>
         <w:tc>
           <w:tcPr>
-            <w:tcW w:type="dxa" w:w="3528"/>
+            <w:tcW w:type="dxa" w:w="3096"/>
             <w:shd w:fill="8C2B3D" w:val="clear"/>
             <w:tcMar>
               <w:top w:type="dxa" w:w="90"/>
@@ -4988,7 +4987,7 @@
         </w:tc>
         <w:tc>
           <w:tcPr>
-            <w:tcW w:type="dxa" w:w="1909"/>
+            <w:tcW w:type="dxa" w:w="1675"/>
             <w:shd w:fill="8C2B3D" w:val="clear"/>
             <w:tcMar>
               <w:top w:type="dxa" w:w="90"/>
@@ -5016,7 +5015,7 @@
         </w:tc>
         <w:tc>
           <w:tcPr>
-            <w:tcW w:type="dxa" w:w="1349"/>
+            <w:tcW w:type="dxa" w:w="1184"/>
             <w:shd w:fill="8C2B3D" w:val="clear"/>
             <w:tcMar>
               <w:top w:type="dxa" w:w="90"/>
@@ -5044,7 +5043,7 @@
         </w:tc>
         <w:tc>
           <w:tcPr>
-            <w:tcW w:type="dxa" w:w="2387"/>
+            <w:tcW w:type="dxa" w:w="2094"/>
             <w:shd w:fill="8C2B3D" w:val="clear"/>
             <w:tcMar>
               <w:top w:type="dxa" w:w="90"/>
@@ -5074,7 +5073,7 @@
       <w:tr>
         <w:tc>
           <w:tcPr>
-            <w:tcW w:type="dxa" w:w="3528"/>
+            <w:tcW w:type="dxa" w:w="3096"/>
             <w:shd w:fill="F6F0EF" w:val="clear"/>
             <w:tcMar>
               <w:top w:type="dxa" w:w="90"/>
@@ -5099,7 +5098,7 @@
         </w:tc>
         <w:tc>
           <w:tcPr>
-            <w:tcW w:type="dxa" w:w="1909"/>
+            <w:tcW w:type="dxa" w:w="1675"/>
             <w:shd w:fill="F6F0EF" w:val="clear"/>
             <w:tcMar>
               <w:top w:type="dxa" w:w="90"/>
@@ -5124,7 +5123,7 @@
         </w:tc>
         <w:tc>
           <w:tcPr>
-            <w:tcW w:type="dxa" w:w="1349"/>
+            <w:tcW w:type="dxa" w:w="1184"/>
             <w:shd w:fill="F6F0EF" w:val="clear"/>
             <w:tcMar>
               <w:top w:type="dxa" w:w="90"/>
@@ -5149,7 +5148,7 @@
         </w:tc>
         <w:tc>
           <w:tcPr>
-            <w:tcW w:type="dxa" w:w="2387"/>
+            <w:tcW w:type="dxa" w:w="2094"/>
             <w:shd w:fill="F6F0EF" w:val="clear"/>
             <w:tcMar>
               <w:top w:type="dxa" w:w="90"/>
@@ -5172,7 +5171,7 @@
       <w:tr>
         <w:tc>
           <w:tcPr>
-            <w:tcW w:type="dxa" w:w="3528"/>
+            <w:tcW w:type="dxa" w:w="3096"/>
             <w:tcMar>
               <w:top w:type="dxa" w:w="90"/>
               <w:left w:type="dxa" w:w="130"/>
@@ -5192,7 +5191,7 @@
         </w:tc>
         <w:tc>
           <w:tcPr>
-            <w:tcW w:type="dxa" w:w="1909"/>
+            <w:tcW w:type="dxa" w:w="1675"/>
             <w:tcMar>
               <w:top w:type="dxa" w:w="90"/>
               <w:left w:type="dxa" w:w="130"/>
@@ -5212,7 +5211,7 @@
         </w:tc>
         <w:tc>
           <w:tcPr>
-            <w:tcW w:type="dxa" w:w="1349"/>
+            <w:tcW w:type="dxa" w:w="1184"/>
             <w:tcMar>
               <w:top w:type="dxa" w:w="90"/>
               <w:left w:type="dxa" w:w="130"/>
@@ -5232,7 +5231,7 @@
         </w:tc>
         <w:tc>
           <w:tcPr>
-            <w:tcW w:type="dxa" w:w="2387"/>
+            <w:tcW w:type="dxa" w:w="2094"/>
             <w:tcMar>
               <w:top w:type="dxa" w:w="90"/>
               <w:left w:type="dxa" w:w="130"/>
@@ -5254,7 +5253,7 @@
       <w:tr>
         <w:tc>
           <w:tcPr>
-            <w:tcW w:type="dxa" w:w="3528"/>
+            <w:tcW w:type="dxa" w:w="3096"/>
             <w:shd w:fill="F6F0EF" w:val="clear"/>
             <w:tcMar>
               <w:top w:type="dxa" w:w="90"/>
@@ -5275,7 +5274,7 @@
         </w:tc>
         <w:tc>
           <w:tcPr>
-            <w:tcW w:type="dxa" w:w="1909"/>
+            <w:tcW w:type="dxa" w:w="1675"/>
             <w:shd w:fill="F6F0EF" w:val="clear"/>
             <w:tcMar>
               <w:top w:type="dxa" w:w="90"/>
@@ -5296,7 +5295,7 @@
         </w:tc>
         <w:tc>
           <w:tcPr>
-            <w:tcW w:type="dxa" w:w="1349"/>
+            <w:tcW w:type="dxa" w:w="1184"/>
             <w:shd w:fill="F6F0EF" w:val="clear"/>
             <w:tcMar>
               <w:top w:type="dxa" w:w="90"/>
@@ -5317,7 +5316,7 @@
         </w:tc>
         <w:tc>
           <w:tcPr>
-            <w:tcW w:type="dxa" w:w="2387"/>
+            <w:tcW w:type="dxa" w:w="2094"/>
             <w:shd w:fill="F6F0EF" w:val="clear"/>
             <w:tcMar>
               <w:top w:type="dxa" w:w="90"/>
@@ -5340,7 +5339,7 @@
       <w:tr>
         <w:tc>
           <w:tcPr>
-            <w:tcW w:type="dxa" w:w="3528"/>
+            <w:tcW w:type="dxa" w:w="3096"/>
             <w:tcMar>
               <w:top w:type="dxa" w:w="90"/>
               <w:left w:type="dxa" w:w="130"/>
@@ -5360,7 +5359,7 @@
         </w:tc>
         <w:tc>
           <w:tcPr>
-            <w:tcW w:type="dxa" w:w="1909"/>
+            <w:tcW w:type="dxa" w:w="1675"/>
             <w:tcMar>
               <w:top w:type="dxa" w:w="90"/>
               <w:left w:type="dxa" w:w="130"/>
@@ -5380,7 +5379,7 @@
         </w:tc>
         <w:tc>
           <w:tcPr>
-            <w:tcW w:type="dxa" w:w="1349"/>
+            <w:tcW w:type="dxa" w:w="1184"/>
             <w:tcMar>
               <w:top w:type="dxa" w:w="90"/>
               <w:left w:type="dxa" w:w="130"/>
@@ -5400,7 +5399,7 @@
         </w:tc>
         <w:tc>
           <w:tcPr>
-            <w:tcW w:type="dxa" w:w="2387"/>
+            <w:tcW w:type="dxa" w:w="2094"/>
             <w:tcMar>
               <w:top w:type="dxa" w:w="90"/>
               <w:left w:type="dxa" w:w="130"/>
@@ -5422,7 +5421,7 @@
       <w:tr>
         <w:tc>
           <w:tcPr>
-            <w:tcW w:type="dxa" w:w="3528"/>
+            <w:tcW w:type="dxa" w:w="3096"/>
             <w:shd w:fill="F6F0EF" w:val="clear"/>
             <w:tcMar>
               <w:top w:type="dxa" w:w="90"/>
@@ -5443,7 +5442,7 @@
         </w:tc>
         <w:tc>
           <w:tcPr>
-            <w:tcW w:type="dxa" w:w="1909"/>
+            <w:tcW w:type="dxa" w:w="1675"/>
             <w:shd w:fill="F6F0EF" w:val="clear"/>
             <w:tcMar>
               <w:top w:type="dxa" w:w="90"/>
@@ -5464,7 +5463,7 @@
         </w:tc>
         <w:tc>
           <w:tcPr>
-            <w:tcW w:type="dxa" w:w="1349"/>
+            <w:tcW w:type="dxa" w:w="1184"/>
             <w:shd w:fill="F6F0EF" w:val="clear"/>
             <w:tcMar>
               <w:top w:type="dxa" w:w="90"/>
@@ -5485,7 +5484,7 @@
         </w:tc>
         <w:tc>
           <w:tcPr>
-            <w:tcW w:type="dxa" w:w="2387"/>
+            <w:tcW w:type="dxa" w:w="2094"/>
             <w:shd w:fill="F6F0EF" w:val="clear"/>
             <w:tcMar>
               <w:top w:type="dxa" w:w="90"/>
@@ -5508,7 +5507,7 @@
       <w:tr>
         <w:tc>
           <w:tcPr>
-            <w:tcW w:type="dxa" w:w="3528"/>
+            <w:tcW w:type="dxa" w:w="3096"/>
             <w:tcMar>
               <w:top w:type="dxa" w:w="90"/>
               <w:left w:type="dxa" w:w="130"/>
@@ -5535,7 +5534,7 @@
         </w:tc>
         <w:tc>
           <w:tcPr>
-            <w:tcW w:type="dxa" w:w="1909"/>
+            <w:tcW w:type="dxa" w:w="1675"/>
             <w:tcMar>
               <w:top w:type="dxa" w:w="90"/>
               <w:left w:type="dxa" w:w="130"/>
@@ -5559,7 +5558,7 @@
         </w:tc>
         <w:tc>
           <w:tcPr>
-            <w:tcW w:type="dxa" w:w="1349"/>
+            <w:tcW w:type="dxa" w:w="1184"/>
             <w:tcMar>
               <w:top w:type="dxa" w:w="90"/>
               <w:left w:type="dxa" w:w="130"/>
@@ -5579,7 +5578,7 @@
         </w:tc>
         <w:tc>
           <w:tcPr>
-            <w:tcW w:type="dxa" w:w="2387"/>
+            <w:tcW w:type="dxa" w:w="2094"/>
             <w:tcMar>
               <w:top w:type="dxa" w:w="90"/>
               <w:left w:type="dxa" w:w="130"/>
@@ -5601,7 +5600,7 @@
       <w:tr>
         <w:tc>
           <w:tcPr>
-            <w:tcW w:type="dxa" w:w="3528"/>
+            <w:tcW w:type="dxa" w:w="3096"/>
             <w:shd w:fill="F6F0EF" w:val="clear"/>
             <w:tcMar>
               <w:top w:type="dxa" w:w="90"/>
@@ -5629,7 +5628,7 @@
         </w:tc>
         <w:tc>
           <w:tcPr>
-            <w:tcW w:type="dxa" w:w="1909"/>
+            <w:tcW w:type="dxa" w:w="1675"/>
             <w:shd w:fill="F6F0EF" w:val="clear"/>
             <w:tcMar>
               <w:top w:type="dxa" w:w="90"/>
@@ -5650,7 +5649,7 @@
         </w:tc>
         <w:tc>
           <w:tcPr>
-            <w:tcW w:type="dxa" w:w="1349"/>
+            <w:tcW w:type="dxa" w:w="1184"/>
             <w:shd w:fill="F6F0EF" w:val="clear"/>
             <w:tcMar>
               <w:top w:type="dxa" w:w="90"/>
@@ -5671,7 +5670,7 @@
         </w:tc>
         <w:tc>
           <w:tcPr>
-            <w:tcW w:type="dxa" w:w="2387"/>
+            <w:tcW w:type="dxa" w:w="2094"/>
             <w:shd w:fill="F6F0EF" w:val="clear"/>
             <w:tcMar>
               <w:top w:type="dxa" w:w="90"/>
@@ -5694,7 +5693,7 @@
       <w:tr>
         <w:tc>
           <w:tcPr>
-            <w:tcW w:type="dxa" w:w="3528"/>
+            <w:tcW w:type="dxa" w:w="3096"/>
             <w:tcMar>
               <w:top w:type="dxa" w:w="90"/>
               <w:left w:type="dxa" w:w="130"/>
@@ -5721,7 +5720,7 @@
         </w:tc>
         <w:tc>
           <w:tcPr>
-            <w:tcW w:type="dxa" w:w="1909"/>
+            <w:tcW w:type="dxa" w:w="1675"/>
             <w:tcMar>
               <w:top w:type="dxa" w:w="90"/>
               <w:left w:type="dxa" w:w="130"/>
@@ -5741,7 +5740,7 @@
         </w:tc>
         <w:tc>
           <w:tcPr>
-            <w:tcW w:type="dxa" w:w="1349"/>
+            <w:tcW w:type="dxa" w:w="1184"/>
             <w:tcMar>
               <w:top w:type="dxa" w:w="90"/>
               <w:left w:type="dxa" w:w="130"/>
@@ -5761,7 +5760,7 @@
         </w:tc>
         <w:tc>
           <w:tcPr>
-            <w:tcW w:type="dxa" w:w="2387"/>
+            <w:tcW w:type="dxa" w:w="2094"/>
             <w:tcMar>
               <w:top w:type="dxa" w:w="90"/>
               <w:left w:type="dxa" w:w="130"/>
@@ -5783,7 +5782,7 @@
       <w:tr>
         <w:tc>
           <w:tcPr>
-            <w:tcW w:type="dxa" w:w="3528"/>
+            <w:tcW w:type="dxa" w:w="3096"/>
             <w:shd w:fill="F6F0EF" w:val="clear"/>
             <w:tcMar>
               <w:top w:type="dxa" w:w="90"/>
@@ -5811,7 +5810,7 @@
         </w:tc>
         <w:tc>
           <w:tcPr>
-            <w:tcW w:type="dxa" w:w="1909"/>
+            <w:tcW w:type="dxa" w:w="1675"/>
             <w:shd w:fill="F6F0EF" w:val="clear"/>
             <w:tcMar>
               <w:top w:type="dxa" w:w="90"/>
@@ -5836,7 +5835,7 @@
         </w:tc>
         <w:tc>
           <w:tcPr>
-            <w:tcW w:type="dxa" w:w="1349"/>
+            <w:tcW w:type="dxa" w:w="1184"/>
             <w:shd w:fill="F6F0EF" w:val="clear"/>
             <w:tcMar>
               <w:top w:type="dxa" w:w="90"/>
@@ -5857,7 +5856,7 @@
         </w:tc>
         <w:tc>
           <w:tcPr>
-            <w:tcW w:type="dxa" w:w="2387"/>
+            <w:tcW w:type="dxa" w:w="2094"/>
             <w:shd w:fill="F6F0EF" w:val="clear"/>
             <w:tcMar>
               <w:top w:type="dxa" w:w="90"/>
@@ -5880,7 +5879,7 @@
       <w:tr>
         <w:tc>
           <w:tcPr>
-            <w:tcW w:type="dxa" w:w="3528"/>
+            <w:tcW w:type="dxa" w:w="3096"/>
             <w:tcMar>
               <w:top w:type="dxa" w:w="90"/>
               <w:left w:type="dxa" w:w="130"/>
@@ -5900,7 +5899,7 @@
         </w:tc>
         <w:tc>
           <w:tcPr>
-            <w:tcW w:type="dxa" w:w="1909"/>
+            <w:tcW w:type="dxa" w:w="1675"/>
             <w:tcMar>
               <w:top w:type="dxa" w:w="90"/>
               <w:left w:type="dxa" w:w="130"/>
@@ -5920,7 +5919,7 @@
         </w:tc>
         <w:tc>
           <w:tcPr>
-            <w:tcW w:type="dxa" w:w="1349"/>
+            <w:tcW w:type="dxa" w:w="1184"/>
             <w:tcMar>
               <w:top w:type="dxa" w:w="90"/>
               <w:left w:type="dxa" w:w="130"/>
@@ -5940,7 +5939,7 @@
         </w:tc>
         <w:tc>
           <w:tcPr>
-            <w:tcW w:type="dxa" w:w="2387"/>
+            <w:tcW w:type="dxa" w:w="2094"/>
             <w:tcMar>
               <w:top w:type="dxa" w:w="90"/>
               <w:left w:type="dxa" w:w="130"/>
@@ -5962,7 +5961,7 @@
       <w:tr>
         <w:tc>
           <w:tcPr>
-            <w:tcW w:type="dxa" w:w="3528"/>
+            <w:tcW w:type="dxa" w:w="3096"/>
             <w:shd w:fill="F6F0EF" w:val="clear"/>
             <w:tcMar>
               <w:top w:type="dxa" w:w="90"/>
@@ -5990,7 +5989,7 @@
         </w:tc>
         <w:tc>
           <w:tcPr>
-            <w:tcW w:type="dxa" w:w="1909"/>
+            <w:tcW w:type="dxa" w:w="1675"/>
             <w:shd w:fill="F6F0EF" w:val="clear"/>
             <w:tcMar>
               <w:top w:type="dxa" w:w="90"/>
@@ -6015,7 +6014,7 @@
         </w:tc>
         <w:tc>
           <w:tcPr>
-            <w:tcW w:type="dxa" w:w="1349"/>
+            <w:tcW w:type="dxa" w:w="1184"/>
             <w:shd w:fill="F6F0EF" w:val="clear"/>
             <w:tcMar>
               <w:top w:type="dxa" w:w="90"/>
@@ -6036,7 +6035,7 @@
         </w:tc>
         <w:tc>
           <w:tcPr>
-            <w:tcW w:type="dxa" w:w="2387"/>
+            <w:tcW w:type="dxa" w:w="2094"/>
             <w:shd w:fill="F6F0EF" w:val="clear"/>
             <w:tcMar>
               <w:top w:type="dxa" w:w="90"/>
@@ -6135,7 +6134,7 @@
     </w:p>
     <w:tbl>
       <w:tblPr>
-        <w:tblW w:type="dxa" w:w="9173"/>
+        <w:tblW w:type="dxa" w:w="8049"/>
         <w:tblBorders>
           <w:top w:val="single" w:color="D1AEAB" w:sz="4"/>
           <w:left w:val="single" w:color="D1AEAB" w:sz="4"/>
@@ -6146,10 +6145,10 @@
         </w:tblBorders>
       </w:tblPr>
       <w:tblGrid>
-        <w:gridCol w:w="3961"/>
-        <w:gridCol w:w="1519"/>
-        <w:gridCol w:w="2152"/>
-        <w:gridCol w:w="1541"/>
+        <w:gridCol w:w="3476"/>
+        <w:gridCol w:w="1333"/>
+        <w:gridCol w:w="1888"/>
+        <w:gridCol w:w="1352"/>
       </w:tblGrid>
       <w:tr>
         <w:trPr>
@@ -6157,7 +6156,7 @@
         </w:trPr>
         <w:tc>
           <w:tcPr>
-            <w:tcW w:type="dxa" w:w="3961"/>
+            <w:tcW w:type="dxa" w:w="3476"/>
             <w:shd w:fill="8C2B3D" w:val="clear"/>
             <w:tcMar>
               <w:top w:type="dxa" w:w="90"/>
@@ -6185,7 +6184,7 @@
         </w:tc>
         <w:tc>
           <w:tcPr>
-            <w:tcW w:type="dxa" w:w="1519"/>
+            <w:tcW w:type="dxa" w:w="1333"/>
             <w:shd w:fill="8C2B3D" w:val="clear"/>
             <w:tcMar>
               <w:top w:type="dxa" w:w="90"/>
@@ -6213,7 +6212,7 @@
         </w:tc>
         <w:tc>
           <w:tcPr>
-            <w:tcW w:type="dxa" w:w="2152"/>
+            <w:tcW w:type="dxa" w:w="1888"/>
             <w:shd w:fill="8C2B3D" w:val="clear"/>
             <w:tcMar>
               <w:top w:type="dxa" w:w="90"/>
@@ -6241,7 +6240,7 @@
         </w:tc>
         <w:tc>
           <w:tcPr>
-            <w:tcW w:type="dxa" w:w="1541"/>
+            <w:tcW w:type="dxa" w:w="1352"/>
             <w:shd w:fill="8C2B3D" w:val="clear"/>
             <w:tcMar>
               <w:top w:type="dxa" w:w="90"/>
@@ -6271,7 +6270,7 @@
       <w:tr>
         <w:tc>
           <w:tcPr>
-            <w:tcW w:type="dxa" w:w="3961"/>
+            <w:tcW w:type="dxa" w:w="3476"/>
             <w:shd w:fill="F6F0EF" w:val="clear"/>
             <w:tcMar>
               <w:top w:type="dxa" w:w="90"/>
@@ -6292,7 +6291,7 @@
         </w:tc>
         <w:tc>
           <w:tcPr>
-            <w:tcW w:type="dxa" w:w="1519"/>
+            <w:tcW w:type="dxa" w:w="1333"/>
             <w:shd w:fill="F6F0EF" w:val="clear"/>
             <w:tcMar>
               <w:top w:type="dxa" w:w="90"/>
@@ -6317,7 +6316,7 @@
         </w:tc>
         <w:tc>
           <w:tcPr>
-            <w:tcW w:type="dxa" w:w="2152"/>
+            <w:tcW w:type="dxa" w:w="1888"/>
             <w:shd w:fill="F6F0EF" w:val="clear"/>
             <w:tcMar>
               <w:top w:type="dxa" w:w="90"/>
@@ -6338,7 +6337,7 @@
         </w:tc>
         <w:tc>
           <w:tcPr>
-            <w:tcW w:type="dxa" w:w="1541"/>
+            <w:tcW w:type="dxa" w:w="1352"/>
             <w:shd w:fill="F6F0EF" w:val="clear"/>
             <w:tcMar>
               <w:top w:type="dxa" w:w="90"/>
@@ -6357,7 +6356,7 @@
             </w:r>
             <w:r>
               <w:rPr>
-                <w:rFonts w:ascii="Consolas" w:cs="Consolas" w:eastAsia="Consolas" w:hAnsi="Consolas"/>
+                <w:rFonts w:ascii="Roboto Mono" w:cs="Roboto Mono" w:eastAsia="Roboto Mono" w:hAnsi="Roboto Mono"/>
                 <w:color w:val="8C2B3D"/>
                 <w:sz w:val="19"/>
                 <w:szCs w:val="19"/>
@@ -6371,7 +6370,7 @@
       <w:tr>
         <w:tc>
           <w:tcPr>
-            <w:tcW w:type="dxa" w:w="3961"/>
+            <w:tcW w:type="dxa" w:w="3476"/>
             <w:tcMar>
               <w:top w:type="dxa" w:w="90"/>
               <w:left w:type="dxa" w:w="130"/>
@@ -6391,7 +6390,7 @@
         </w:tc>
         <w:tc>
           <w:tcPr>
-            <w:tcW w:type="dxa" w:w="1519"/>
+            <w:tcW w:type="dxa" w:w="1333"/>
             <w:tcMar>
               <w:top w:type="dxa" w:w="90"/>
               <w:left w:type="dxa" w:w="130"/>
@@ -6411,7 +6410,7 @@
         </w:tc>
         <w:tc>
           <w:tcPr>
-            <w:tcW w:type="dxa" w:w="2152"/>
+            <w:tcW w:type="dxa" w:w="1888"/>
             <w:tcMar>
               <w:top w:type="dxa" w:w="90"/>
               <w:left w:type="dxa" w:w="130"/>
@@ -6431,7 +6430,7 @@
         </w:tc>
         <w:tc>
           <w:tcPr>
-            <w:tcW w:type="dxa" w:w="1541"/>
+            <w:tcW w:type="dxa" w:w="1352"/>
             <w:tcMar>
               <w:top w:type="dxa" w:w="90"/>
               <w:left w:type="dxa" w:w="130"/>
@@ -6453,7 +6452,7 @@
       <w:tr>
         <w:tc>
           <w:tcPr>
-            <w:tcW w:type="dxa" w:w="3961"/>
+            <w:tcW w:type="dxa" w:w="3476"/>
             <w:shd w:fill="F6F0EF" w:val="clear"/>
             <w:tcMar>
               <w:top w:type="dxa" w:w="90"/>
@@ -6474,7 +6473,7 @@
         </w:tc>
         <w:tc>
           <w:tcPr>
-            <w:tcW w:type="dxa" w:w="1519"/>
+            <w:tcW w:type="dxa" w:w="1333"/>
             <w:shd w:fill="F6F0EF" w:val="clear"/>
             <w:tcMar>
               <w:top w:type="dxa" w:w="90"/>
@@ -6495,7 +6494,7 @@
         </w:tc>
         <w:tc>
           <w:tcPr>
-            <w:tcW w:type="dxa" w:w="2152"/>
+            <w:tcW w:type="dxa" w:w="1888"/>
             <w:shd w:fill="F6F0EF" w:val="clear"/>
             <w:tcMar>
               <w:top w:type="dxa" w:w="90"/>
@@ -6516,7 +6515,7 @@
         </w:tc>
         <w:tc>
           <w:tcPr>
-            <w:tcW w:type="dxa" w:w="1541"/>
+            <w:tcW w:type="dxa" w:w="1352"/>
             <w:shd w:fill="F6F0EF" w:val="clear"/>
             <w:tcMar>
               <w:top w:type="dxa" w:w="90"/>
@@ -6539,7 +6538,7 @@
       <w:tr>
         <w:tc>
           <w:tcPr>
-            <w:tcW w:type="dxa" w:w="3961"/>
+            <w:tcW w:type="dxa" w:w="3476"/>
             <w:tcMar>
               <w:top w:type="dxa" w:w="90"/>
               <w:left w:type="dxa" w:w="130"/>
@@ -6559,7 +6558,7 @@
         </w:tc>
         <w:tc>
           <w:tcPr>
-            <w:tcW w:type="dxa" w:w="1519"/>
+            <w:tcW w:type="dxa" w:w="1333"/>
             <w:tcMar>
               <w:top w:type="dxa" w:w="90"/>
               <w:left w:type="dxa" w:w="130"/>
@@ -6579,7 +6578,7 @@
         </w:tc>
         <w:tc>
           <w:tcPr>
-            <w:tcW w:type="dxa" w:w="2152"/>
+            <w:tcW w:type="dxa" w:w="1888"/>
             <w:tcMar>
               <w:top w:type="dxa" w:w="90"/>
               <w:left w:type="dxa" w:w="130"/>
@@ -6599,7 +6598,7 @@
         </w:tc>
         <w:tc>
           <w:tcPr>
-            <w:tcW w:type="dxa" w:w="1541"/>
+            <w:tcW w:type="dxa" w:w="1352"/>
             <w:tcMar>
               <w:top w:type="dxa" w:w="90"/>
               <w:left w:type="dxa" w:w="130"/>
@@ -6630,7 +6629,7 @@
       </w:r>
       <w:r>
         <w:rPr>
-          <w:rFonts w:ascii="Consolas" w:cs="Consolas" w:eastAsia="Consolas" w:hAnsi="Consolas"/>
+          <w:rFonts w:ascii="Roboto Mono" w:cs="Roboto Mono" w:eastAsia="Roboto Mono" w:hAnsi="Roboto Mono"/>
           <w:color w:val="8C2B3D"/>
           <w:sz w:val="19"/>
           <w:szCs w:val="19"/>
@@ -6667,7 +6666,7 @@
     </w:p>
     <w:tbl>
       <w:tblPr>
-        <w:tblW w:type="dxa" w:w="9173"/>
+        <w:tblW w:type="dxa" w:w="8049"/>
         <w:tblBorders>
           <w:top w:val="single" w:color="D1AEAB" w:sz="4"/>
           <w:left w:val="single" w:color="D1AEAB" w:sz="4"/>
@@ -6678,9 +6677,9 @@
         </w:tblBorders>
       </w:tblPr>
       <w:tblGrid>
-        <w:gridCol w:w="2117"/>
-        <w:gridCol w:w="3528"/>
-        <w:gridCol w:w="3528"/>
+        <w:gridCol w:w="1857"/>
+        <w:gridCol w:w="3096"/>
+        <w:gridCol w:w="3096"/>
       </w:tblGrid>
       <w:tr>
         <w:trPr>
@@ -6688,7 +6687,7 @@
         </w:trPr>
         <w:tc>
           <w:tcPr>
-            <w:tcW w:type="dxa" w:w="2117"/>
+            <w:tcW w:type="dxa" w:w="1857"/>
             <w:shd w:fill="8C2B3D" w:val="clear"/>
             <w:tcMar>
               <w:top w:type="dxa" w:w="90"/>
@@ -6716,7 +6715,7 @@
         </w:tc>
         <w:tc>
           <w:tcPr>
-            <w:tcW w:type="dxa" w:w="3528"/>
+            <w:tcW w:type="dxa" w:w="3096"/>
             <w:shd w:fill="8C2B3D" w:val="clear"/>
             <w:tcMar>
               <w:top w:type="dxa" w:w="90"/>
@@ -6744,7 +6743,7 @@
         </w:tc>
         <w:tc>
           <w:tcPr>
-            <w:tcW w:type="dxa" w:w="3528"/>
+            <w:tcW w:type="dxa" w:w="3096"/>
             <w:shd w:fill="8C2B3D" w:val="clear"/>
             <w:tcMar>
               <w:top w:type="dxa" w:w="90"/>
@@ -6774,7 +6773,7 @@
       <w:tr>
         <w:tc>
           <w:tcPr>
-            <w:tcW w:type="dxa" w:w="2117"/>
+            <w:tcW w:type="dxa" w:w="1857"/>
             <w:shd w:fill="F6F0EF" w:val="clear"/>
             <w:tcMar>
               <w:top w:type="dxa" w:w="90"/>
@@ -6795,7 +6794,7 @@
         </w:tc>
         <w:tc>
           <w:tcPr>
-            <w:tcW w:type="dxa" w:w="3528"/>
+            <w:tcW w:type="dxa" w:w="3096"/>
             <w:shd w:fill="F6F0EF" w:val="clear"/>
             <w:tcMar>
               <w:top w:type="dxa" w:w="90"/>
@@ -6821,7 +6820,7 @@
             </w:r>
             <w:r>
               <w:rPr>
-                <w:rFonts w:ascii="Consolas" w:cs="Consolas" w:eastAsia="Consolas" w:hAnsi="Consolas"/>
+                <w:rFonts w:ascii="Roboto Mono" w:cs="Roboto Mono" w:eastAsia="Roboto Mono" w:hAnsi="Roboto Mono"/>
                 <w:color w:val="8C2B3D"/>
                 <w:sz w:val="19"/>
                 <w:szCs w:val="19"/>
@@ -6833,23 +6832,23 @@
         </w:tc>
         <w:tc>
           <w:tcPr>
-            <w:tcW w:type="dxa" w:w="3528"/>
-            <w:shd w:fill="F6F0EF" w:val="clear"/>
-            <w:tcMar>
-              <w:top w:type="dxa" w:w="90"/>
-              <w:left w:type="dxa" w:w="130"/>
-              <w:bottom w:type="dxa" w:w="90"/>
-              <w:right w:type="dxa" w:w="130"/>
-            </w:tcMar>
-          </w:tcPr>
-          <w:p>
-            <w:pPr>
-              <w:spacing w:after="0" w:before="0" w:line="264" w:lineRule="auto"/>
-              <w:jc w:val="left"/>
-            </w:pPr>
-            <w:r>
-              <w:rPr>
-                <w:rFonts w:ascii="Consolas" w:cs="Consolas" w:eastAsia="Consolas" w:hAnsi="Consolas"/>
+            <w:tcW w:type="dxa" w:w="3096"/>
+            <w:shd w:fill="F6F0EF" w:val="clear"/>
+            <w:tcMar>
+              <w:top w:type="dxa" w:w="90"/>
+              <w:left w:type="dxa" w:w="130"/>
+              <w:bottom w:type="dxa" w:w="90"/>
+              <w:right w:type="dxa" w:w="130"/>
+            </w:tcMar>
+          </w:tcPr>
+          <w:p>
+            <w:pPr>
+              <w:spacing w:after="0" w:before="0" w:line="264" w:lineRule="auto"/>
+              <w:jc w:val="left"/>
+            </w:pPr>
+            <w:r>
+              <w:rPr>
+                <w:rFonts w:ascii="Roboto Mono" w:cs="Roboto Mono" w:eastAsia="Roboto Mono" w:hAnsi="Roboto Mono"/>
                 <w:color w:val="8C2B3D"/>
                 <w:sz w:val="19"/>
                 <w:szCs w:val="19"/>
@@ -6862,7 +6861,7 @@
             </w:r>
             <w:r>
               <w:rPr>
-                <w:rFonts w:ascii="Consolas" w:cs="Consolas" w:eastAsia="Consolas" w:hAnsi="Consolas"/>
+                <w:rFonts w:ascii="Roboto Mono" w:cs="Roboto Mono" w:eastAsia="Roboto Mono" w:hAnsi="Roboto Mono"/>
                 <w:color w:val="8C2B3D"/>
                 <w:sz w:val="19"/>
                 <w:szCs w:val="19"/>
@@ -6879,7 +6878,7 @@
       <w:tr>
         <w:tc>
           <w:tcPr>
-            <w:tcW w:type="dxa" w:w="2117"/>
+            <w:tcW w:type="dxa" w:w="1857"/>
             <w:tcMar>
               <w:top w:type="dxa" w:w="90"/>
               <w:left w:type="dxa" w:w="130"/>
@@ -6899,7 +6898,7 @@
         </w:tc>
         <w:tc>
           <w:tcPr>
-            <w:tcW w:type="dxa" w:w="3528"/>
+            <w:tcW w:type="dxa" w:w="3096"/>
             <w:tcMar>
               <w:top w:type="dxa" w:w="90"/>
               <w:left w:type="dxa" w:w="130"/>
@@ -6923,22 +6922,22 @@
         </w:tc>
         <w:tc>
           <w:tcPr>
-            <w:tcW w:type="dxa" w:w="3528"/>
-            <w:tcMar>
-              <w:top w:type="dxa" w:w="90"/>
-              <w:left w:type="dxa" w:w="130"/>
-              <w:bottom w:type="dxa" w:w="90"/>
-              <w:right w:type="dxa" w:w="130"/>
-            </w:tcMar>
-          </w:tcPr>
-          <w:p>
-            <w:pPr>
-              <w:spacing w:after="0" w:before="0" w:line="264" w:lineRule="auto"/>
-              <w:jc w:val="left"/>
-            </w:pPr>
-            <w:r>
-              <w:rPr>
-                <w:rFonts w:ascii="Consolas" w:cs="Consolas" w:eastAsia="Consolas" w:hAnsi="Consolas"/>
+            <w:tcW w:type="dxa" w:w="3096"/>
+            <w:tcMar>
+              <w:top w:type="dxa" w:w="90"/>
+              <w:left w:type="dxa" w:w="130"/>
+              <w:bottom w:type="dxa" w:w="90"/>
+              <w:right w:type="dxa" w:w="130"/>
+            </w:tcMar>
+          </w:tcPr>
+          <w:p>
+            <w:pPr>
+              <w:spacing w:after="0" w:before="0" w:line="264" w:lineRule="auto"/>
+              <w:jc w:val="left"/>
+            </w:pPr>
+            <w:r>
+              <w:rPr>
+                <w:rFonts w:ascii="Roboto Mono" w:cs="Roboto Mono" w:eastAsia="Roboto Mono" w:hAnsi="Roboto Mono"/>
                 <w:color w:val="8C2B3D"/>
                 <w:sz w:val="19"/>
                 <w:szCs w:val="19"/>
@@ -6951,7 +6950,7 @@
             </w:r>
             <w:r>
               <w:rPr>
-                <w:rFonts w:ascii="Consolas" w:cs="Consolas" w:eastAsia="Consolas" w:hAnsi="Consolas"/>
+                <w:rFonts w:ascii="Roboto Mono" w:cs="Roboto Mono" w:eastAsia="Roboto Mono" w:hAnsi="Roboto Mono"/>
                 <w:color w:val="8C2B3D"/>
                 <w:sz w:val="19"/>
                 <w:szCs w:val="19"/>
@@ -6968,7 +6967,7 @@
       <w:tr>
         <w:tc>
           <w:tcPr>
-            <w:tcW w:type="dxa" w:w="2117"/>
+            <w:tcW w:type="dxa" w:w="1857"/>
             <w:shd w:fill="F6F0EF" w:val="clear"/>
             <w:tcMar>
               <w:top w:type="dxa" w:w="90"/>
@@ -6989,7 +6988,7 @@
         </w:tc>
         <w:tc>
           <w:tcPr>
-            <w:tcW w:type="dxa" w:w="3528"/>
+            <w:tcW w:type="dxa" w:w="3096"/>
             <w:shd w:fill="F6F0EF" w:val="clear"/>
             <w:tcMar>
               <w:top w:type="dxa" w:w="90"/>
@@ -7014,7 +7013,7 @@
         </w:tc>
         <w:tc>
           <w:tcPr>
-            <w:tcW w:type="dxa" w:w="3528"/>
+            <w:tcW w:type="dxa" w:w="3096"/>
             <w:shd w:fill="F6F0EF" w:val="clear"/>
             <w:tcMar>
               <w:top w:type="dxa" w:w="90"/>
@@ -7033,7 +7032,7 @@
             </w:r>
             <w:r>
               <w:rPr>
-                <w:rFonts w:ascii="Consolas" w:cs="Consolas" w:eastAsia="Consolas" w:hAnsi="Consolas"/>
+                <w:rFonts w:ascii="Roboto Mono" w:cs="Roboto Mono" w:eastAsia="Roboto Mono" w:hAnsi="Roboto Mono"/>
                 <w:color w:val="8C2B3D"/>
                 <w:sz w:val="19"/>
                 <w:szCs w:val="19"/>
@@ -7046,7 +7045,7 @@
             </w:r>
             <w:r>
               <w:rPr>
-                <w:rFonts w:ascii="Consolas" w:cs="Consolas" w:eastAsia="Consolas" w:hAnsi="Consolas"/>
+                <w:rFonts w:ascii="Roboto Mono" w:cs="Roboto Mono" w:eastAsia="Roboto Mono" w:hAnsi="Roboto Mono"/>
                 <w:color w:val="8C2B3D"/>
                 <w:sz w:val="19"/>
                 <w:szCs w:val="19"/>
@@ -7060,7 +7059,7 @@
       <w:tr>
         <w:tc>
           <w:tcPr>
-            <w:tcW w:type="dxa" w:w="2117"/>
+            <w:tcW w:type="dxa" w:w="1857"/>
             <w:tcMar>
               <w:top w:type="dxa" w:w="90"/>
               <w:left w:type="dxa" w:w="130"/>
@@ -7080,7 +7079,7 @@
         </w:tc>
         <w:tc>
           <w:tcPr>
-            <w:tcW w:type="dxa" w:w="3528"/>
+            <w:tcW w:type="dxa" w:w="3096"/>
             <w:tcMar>
               <w:top w:type="dxa" w:w="90"/>
               <w:left w:type="dxa" w:w="130"/>
@@ -7104,7 +7103,7 @@
         </w:tc>
         <w:tc>
           <w:tcPr>
-            <w:tcW w:type="dxa" w:w="3528"/>
+            <w:tcW w:type="dxa" w:w="3096"/>
             <w:tcMar>
               <w:top w:type="dxa" w:w="90"/>
               <w:left w:type="dxa" w:w="130"/>
@@ -7143,7 +7142,7 @@
     </w:p>
     <w:tbl>
       <w:tblPr>
-        <w:tblW w:type="dxa" w:w="9173"/>
+        <w:tblW w:type="dxa" w:w="8049"/>
         <w:tblBorders>
           <w:top w:val="single" w:color="D1AEAB" w:sz="4"/>
           <w:left w:val="single" w:color="D1AEAB" w:sz="4"/>
@@ -7154,9 +7153,9 @@
         </w:tblBorders>
       </w:tblPr>
       <w:tblGrid>
-        <w:gridCol w:w="2154"/>
-        <w:gridCol w:w="2233"/>
-        <w:gridCol w:w="4786"/>
+        <w:gridCol w:w="1890"/>
+        <w:gridCol w:w="1960"/>
+        <w:gridCol w:w="4199"/>
       </w:tblGrid>
       <w:tr>
         <w:trPr>
@@ -7164,7 +7163,7 @@
         </w:trPr>
         <w:tc>
           <w:tcPr>
-            <w:tcW w:type="dxa" w:w="2154"/>
+            <w:tcW w:type="dxa" w:w="1890"/>
             <w:shd w:fill="8C2B3D" w:val="clear"/>
             <w:tcMar>
               <w:top w:type="dxa" w:w="90"/>
@@ -7192,7 +7191,7 @@
         </w:tc>
         <w:tc>
           <w:tcPr>
-            <w:tcW w:type="dxa" w:w="2233"/>
+            <w:tcW w:type="dxa" w:w="1960"/>
             <w:shd w:fill="8C2B3D" w:val="clear"/>
             <w:tcMar>
               <w:top w:type="dxa" w:w="90"/>
@@ -7220,7 +7219,7 @@
         </w:tc>
         <w:tc>
           <w:tcPr>
-            <w:tcW w:type="dxa" w:w="4786"/>
+            <w:tcW w:type="dxa" w:w="4199"/>
             <w:shd w:fill="8C2B3D" w:val="clear"/>
             <w:tcMar>
               <w:top w:type="dxa" w:w="90"/>
@@ -7250,7 +7249,7 @@
       <w:tr>
         <w:tc>
           <w:tcPr>
-            <w:tcW w:type="dxa" w:w="2154"/>
+            <w:tcW w:type="dxa" w:w="1890"/>
             <w:shd w:fill="F6F0EF" w:val="clear"/>
             <w:tcMar>
               <w:top w:type="dxa" w:w="90"/>
@@ -7271,7 +7270,7 @@
         </w:tc>
         <w:tc>
           <w:tcPr>
-            <w:tcW w:type="dxa" w:w="2233"/>
+            <w:tcW w:type="dxa" w:w="1960"/>
             <w:shd w:fill="F6F0EF" w:val="clear"/>
             <w:tcMar>
               <w:top w:type="dxa" w:w="90"/>
@@ -7292,7 +7291,7 @@
         </w:tc>
         <w:tc>
           <w:tcPr>
-            <w:tcW w:type="dxa" w:w="4786"/>
+            <w:tcW w:type="dxa" w:w="4199"/>
             <w:shd w:fill="F6F0EF" w:val="clear"/>
             <w:tcMar>
               <w:top w:type="dxa" w:w="90"/>
@@ -7319,7 +7318,7 @@
       <w:tr>
         <w:tc>
           <w:tcPr>
-            <w:tcW w:type="dxa" w:w="2154"/>
+            <w:tcW w:type="dxa" w:w="1890"/>
             <w:tcMar>
               <w:top w:type="dxa" w:w="90"/>
               <w:left w:type="dxa" w:w="130"/>
@@ -7339,7 +7338,7 @@
         </w:tc>
         <w:tc>
           <w:tcPr>
-            <w:tcW w:type="dxa" w:w="2233"/>
+            <w:tcW w:type="dxa" w:w="1960"/>
             <w:tcMar>
               <w:top w:type="dxa" w:w="90"/>
               <w:left w:type="dxa" w:w="130"/>
@@ -7359,7 +7358,7 @@
         </w:tc>
         <w:tc>
           <w:tcPr>
-            <w:tcW w:type="dxa" w:w="4786"/>
+            <w:tcW w:type="dxa" w:w="4199"/>
             <w:tcMar>
               <w:top w:type="dxa" w:w="90"/>
               <w:left w:type="dxa" w:w="130"/>
@@ -7385,23 +7384,23 @@
       <w:tr>
         <w:tc>
           <w:tcPr>
-            <w:tcW w:type="dxa" w:w="2154"/>
-            <w:shd w:fill="F6F0EF" w:val="clear"/>
-            <w:tcMar>
-              <w:top w:type="dxa" w:w="90"/>
-              <w:left w:type="dxa" w:w="130"/>
-              <w:bottom w:type="dxa" w:w="90"/>
-              <w:right w:type="dxa" w:w="130"/>
-            </w:tcMar>
-          </w:tcPr>
-          <w:p>
-            <w:pPr>
-              <w:spacing w:after="0" w:before="0" w:line="264" w:lineRule="auto"/>
-              <w:jc w:val="left"/>
-            </w:pPr>
-            <w:r>
-              <w:rPr>
-                <w:rFonts w:ascii="Consolas" w:cs="Consolas" w:eastAsia="Consolas" w:hAnsi="Consolas"/>
+            <w:tcW w:type="dxa" w:w="1890"/>
+            <w:shd w:fill="F6F0EF" w:val="clear"/>
+            <w:tcMar>
+              <w:top w:type="dxa" w:w="90"/>
+              <w:left w:type="dxa" w:w="130"/>
+              <w:bottom w:type="dxa" w:w="90"/>
+              <w:right w:type="dxa" w:w="130"/>
+            </w:tcMar>
+          </w:tcPr>
+          <w:p>
+            <w:pPr>
+              <w:spacing w:after="0" w:before="0" w:line="264" w:lineRule="auto"/>
+              <w:jc w:val="left"/>
+            </w:pPr>
+            <w:r>
+              <w:rPr>
+                <w:rFonts w:ascii="Roboto Mono" w:cs="Roboto Mono" w:eastAsia="Roboto Mono" w:hAnsi="Roboto Mono"/>
                 <w:color w:val="8C2B3D"/>
                 <w:sz w:val="19"/>
                 <w:szCs w:val="19"/>
@@ -7413,7 +7412,7 @@
         </w:tc>
         <w:tc>
           <w:tcPr>
-            <w:tcW w:type="dxa" w:w="2233"/>
+            <w:tcW w:type="dxa" w:w="1960"/>
             <w:shd w:fill="F6F0EF" w:val="clear"/>
             <w:tcMar>
               <w:top w:type="dxa" w:w="90"/>
@@ -7434,7 +7433,7 @@
         </w:tc>
         <w:tc>
           <w:tcPr>
-            <w:tcW w:type="dxa" w:w="4786"/>
+            <w:tcW w:type="dxa" w:w="4199"/>
             <w:shd w:fill="F6F0EF" w:val="clear"/>
             <w:tcMar>
               <w:top w:type="dxa" w:w="90"/>
@@ -7461,7 +7460,7 @@
       <w:tr>
         <w:tc>
           <w:tcPr>
-            <w:tcW w:type="dxa" w:w="2154"/>
+            <w:tcW w:type="dxa" w:w="1890"/>
             <w:tcMar>
               <w:top w:type="dxa" w:w="90"/>
               <w:left w:type="dxa" w:w="130"/>
@@ -7481,7 +7480,7 @@
         </w:tc>
         <w:tc>
           <w:tcPr>
-            <w:tcW w:type="dxa" w:w="2233"/>
+            <w:tcW w:type="dxa" w:w="1960"/>
             <w:tcMar>
               <w:top w:type="dxa" w:w="90"/>
               <w:left w:type="dxa" w:w="130"/>
@@ -7501,7 +7500,7 @@
         </w:tc>
         <w:tc>
           <w:tcPr>
-            <w:tcW w:type="dxa" w:w="4786"/>
+            <w:tcW w:type="dxa" w:w="4199"/>
             <w:tcMar>
               <w:top w:type="dxa" w:w="90"/>
               <w:left w:type="dxa" w:w="130"/>
@@ -7546,7 +7545,7 @@
       </w:r>
       <w:r>
         <w:rPr>
-          <w:rFonts w:ascii="Consolas" w:cs="Consolas" w:eastAsia="Consolas" w:hAnsi="Consolas"/>
+          <w:rFonts w:ascii="Roboto Mono" w:cs="Roboto Mono" w:eastAsia="Roboto Mono" w:hAnsi="Roboto Mono"/>
           <w:color w:val="8C2B3D"/>
           <w:sz w:val="19"/>
           <w:szCs w:val="19"/>
@@ -7569,7 +7568,7 @@
       </w:r>
       <w:r>
         <w:rPr>
-          <w:rFonts w:ascii="Consolas" w:cs="Consolas" w:eastAsia="Consolas" w:hAnsi="Consolas"/>
+          <w:rFonts w:ascii="Roboto Mono" w:cs="Roboto Mono" w:eastAsia="Roboto Mono" w:hAnsi="Roboto Mono"/>
           <w:color w:val="8C2B3D"/>
           <w:sz w:val="19"/>
           <w:szCs w:val="19"/>
@@ -7617,7 +7616,7 @@
       </w:r>
       <w:r>
         <w:rPr>
-          <w:rFonts w:ascii="Consolas" w:cs="Consolas" w:eastAsia="Consolas" w:hAnsi="Consolas"/>
+          <w:rFonts w:ascii="Roboto Mono" w:cs="Roboto Mono" w:eastAsia="Roboto Mono" w:hAnsi="Roboto Mono"/>
           <w:color w:val="8C2B3D"/>
           <w:sz w:val="19"/>
           <w:szCs w:val="19"/>
@@ -7674,7 +7673,7 @@
     </w:p>
     <w:tbl>
       <w:tblPr>
-        <w:tblW w:type="dxa" w:w="9173"/>
+        <w:tblW w:type="dxa" w:w="8049"/>
         <w:tblBorders>
           <w:top w:val="single" w:color="D1AEAB" w:sz="4"/>
           <w:left w:val="single" w:color="D1AEAB" w:sz="4"/>
@@ -7685,9 +7684,9 @@
         </w:tblBorders>
       </w:tblPr>
       <w:tblGrid>
-        <w:gridCol w:w="1396"/>
-        <w:gridCol w:w="1795"/>
-        <w:gridCol w:w="5982"/>
+        <w:gridCol w:w="1225"/>
+        <w:gridCol w:w="1575"/>
+        <w:gridCol w:w="5249"/>
       </w:tblGrid>
       <w:tr>
         <w:trPr>
@@ -7695,7 +7694,7 @@
         </w:trPr>
         <w:tc>
           <w:tcPr>
-            <w:tcW w:type="dxa" w:w="1396"/>
+            <w:tcW w:type="dxa" w:w="1225"/>
             <w:shd w:fill="8C2B3D" w:val="clear"/>
             <w:tcMar>
               <w:top w:type="dxa" w:w="90"/>
@@ -7723,7 +7722,7 @@
         </w:tc>
         <w:tc>
           <w:tcPr>
-            <w:tcW w:type="dxa" w:w="1795"/>
+            <w:tcW w:type="dxa" w:w="1575"/>
             <w:shd w:fill="8C2B3D" w:val="clear"/>
             <w:tcMar>
               <w:top w:type="dxa" w:w="90"/>
@@ -7751,7 +7750,7 @@
         </w:tc>
         <w:tc>
           <w:tcPr>
-            <w:tcW w:type="dxa" w:w="5982"/>
+            <w:tcW w:type="dxa" w:w="5249"/>
             <w:shd w:fill="8C2B3D" w:val="clear"/>
             <w:tcMar>
               <w:top w:type="dxa" w:w="90"/>
@@ -7781,23 +7780,23 @@
       <w:tr>
         <w:tc>
           <w:tcPr>
-            <w:tcW w:type="dxa" w:w="1396"/>
-            <w:shd w:fill="F6F0EF" w:val="clear"/>
-            <w:tcMar>
-              <w:top w:type="dxa" w:w="90"/>
-              <w:left w:type="dxa" w:w="130"/>
-              <w:bottom w:type="dxa" w:w="90"/>
-              <w:right w:type="dxa" w:w="130"/>
-            </w:tcMar>
-          </w:tcPr>
-          <w:p>
-            <w:pPr>
-              <w:spacing w:after="0" w:before="0" w:line="264" w:lineRule="auto"/>
-              <w:jc w:val="left"/>
-            </w:pPr>
-            <w:r>
-              <w:rPr>
-                <w:rFonts w:ascii="Consolas" w:cs="Consolas" w:eastAsia="Consolas" w:hAnsi="Consolas"/>
+            <w:tcW w:type="dxa" w:w="1225"/>
+            <w:shd w:fill="F6F0EF" w:val="clear"/>
+            <w:tcMar>
+              <w:top w:type="dxa" w:w="90"/>
+              <w:left w:type="dxa" w:w="130"/>
+              <w:bottom w:type="dxa" w:w="90"/>
+              <w:right w:type="dxa" w:w="130"/>
+            </w:tcMar>
+          </w:tcPr>
+          <w:p>
+            <w:pPr>
+              <w:spacing w:after="0" w:before="0" w:line="264" w:lineRule="auto"/>
+              <w:jc w:val="left"/>
+            </w:pPr>
+            <w:r>
+              <w:rPr>
+                <w:rFonts w:ascii="Roboto Mono" w:cs="Roboto Mono" w:eastAsia="Roboto Mono" w:hAnsi="Roboto Mono"/>
                 <w:color w:val="8C2B3D"/>
                 <w:sz w:val="19"/>
                 <w:szCs w:val="19"/>
@@ -7809,7 +7808,7 @@
         </w:tc>
         <w:tc>
           <w:tcPr>
-            <w:tcW w:type="dxa" w:w="1795"/>
+            <w:tcW w:type="dxa" w:w="1575"/>
             <w:shd w:fill="F6F0EF" w:val="clear"/>
             <w:tcMar>
               <w:top w:type="dxa" w:w="90"/>
@@ -7830,7 +7829,7 @@
         </w:tc>
         <w:tc>
           <w:tcPr>
-            <w:tcW w:type="dxa" w:w="5982"/>
+            <w:tcW w:type="dxa" w:w="5249"/>
             <w:shd w:fill="F6F0EF" w:val="clear"/>
             <w:tcMar>
               <w:top w:type="dxa" w:w="90"/>
@@ -7853,22 +7852,22 @@
       <w:tr>
         <w:tc>
           <w:tcPr>
-            <w:tcW w:type="dxa" w:w="1396"/>
-            <w:tcMar>
-              <w:top w:type="dxa" w:w="90"/>
-              <w:left w:type="dxa" w:w="130"/>
-              <w:bottom w:type="dxa" w:w="90"/>
-              <w:right w:type="dxa" w:w="130"/>
-            </w:tcMar>
-          </w:tcPr>
-          <w:p>
-            <w:pPr>
-              <w:spacing w:after="0" w:before="0" w:line="264" w:lineRule="auto"/>
-              <w:jc w:val="left"/>
-            </w:pPr>
-            <w:r>
-              <w:rPr>
-                <w:rFonts w:ascii="Consolas" w:cs="Consolas" w:eastAsia="Consolas" w:hAnsi="Consolas"/>
+            <w:tcW w:type="dxa" w:w="1225"/>
+            <w:tcMar>
+              <w:top w:type="dxa" w:w="90"/>
+              <w:left w:type="dxa" w:w="130"/>
+              <w:bottom w:type="dxa" w:w="90"/>
+              <w:right w:type="dxa" w:w="130"/>
+            </w:tcMar>
+          </w:tcPr>
+          <w:p>
+            <w:pPr>
+              <w:spacing w:after="0" w:before="0" w:line="264" w:lineRule="auto"/>
+              <w:jc w:val="left"/>
+            </w:pPr>
+            <w:r>
+              <w:rPr>
+                <w:rFonts w:ascii="Roboto Mono" w:cs="Roboto Mono" w:eastAsia="Roboto Mono" w:hAnsi="Roboto Mono"/>
                 <w:color w:val="8C2B3D"/>
                 <w:sz w:val="19"/>
                 <w:szCs w:val="19"/>
@@ -7880,7 +7879,7 @@
         </w:tc>
         <w:tc>
           <w:tcPr>
-            <w:tcW w:type="dxa" w:w="1795"/>
+            <w:tcW w:type="dxa" w:w="1575"/>
             <w:tcMar>
               <w:top w:type="dxa" w:w="90"/>
               <w:left w:type="dxa" w:w="130"/>
@@ -7900,7 +7899,7 @@
         </w:tc>
         <w:tc>
           <w:tcPr>
-            <w:tcW w:type="dxa" w:w="5982"/>
+            <w:tcW w:type="dxa" w:w="5249"/>
             <w:tcMar>
               <w:top w:type="dxa" w:w="90"/>
               <w:left w:type="dxa" w:w="130"/>
@@ -7922,23 +7921,23 @@
       <w:tr>
         <w:tc>
           <w:tcPr>
-            <w:tcW w:type="dxa" w:w="1396"/>
-            <w:shd w:fill="F6F0EF" w:val="clear"/>
-            <w:tcMar>
-              <w:top w:type="dxa" w:w="90"/>
-              <w:left w:type="dxa" w:w="130"/>
-              <w:bottom w:type="dxa" w:w="90"/>
-              <w:right w:type="dxa" w:w="130"/>
-            </w:tcMar>
-          </w:tcPr>
-          <w:p>
-            <w:pPr>
-              <w:spacing w:after="0" w:before="0" w:line="264" w:lineRule="auto"/>
-              <w:jc w:val="left"/>
-            </w:pPr>
-            <w:r>
-              <w:rPr>
-                <w:rFonts w:ascii="Consolas" w:cs="Consolas" w:eastAsia="Consolas" w:hAnsi="Consolas"/>
+            <w:tcW w:type="dxa" w:w="1225"/>
+            <w:shd w:fill="F6F0EF" w:val="clear"/>
+            <w:tcMar>
+              <w:top w:type="dxa" w:w="90"/>
+              <w:left w:type="dxa" w:w="130"/>
+              <w:bottom w:type="dxa" w:w="90"/>
+              <w:right w:type="dxa" w:w="130"/>
+            </w:tcMar>
+          </w:tcPr>
+          <w:p>
+            <w:pPr>
+              <w:spacing w:after="0" w:before="0" w:line="264" w:lineRule="auto"/>
+              <w:jc w:val="left"/>
+            </w:pPr>
+            <w:r>
+              <w:rPr>
+                <w:rFonts w:ascii="Roboto Mono" w:cs="Roboto Mono" w:eastAsia="Roboto Mono" w:hAnsi="Roboto Mono"/>
                 <w:color w:val="8C2B3D"/>
                 <w:sz w:val="19"/>
                 <w:szCs w:val="19"/>
@@ -7950,7 +7949,7 @@
         </w:tc>
         <w:tc>
           <w:tcPr>
-            <w:tcW w:type="dxa" w:w="1795"/>
+            <w:tcW w:type="dxa" w:w="1575"/>
             <w:shd w:fill="F6F0EF" w:val="clear"/>
             <w:tcMar>
               <w:top w:type="dxa" w:w="90"/>
@@ -7971,7 +7970,7 @@
         </w:tc>
         <w:tc>
           <w:tcPr>
-            <w:tcW w:type="dxa" w:w="5982"/>
+            <w:tcW w:type="dxa" w:w="5249"/>
             <w:shd w:fill="F6F0EF" w:val="clear"/>
             <w:tcMar>
               <w:top w:type="dxa" w:w="90"/>
@@ -7994,22 +7993,22 @@
       <w:tr>
         <w:tc>
           <w:tcPr>
-            <w:tcW w:type="dxa" w:w="1396"/>
-            <w:tcMar>
-              <w:top w:type="dxa" w:w="90"/>
-              <w:left w:type="dxa" w:w="130"/>
-              <w:bottom w:type="dxa" w:w="90"/>
-              <w:right w:type="dxa" w:w="130"/>
-            </w:tcMar>
-          </w:tcPr>
-          <w:p>
-            <w:pPr>
-              <w:spacing w:after="0" w:before="0" w:line="264" w:lineRule="auto"/>
-              <w:jc w:val="left"/>
-            </w:pPr>
-            <w:r>
-              <w:rPr>
-                <w:rFonts w:ascii="Consolas" w:cs="Consolas" w:eastAsia="Consolas" w:hAnsi="Consolas"/>
+            <w:tcW w:type="dxa" w:w="1225"/>
+            <w:tcMar>
+              <w:top w:type="dxa" w:w="90"/>
+              <w:left w:type="dxa" w:w="130"/>
+              <w:bottom w:type="dxa" w:w="90"/>
+              <w:right w:type="dxa" w:w="130"/>
+            </w:tcMar>
+          </w:tcPr>
+          <w:p>
+            <w:pPr>
+              <w:spacing w:after="0" w:before="0" w:line="264" w:lineRule="auto"/>
+              <w:jc w:val="left"/>
+            </w:pPr>
+            <w:r>
+              <w:rPr>
+                <w:rFonts w:ascii="Roboto Mono" w:cs="Roboto Mono" w:eastAsia="Roboto Mono" w:hAnsi="Roboto Mono"/>
                 <w:color w:val="8C2B3D"/>
                 <w:sz w:val="19"/>
                 <w:szCs w:val="19"/>
@@ -8021,7 +8020,7 @@
         </w:tc>
         <w:tc>
           <w:tcPr>
-            <w:tcW w:type="dxa" w:w="1795"/>
+            <w:tcW w:type="dxa" w:w="1575"/>
             <w:tcMar>
               <w:top w:type="dxa" w:w="90"/>
               <w:left w:type="dxa" w:w="130"/>
@@ -8041,7 +8040,7 @@
         </w:tc>
         <w:tc>
           <w:tcPr>
-            <w:tcW w:type="dxa" w:w="5982"/>
+            <w:tcW w:type="dxa" w:w="5249"/>
             <w:tcMar>
               <w:top w:type="dxa" w:w="90"/>
               <w:left w:type="dxa" w:w="130"/>
@@ -8084,7 +8083,7 @@
       </w:r>
       <w:r>
         <w:rPr>
-          <w:rFonts w:ascii="Consolas" w:cs="Consolas" w:eastAsia="Consolas" w:hAnsi="Consolas"/>
+          <w:rFonts w:ascii="Roboto Mono" w:cs="Roboto Mono" w:eastAsia="Roboto Mono" w:hAnsi="Roboto Mono"/>
           <w:b/>
           <w:bCs/>
           <w:color w:val="8C2B3D"/>
@@ -8106,7 +8105,7 @@
       </w:r>
       <w:r>
         <w:rPr>
-          <w:rFonts w:ascii="Consolas" w:cs="Consolas" w:eastAsia="Consolas" w:hAnsi="Consolas"/>
+          <w:rFonts w:ascii="Roboto Mono" w:cs="Roboto Mono" w:eastAsia="Roboto Mono" w:hAnsi="Roboto Mono"/>
           <w:color w:val="8C2B3D"/>
           <w:sz w:val="19"/>
           <w:szCs w:val="19"/>
@@ -8119,7 +8118,7 @@
       </w:r>
       <w:r>
         <w:rPr>
-          <w:rFonts w:ascii="Consolas" w:cs="Consolas" w:eastAsia="Consolas" w:hAnsi="Consolas"/>
+          <w:rFonts w:ascii="Roboto Mono" w:cs="Roboto Mono" w:eastAsia="Roboto Mono" w:hAnsi="Roboto Mono"/>
           <w:color w:val="8C2B3D"/>
           <w:sz w:val="19"/>
           <w:szCs w:val="19"/>
@@ -8132,7 +8131,7 @@
       </w:r>
       <w:r>
         <w:rPr>
-          <w:rFonts w:ascii="Consolas" w:cs="Consolas" w:eastAsia="Consolas" w:hAnsi="Consolas"/>
+          <w:rFonts w:ascii="Roboto Mono" w:cs="Roboto Mono" w:eastAsia="Roboto Mono" w:hAnsi="Roboto Mono"/>
           <w:color w:val="8C2B3D"/>
           <w:sz w:val="19"/>
           <w:szCs w:val="19"/>
@@ -8145,7 +8144,7 @@
       </w:r>
       <w:r>
         <w:rPr>
-          <w:rFonts w:ascii="Consolas" w:cs="Consolas" w:eastAsia="Consolas" w:hAnsi="Consolas"/>
+          <w:rFonts w:ascii="Roboto Mono" w:cs="Roboto Mono" w:eastAsia="Roboto Mono" w:hAnsi="Roboto Mono"/>
           <w:color w:val="8C2B3D"/>
           <w:sz w:val="19"/>
           <w:szCs w:val="19"/>
@@ -8167,7 +8166,7 @@
       </w:r>
       <w:r>
         <w:rPr>
-          <w:rFonts w:ascii="Consolas" w:cs="Consolas" w:eastAsia="Consolas" w:hAnsi="Consolas"/>
+          <w:rFonts w:ascii="Roboto Mono" w:cs="Roboto Mono" w:eastAsia="Roboto Mono" w:hAnsi="Roboto Mono"/>
           <w:b/>
           <w:bCs/>
           <w:color w:val="8C2B3D"/>
@@ -8199,7 +8198,7 @@
       </w:r>
       <w:r>
         <w:rPr>
-          <w:rFonts w:ascii="Consolas" w:cs="Consolas" w:eastAsia="Consolas" w:hAnsi="Consolas"/>
+          <w:rFonts w:ascii="Roboto Mono" w:cs="Roboto Mono" w:eastAsia="Roboto Mono" w:hAnsi="Roboto Mono"/>
           <w:color w:val="8C2B3D"/>
           <w:sz w:val="19"/>
           <w:szCs w:val="19"/>
@@ -8221,7 +8220,7 @@
     </w:p>
     <w:tbl>
       <w:tblPr>
-        <w:tblW w:type="dxa" w:w="9173"/>
+        <w:tblW w:type="dxa" w:w="8049"/>
         <w:tblBorders>
           <w:top w:val="single" w:color="D1AEAB" w:sz="4"/>
           <w:left w:val="single" w:color="D1AEAB" w:sz="4"/>
@@ -8232,10 +8231,10 @@
         </w:tblBorders>
       </w:tblPr>
       <w:tblGrid>
-        <w:gridCol w:w="882"/>
-        <w:gridCol w:w="882"/>
-        <w:gridCol w:w="3478"/>
-        <w:gridCol w:w="3931"/>
+        <w:gridCol w:w="773"/>
+        <w:gridCol w:w="773"/>
+        <w:gridCol w:w="3053"/>
+        <w:gridCol w:w="3450"/>
       </w:tblGrid>
       <w:tr>
         <w:trPr>
@@ -8243,7 +8242,7 @@
         </w:trPr>
         <w:tc>
           <w:tcPr>
-            <w:tcW w:type="dxa" w:w="882"/>
+            <w:tcW w:type="dxa" w:w="773"/>
             <w:shd w:fill="8C2B3D" w:val="clear"/>
             <w:tcMar>
               <w:top w:type="dxa" w:w="90"/>
@@ -8271,7 +8270,7 @@
         </w:tc>
         <w:tc>
           <w:tcPr>
-            <w:tcW w:type="dxa" w:w="882"/>
+            <w:tcW w:type="dxa" w:w="773"/>
             <w:shd w:fill="8C2B3D" w:val="clear"/>
             <w:tcMar>
               <w:top w:type="dxa" w:w="90"/>
@@ -8299,7 +8298,7 @@
         </w:tc>
         <w:tc>
           <w:tcPr>
-            <w:tcW w:type="dxa" w:w="3478"/>
+            <w:tcW w:type="dxa" w:w="3053"/>
             <w:shd w:fill="8C2B3D" w:val="clear"/>
             <w:tcMar>
               <w:top w:type="dxa" w:w="90"/>
@@ -8327,7 +8326,7 @@
         </w:tc>
         <w:tc>
           <w:tcPr>
-            <w:tcW w:type="dxa" w:w="3931"/>
+            <w:tcW w:type="dxa" w:w="3450"/>
             <w:shd w:fill="8C2B3D" w:val="clear"/>
             <w:tcMar>
               <w:top w:type="dxa" w:w="90"/>
@@ -8357,7 +8356,7 @@
       <w:tr>
         <w:tc>
           <w:tcPr>
-            <w:tcW w:type="dxa" w:w="882"/>
+            <w:tcW w:type="dxa" w:w="773"/>
             <w:shd w:fill="F6F0EF" w:val="clear"/>
             <w:tcMar>
               <w:top w:type="dxa" w:w="90"/>
@@ -8378,7 +8377,7 @@
         </w:tc>
         <w:tc>
           <w:tcPr>
-            <w:tcW w:type="dxa" w:w="882"/>
+            <w:tcW w:type="dxa" w:w="773"/>
             <w:shd w:fill="F6F0EF" w:val="clear"/>
             <w:tcMar>
               <w:top w:type="dxa" w:w="90"/>
@@ -8403,7 +8402,7 @@
         </w:tc>
         <w:tc>
           <w:tcPr>
-            <w:tcW w:type="dxa" w:w="3478"/>
+            <w:tcW w:type="dxa" w:w="3053"/>
             <w:shd w:fill="F6F0EF" w:val="clear"/>
             <w:tcMar>
               <w:top w:type="dxa" w:w="90"/>
@@ -8422,7 +8421,7 @@
             </w:r>
             <w:r>
               <w:rPr>
-                <w:rFonts w:ascii="Consolas" w:cs="Consolas" w:eastAsia="Consolas" w:hAnsi="Consolas"/>
+                <w:rFonts w:ascii="Roboto Mono" w:cs="Roboto Mono" w:eastAsia="Roboto Mono" w:hAnsi="Roboto Mono"/>
                 <w:color w:val="8C2B3D"/>
                 <w:sz w:val="19"/>
                 <w:szCs w:val="19"/>
@@ -8437,7 +8436,7 @@
         </w:tc>
         <w:tc>
           <w:tcPr>
-            <w:tcW w:type="dxa" w:w="3931"/>
+            <w:tcW w:type="dxa" w:w="3450"/>
             <w:shd w:fill="F6F0EF" w:val="clear"/>
             <w:tcMar>
               <w:top w:type="dxa" w:w="90"/>
@@ -8470,7 +8469,7 @@
       <w:tr>
         <w:tc>
           <w:tcPr>
-            <w:tcW w:type="dxa" w:w="882"/>
+            <w:tcW w:type="dxa" w:w="773"/>
             <w:tcMar>
               <w:top w:type="dxa" w:w="90"/>
               <w:left w:type="dxa" w:w="130"/>
@@ -8490,7 +8489,7 @@
         </w:tc>
         <w:tc>
           <w:tcPr>
-            <w:tcW w:type="dxa" w:w="882"/>
+            <w:tcW w:type="dxa" w:w="773"/>
             <w:tcMar>
               <w:top w:type="dxa" w:w="90"/>
               <w:left w:type="dxa" w:w="130"/>
@@ -8510,7 +8509,7 @@
         </w:tc>
         <w:tc>
           <w:tcPr>
-            <w:tcW w:type="dxa" w:w="3478"/>
+            <w:tcW w:type="dxa" w:w="3053"/>
             <w:tcMar>
               <w:top w:type="dxa" w:w="90"/>
               <w:left w:type="dxa" w:w="130"/>
@@ -8528,7 +8527,7 @@
             </w:r>
             <w:r>
               <w:rPr>
-                <w:rFonts w:ascii="Consolas" w:cs="Consolas" w:eastAsia="Consolas" w:hAnsi="Consolas"/>
+                <w:rFonts w:ascii="Roboto Mono" w:cs="Roboto Mono" w:eastAsia="Roboto Mono" w:hAnsi="Roboto Mono"/>
                 <w:color w:val="8C2B3D"/>
                 <w:sz w:val="19"/>
                 <w:szCs w:val="19"/>
@@ -8543,7 +8542,7 @@
         </w:tc>
         <w:tc>
           <w:tcPr>
-            <w:tcW w:type="dxa" w:w="3931"/>
+            <w:tcW w:type="dxa" w:w="3450"/>
             <w:tcMar>
               <w:top w:type="dxa" w:w="90"/>
               <w:left w:type="dxa" w:w="130"/>
@@ -8569,7 +8568,7 @@
       <w:tr>
         <w:tc>
           <w:tcPr>
-            <w:tcW w:type="dxa" w:w="882"/>
+            <w:tcW w:type="dxa" w:w="773"/>
             <w:shd w:fill="F6F0EF" w:val="clear"/>
             <w:tcMar>
               <w:top w:type="dxa" w:w="90"/>
@@ -8590,7 +8589,7 @@
         </w:tc>
         <w:tc>
           <w:tcPr>
-            <w:tcW w:type="dxa" w:w="882"/>
+            <w:tcW w:type="dxa" w:w="773"/>
             <w:shd w:fill="F6F0EF" w:val="clear"/>
             <w:tcMar>
               <w:top w:type="dxa" w:w="90"/>
@@ -8611,7 +8610,7 @@
         </w:tc>
         <w:tc>
           <w:tcPr>
-            <w:tcW w:type="dxa" w:w="3478"/>
+            <w:tcW w:type="dxa" w:w="3053"/>
             <w:shd w:fill="F6F0EF" w:val="clear"/>
             <w:tcMar>
               <w:top w:type="dxa" w:w="90"/>
@@ -8630,7 +8629,7 @@
             </w:r>
             <w:r>
               <w:rPr>
-                <w:rFonts w:ascii="Consolas" w:cs="Consolas" w:eastAsia="Consolas" w:hAnsi="Consolas"/>
+                <w:rFonts w:ascii="Roboto Mono" w:cs="Roboto Mono" w:eastAsia="Roboto Mono" w:hAnsi="Roboto Mono"/>
                 <w:color w:val="8C2B3D"/>
                 <w:sz w:val="19"/>
                 <w:szCs w:val="19"/>
@@ -8655,7 +8654,7 @@
         </w:tc>
         <w:tc>
           <w:tcPr>
-            <w:tcW w:type="dxa" w:w="3931"/>
+            <w:tcW w:type="dxa" w:w="3450"/>
             <w:shd w:fill="F6F0EF" w:val="clear"/>
             <w:tcMar>
               <w:top w:type="dxa" w:w="90"/>
@@ -8685,7 +8684,7 @@
       <w:tr>
         <w:tc>
           <w:tcPr>
-            <w:tcW w:type="dxa" w:w="882"/>
+            <w:tcW w:type="dxa" w:w="773"/>
             <w:tcMar>
               <w:top w:type="dxa" w:w="90"/>
               <w:left w:type="dxa" w:w="130"/>
@@ -8705,7 +8704,7 @@
         </w:tc>
         <w:tc>
           <w:tcPr>
-            <w:tcW w:type="dxa" w:w="882"/>
+            <w:tcW w:type="dxa" w:w="773"/>
             <w:tcMar>
               <w:top w:type="dxa" w:w="90"/>
               <w:left w:type="dxa" w:w="130"/>
@@ -8725,7 +8724,7 @@
         </w:tc>
         <w:tc>
           <w:tcPr>
-            <w:tcW w:type="dxa" w:w="3478"/>
+            <w:tcW w:type="dxa" w:w="3053"/>
             <w:tcMar>
               <w:top w:type="dxa" w:w="90"/>
               <w:left w:type="dxa" w:w="130"/>
@@ -8745,7 +8744,7 @@
         </w:tc>
         <w:tc>
           <w:tcPr>
-            <w:tcW w:type="dxa" w:w="3931"/>
+            <w:tcW w:type="dxa" w:w="3450"/>
             <w:tcMar>
               <w:top w:type="dxa" w:w="90"/>
               <w:left w:type="dxa" w:w="130"/>
@@ -8774,7 +8773,7 @@
       <w:tr>
         <w:tc>
           <w:tcPr>
-            <w:tcW w:type="dxa" w:w="882"/>
+            <w:tcW w:type="dxa" w:w="773"/>
             <w:shd w:fill="F6F0EF" w:val="clear"/>
             <w:tcMar>
               <w:top w:type="dxa" w:w="90"/>
@@ -8795,7 +8794,7 @@
         </w:tc>
         <w:tc>
           <w:tcPr>
-            <w:tcW w:type="dxa" w:w="882"/>
+            <w:tcW w:type="dxa" w:w="773"/>
             <w:shd w:fill="F6F0EF" w:val="clear"/>
             <w:tcMar>
               <w:top w:type="dxa" w:w="90"/>
@@ -8816,7 +8815,7 @@
         </w:tc>
         <w:tc>
           <w:tcPr>
-            <w:tcW w:type="dxa" w:w="3478"/>
+            <w:tcW w:type="dxa" w:w="3053"/>
             <w:shd w:fill="F6F0EF" w:val="clear"/>
             <w:tcMar>
               <w:top w:type="dxa" w:w="90"/>
@@ -8835,7 +8834,7 @@
             </w:r>
             <w:r>
               <w:rPr>
-                <w:rFonts w:ascii="Consolas" w:cs="Consolas" w:eastAsia="Consolas" w:hAnsi="Consolas"/>
+                <w:rFonts w:ascii="Roboto Mono" w:cs="Roboto Mono" w:eastAsia="Roboto Mono" w:hAnsi="Roboto Mono"/>
                 <w:color w:val="8C2B3D"/>
                 <w:sz w:val="19"/>
                 <w:szCs w:val="19"/>
@@ -8850,7 +8849,7 @@
         </w:tc>
         <w:tc>
           <w:tcPr>
-            <w:tcW w:type="dxa" w:w="3931"/>
+            <w:tcW w:type="dxa" w:w="3450"/>
             <w:shd w:fill="F6F0EF" w:val="clear"/>
             <w:tcMar>
               <w:top w:type="dxa" w:w="90"/>
@@ -8873,7 +8872,7 @@
       <w:tr>
         <w:tc>
           <w:tcPr>
-            <w:tcW w:type="dxa" w:w="882"/>
+            <w:tcW w:type="dxa" w:w="773"/>
             <w:tcMar>
               <w:top w:type="dxa" w:w="90"/>
               <w:left w:type="dxa" w:w="130"/>
@@ -8893,7 +8892,7 @@
         </w:tc>
         <w:tc>
           <w:tcPr>
-            <w:tcW w:type="dxa" w:w="882"/>
+            <w:tcW w:type="dxa" w:w="773"/>
             <w:tcMar>
               <w:top w:type="dxa" w:w="90"/>
               <w:left w:type="dxa" w:w="130"/>
@@ -8913,7 +8912,7 @@
         </w:tc>
         <w:tc>
           <w:tcPr>
-            <w:tcW w:type="dxa" w:w="3478"/>
+            <w:tcW w:type="dxa" w:w="3053"/>
             <w:tcMar>
               <w:top w:type="dxa" w:w="90"/>
               <w:left w:type="dxa" w:w="130"/>
@@ -8931,7 +8930,7 @@
             </w:r>
             <w:r>
               <w:rPr>
-                <w:rFonts w:ascii="Consolas" w:cs="Consolas" w:eastAsia="Consolas" w:hAnsi="Consolas"/>
+                <w:rFonts w:ascii="Roboto Mono" w:cs="Roboto Mono" w:eastAsia="Roboto Mono" w:hAnsi="Roboto Mono"/>
                 <w:color w:val="8C2B3D"/>
                 <w:sz w:val="19"/>
                 <w:szCs w:val="19"/>
@@ -8943,7 +8942,7 @@
         </w:tc>
         <w:tc>
           <w:tcPr>
-            <w:tcW w:type="dxa" w:w="3931"/>
+            <w:tcW w:type="dxa" w:w="3450"/>
             <w:tcMar>
               <w:top w:type="dxa" w:w="90"/>
               <w:left w:type="dxa" w:w="130"/>
@@ -8968,7 +8967,7 @@
             </w:r>
             <w:r>
               <w:rPr>
-                <w:rFonts w:ascii="Consolas" w:cs="Consolas" w:eastAsia="Consolas" w:hAnsi="Consolas"/>
+                <w:rFonts w:ascii="Roboto Mono" w:cs="Roboto Mono" w:eastAsia="Roboto Mono" w:hAnsi="Roboto Mono"/>
                 <w:color w:val="8C2B3D"/>
                 <w:sz w:val="19"/>
                 <w:szCs w:val="19"/>
@@ -8985,7 +8984,7 @@
       <w:tr>
         <w:tc>
           <w:tcPr>
-            <w:tcW w:type="dxa" w:w="882"/>
+            <w:tcW w:type="dxa" w:w="773"/>
             <w:shd w:fill="F6F0EF" w:val="clear"/>
             <w:tcMar>
               <w:top w:type="dxa" w:w="90"/>
@@ -9006,7 +9005,7 @@
         </w:tc>
         <w:tc>
           <w:tcPr>
-            <w:tcW w:type="dxa" w:w="882"/>
+            <w:tcW w:type="dxa" w:w="773"/>
             <w:shd w:fill="F6F0EF" w:val="clear"/>
             <w:tcMar>
               <w:top w:type="dxa" w:w="90"/>
@@ -9027,7 +9026,7 @@
         </w:tc>
         <w:tc>
           <w:tcPr>
-            <w:tcW w:type="dxa" w:w="3478"/>
+            <w:tcW w:type="dxa" w:w="3053"/>
             <w:shd w:fill="F6F0EF" w:val="clear"/>
             <w:tcMar>
               <w:top w:type="dxa" w:w="90"/>
@@ -9058,7 +9057,7 @@
         </w:tc>
         <w:tc>
           <w:tcPr>
-            <w:tcW w:type="dxa" w:w="3931"/>
+            <w:tcW w:type="dxa" w:w="3450"/>
             <w:shd w:fill="F6F0EF" w:val="clear"/>
             <w:tcMar>
               <w:top w:type="dxa" w:w="90"/>
@@ -9088,7 +9087,7 @@
       <w:tr>
         <w:tc>
           <w:tcPr>
-            <w:tcW w:type="dxa" w:w="882"/>
+            <w:tcW w:type="dxa" w:w="773"/>
             <w:tcMar>
               <w:top w:type="dxa" w:w="90"/>
               <w:left w:type="dxa" w:w="130"/>
@@ -9108,7 +9107,7 @@
         </w:tc>
         <w:tc>
           <w:tcPr>
-            <w:tcW w:type="dxa" w:w="882"/>
+            <w:tcW w:type="dxa" w:w="773"/>
             <w:tcMar>
               <w:top w:type="dxa" w:w="90"/>
               <w:left w:type="dxa" w:w="130"/>
@@ -9128,7 +9127,7 @@
         </w:tc>
         <w:tc>
           <w:tcPr>
-            <w:tcW w:type="dxa" w:w="3478"/>
+            <w:tcW w:type="dxa" w:w="3053"/>
             <w:tcMar>
               <w:top w:type="dxa" w:w="90"/>
               <w:left w:type="dxa" w:w="130"/>
@@ -9146,7 +9145,7 @@
             </w:r>
             <w:r>
               <w:rPr>
-                <w:rFonts w:ascii="Consolas" w:cs="Consolas" w:eastAsia="Consolas" w:hAnsi="Consolas"/>
+                <w:rFonts w:ascii="Roboto Mono" w:cs="Roboto Mono" w:eastAsia="Roboto Mono" w:hAnsi="Roboto Mono"/>
                 <w:color w:val="8C2B3D"/>
                 <w:sz w:val="19"/>
                 <w:szCs w:val="19"/>
@@ -9158,7 +9157,7 @@
         </w:tc>
         <w:tc>
           <w:tcPr>
-            <w:tcW w:type="dxa" w:w="3931"/>
+            <w:tcW w:type="dxa" w:w="3450"/>
             <w:tcMar>
               <w:top w:type="dxa" w:w="90"/>
               <w:left w:type="dxa" w:w="130"/>
@@ -9187,7 +9186,7 @@
       <w:tr>
         <w:tc>
           <w:tcPr>
-            <w:tcW w:type="dxa" w:w="882"/>
+            <w:tcW w:type="dxa" w:w="773"/>
             <w:shd w:fill="F6F0EF" w:val="clear"/>
             <w:tcMar>
               <w:top w:type="dxa" w:w="90"/>
@@ -9208,7 +9207,7 @@
         </w:tc>
         <w:tc>
           <w:tcPr>
-            <w:tcW w:type="dxa" w:w="882"/>
+            <w:tcW w:type="dxa" w:w="773"/>
             <w:shd w:fill="F6F0EF" w:val="clear"/>
             <w:tcMar>
               <w:top w:type="dxa" w:w="90"/>
@@ -9229,7 +9228,7 @@
         </w:tc>
         <w:tc>
           <w:tcPr>
-            <w:tcW w:type="dxa" w:w="3478"/>
+            <w:tcW w:type="dxa" w:w="3053"/>
             <w:shd w:fill="F6F0EF" w:val="clear"/>
             <w:tcMar>
               <w:top w:type="dxa" w:w="90"/>
@@ -9248,7 +9247,7 @@
             </w:r>
             <w:r>
               <w:rPr>
-                <w:rFonts w:ascii="Consolas" w:cs="Consolas" w:eastAsia="Consolas" w:hAnsi="Consolas"/>
+                <w:rFonts w:ascii="Roboto Mono" w:cs="Roboto Mono" w:eastAsia="Roboto Mono" w:hAnsi="Roboto Mono"/>
                 <w:color w:val="8C2B3D"/>
                 <w:sz w:val="19"/>
                 <w:szCs w:val="19"/>
@@ -9261,7 +9260,7 @@
             </w:r>
             <w:r>
               <w:rPr>
-                <w:rFonts w:ascii="Consolas" w:cs="Consolas" w:eastAsia="Consolas" w:hAnsi="Consolas"/>
+                <w:rFonts w:ascii="Roboto Mono" w:cs="Roboto Mono" w:eastAsia="Roboto Mono" w:hAnsi="Roboto Mono"/>
                 <w:color w:val="8C2B3D"/>
                 <w:sz w:val="19"/>
                 <w:szCs w:val="19"/>
@@ -9273,7 +9272,7 @@
         </w:tc>
         <w:tc>
           <w:tcPr>
-            <w:tcW w:type="dxa" w:w="3931"/>
+            <w:tcW w:type="dxa" w:w="3450"/>
             <w:shd w:fill="F6F0EF" w:val="clear"/>
             <w:tcMar>
               <w:top w:type="dxa" w:w="90"/>
@@ -9296,7 +9295,7 @@
       <w:tr>
         <w:tc>
           <w:tcPr>
-            <w:tcW w:type="dxa" w:w="882"/>
+            <w:tcW w:type="dxa" w:w="773"/>
             <w:tcMar>
               <w:top w:type="dxa" w:w="90"/>
               <w:left w:type="dxa" w:w="130"/>
@@ -9316,7 +9315,7 @@
         </w:tc>
         <w:tc>
           <w:tcPr>
-            <w:tcW w:type="dxa" w:w="882"/>
+            <w:tcW w:type="dxa" w:w="773"/>
             <w:tcMar>
               <w:top w:type="dxa" w:w="90"/>
               <w:left w:type="dxa" w:w="130"/>
@@ -9336,7 +9335,7 @@
         </w:tc>
         <w:tc>
           <w:tcPr>
-            <w:tcW w:type="dxa" w:w="3478"/>
+            <w:tcW w:type="dxa" w:w="3053"/>
             <w:tcMar>
               <w:top w:type="dxa" w:w="90"/>
               <w:left w:type="dxa" w:w="130"/>
@@ -9354,7 +9353,7 @@
             </w:r>
             <w:r>
               <w:rPr>
-                <w:rFonts w:ascii="Consolas" w:cs="Consolas" w:eastAsia="Consolas" w:hAnsi="Consolas"/>
+                <w:rFonts w:ascii="Roboto Mono" w:cs="Roboto Mono" w:eastAsia="Roboto Mono" w:hAnsi="Roboto Mono"/>
                 <w:color w:val="8C2B3D"/>
                 <w:sz w:val="19"/>
                 <w:szCs w:val="19"/>
@@ -9366,7 +9365,7 @@
         </w:tc>
         <w:tc>
           <w:tcPr>
-            <w:tcW w:type="dxa" w:w="3931"/>
+            <w:tcW w:type="dxa" w:w="3450"/>
             <w:tcMar>
               <w:top w:type="dxa" w:w="90"/>
               <w:left w:type="dxa" w:w="130"/>
@@ -9388,7 +9387,7 @@
       <w:tr>
         <w:tc>
           <w:tcPr>
-            <w:tcW w:type="dxa" w:w="882"/>
+            <w:tcW w:type="dxa" w:w="773"/>
             <w:shd w:fill="F6F0EF" w:val="clear"/>
             <w:tcMar>
               <w:top w:type="dxa" w:w="90"/>
@@ -9409,7 +9408,7 @@
         </w:tc>
         <w:tc>
           <w:tcPr>
-            <w:tcW w:type="dxa" w:w="882"/>
+            <w:tcW w:type="dxa" w:w="773"/>
             <w:shd w:fill="F6F0EF" w:val="clear"/>
             <w:tcMar>
               <w:top w:type="dxa" w:w="90"/>
@@ -9430,7 +9429,7 @@
         </w:tc>
         <w:tc>
           <w:tcPr>
-            <w:tcW w:type="dxa" w:w="3478"/>
+            <w:tcW w:type="dxa" w:w="3053"/>
             <w:shd w:fill="F6F0EF" w:val="clear"/>
             <w:tcMar>
               <w:top w:type="dxa" w:w="90"/>
@@ -9468,7 +9467,7 @@
         </w:tc>
         <w:tc>
           <w:tcPr>
-            <w:tcW w:type="dxa" w:w="3931"/>
+            <w:tcW w:type="dxa" w:w="3450"/>
             <w:shd w:fill="F6F0EF" w:val="clear"/>
             <w:tcMar>
               <w:top w:type="dxa" w:w="90"/>
@@ -9501,7 +9500,7 @@
       <w:tr>
         <w:tc>
           <w:tcPr>
-            <w:tcW w:type="dxa" w:w="882"/>
+            <w:tcW w:type="dxa" w:w="773"/>
             <w:tcMar>
               <w:top w:type="dxa" w:w="90"/>
               <w:left w:type="dxa" w:w="130"/>
@@ -9521,7 +9520,7 @@
         </w:tc>
         <w:tc>
           <w:tcPr>
-            <w:tcW w:type="dxa" w:w="882"/>
+            <w:tcW w:type="dxa" w:w="773"/>
             <w:tcMar>
               <w:top w:type="dxa" w:w="90"/>
               <w:left w:type="dxa" w:w="130"/>
@@ -9541,7 +9540,7 @@
         </w:tc>
         <w:tc>
           <w:tcPr>
-            <w:tcW w:type="dxa" w:w="3478"/>
+            <w:tcW w:type="dxa" w:w="3053"/>
             <w:tcMar>
               <w:top w:type="dxa" w:w="90"/>
               <w:left w:type="dxa" w:w="130"/>
@@ -9559,7 +9558,7 @@
             </w:r>
             <w:r>
               <w:rPr>
-                <w:rFonts w:ascii="Consolas" w:cs="Consolas" w:eastAsia="Consolas" w:hAnsi="Consolas"/>
+                <w:rFonts w:ascii="Roboto Mono" w:cs="Roboto Mono" w:eastAsia="Roboto Mono" w:hAnsi="Roboto Mono"/>
                 <w:color w:val="8C2B3D"/>
                 <w:sz w:val="19"/>
                 <w:szCs w:val="19"/>
@@ -9572,7 +9571,7 @@
             </w:r>
             <w:r>
               <w:rPr>
-                <w:rFonts w:ascii="Consolas" w:cs="Consolas" w:eastAsia="Consolas" w:hAnsi="Consolas"/>
+                <w:rFonts w:ascii="Roboto Mono" w:cs="Roboto Mono" w:eastAsia="Roboto Mono" w:hAnsi="Roboto Mono"/>
                 <w:color w:val="8C2B3D"/>
                 <w:sz w:val="19"/>
                 <w:szCs w:val="19"/>
@@ -9584,7 +9583,7 @@
         </w:tc>
         <w:tc>
           <w:tcPr>
-            <w:tcW w:type="dxa" w:w="3931"/>
+            <w:tcW w:type="dxa" w:w="3450"/>
             <w:tcMar>
               <w:top w:type="dxa" w:w="90"/>
               <w:left w:type="dxa" w:w="130"/>
@@ -9643,7 +9642,7 @@
       </w:r>
       <w:r>
         <w:rPr>
-          <w:rFonts w:ascii="Consolas" w:cs="Consolas" w:eastAsia="Consolas" w:hAnsi="Consolas"/>
+          <w:rFonts w:ascii="Roboto Mono" w:cs="Roboto Mono" w:eastAsia="Roboto Mono" w:hAnsi="Roboto Mono"/>
           <w:color w:val="8C2B3D"/>
           <w:sz w:val="19"/>
           <w:szCs w:val="19"/>
@@ -9667,7 +9666,7 @@
     </w:p>
     <w:tbl>
       <w:tblPr>
-        <w:tblW w:type="dxa" w:w="9173"/>
+        <w:tblW w:type="dxa" w:w="8049"/>
         <w:tblBorders>
           <w:top w:val="single" w:color="D1AEAB" w:sz="4"/>
           <w:left w:val="single" w:color="D1AEAB" w:sz="4"/>
@@ -9678,9 +9677,9 @@
         </w:tblBorders>
       </w:tblPr>
       <w:tblGrid>
-        <w:gridCol w:w="1176"/>
-        <w:gridCol w:w="4222"/>
-        <w:gridCol w:w="3775"/>
+        <w:gridCol w:w="1031"/>
+        <w:gridCol w:w="3704"/>
+        <w:gridCol w:w="3314"/>
       </w:tblGrid>
       <w:tr>
         <w:trPr>
@@ -9688,7 +9687,7 @@
         </w:trPr>
         <w:tc>
           <w:tcPr>
-            <w:tcW w:type="dxa" w:w="1176"/>
+            <w:tcW w:type="dxa" w:w="1031"/>
             <w:shd w:fill="8C2B3D" w:val="clear"/>
             <w:tcMar>
               <w:top w:type="dxa" w:w="90"/>
@@ -9716,7 +9715,7 @@
         </w:tc>
         <w:tc>
           <w:tcPr>
-            <w:tcW w:type="dxa" w:w="4222"/>
+            <w:tcW w:type="dxa" w:w="3704"/>
             <w:shd w:fill="8C2B3D" w:val="clear"/>
             <w:tcMar>
               <w:top w:type="dxa" w:w="90"/>
@@ -9744,7 +9743,7 @@
         </w:tc>
         <w:tc>
           <w:tcPr>
-            <w:tcW w:type="dxa" w:w="3775"/>
+            <w:tcW w:type="dxa" w:w="3314"/>
             <w:shd w:fill="8C2B3D" w:val="clear"/>
             <w:tcMar>
               <w:top w:type="dxa" w:w="90"/>
@@ -9774,7 +9773,7 @@
       <w:tr>
         <w:tc>
           <w:tcPr>
-            <w:tcW w:type="dxa" w:w="1176"/>
+            <w:tcW w:type="dxa" w:w="1031"/>
             <w:shd w:fill="F6F0EF" w:val="clear"/>
             <w:tcMar>
               <w:top w:type="dxa" w:w="90"/>
@@ -9795,23 +9794,23 @@
         </w:tc>
         <w:tc>
           <w:tcPr>
-            <w:tcW w:type="dxa" w:w="4222"/>
-            <w:shd w:fill="F6F0EF" w:val="clear"/>
-            <w:tcMar>
-              <w:top w:type="dxa" w:w="90"/>
-              <w:left w:type="dxa" w:w="130"/>
-              <w:bottom w:type="dxa" w:w="90"/>
-              <w:right w:type="dxa" w:w="130"/>
-            </w:tcMar>
-          </w:tcPr>
-          <w:p>
-            <w:pPr>
-              <w:spacing w:after="0" w:before="0" w:line="264" w:lineRule="auto"/>
-              <w:jc w:val="left"/>
-            </w:pPr>
-            <w:r>
-              <w:rPr>
-                <w:rFonts w:ascii="Consolas" w:cs="Consolas" w:eastAsia="Consolas" w:hAnsi="Consolas"/>
+            <w:tcW w:type="dxa" w:w="3704"/>
+            <w:shd w:fill="F6F0EF" w:val="clear"/>
+            <w:tcMar>
+              <w:top w:type="dxa" w:w="90"/>
+              <w:left w:type="dxa" w:w="130"/>
+              <w:bottom w:type="dxa" w:w="90"/>
+              <w:right w:type="dxa" w:w="130"/>
+            </w:tcMar>
+          </w:tcPr>
+          <w:p>
+            <w:pPr>
+              <w:spacing w:after="0" w:before="0" w:line="264" w:lineRule="auto"/>
+              <w:jc w:val="left"/>
+            </w:pPr>
+            <w:r>
+              <w:rPr>
+                <w:rFonts w:ascii="Roboto Mono" w:cs="Roboto Mono" w:eastAsia="Roboto Mono" w:hAnsi="Roboto Mono"/>
                 <w:color w:val="8C2B3D"/>
                 <w:sz w:val="19"/>
                 <w:szCs w:val="19"/>
@@ -9826,7 +9825,7 @@
         </w:tc>
         <w:tc>
           <w:tcPr>
-            <w:tcW w:type="dxa" w:w="3775"/>
+            <w:tcW w:type="dxa" w:w="3314"/>
             <w:shd w:fill="F6F0EF" w:val="clear"/>
             <w:tcMar>
               <w:top w:type="dxa" w:w="90"/>
@@ -9856,7 +9855,7 @@
       <w:tr>
         <w:tc>
           <w:tcPr>
-            <w:tcW w:type="dxa" w:w="1176"/>
+            <w:tcW w:type="dxa" w:w="1031"/>
             <w:tcMar>
               <w:top w:type="dxa" w:w="90"/>
               <w:left w:type="dxa" w:w="130"/>
@@ -9876,22 +9875,22 @@
         </w:tc>
         <w:tc>
           <w:tcPr>
-            <w:tcW w:type="dxa" w:w="4222"/>
-            <w:tcMar>
-              <w:top w:type="dxa" w:w="90"/>
-              <w:left w:type="dxa" w:w="130"/>
-              <w:bottom w:type="dxa" w:w="90"/>
-              <w:right w:type="dxa" w:w="130"/>
-            </w:tcMar>
-          </w:tcPr>
-          <w:p>
-            <w:pPr>
-              <w:spacing w:after="0" w:before="0" w:line="264" w:lineRule="auto"/>
-              <w:jc w:val="left"/>
-            </w:pPr>
-            <w:r>
-              <w:rPr>
-                <w:rFonts w:ascii="Consolas" w:cs="Consolas" w:eastAsia="Consolas" w:hAnsi="Consolas"/>
+            <w:tcW w:type="dxa" w:w="3704"/>
+            <w:tcMar>
+              <w:top w:type="dxa" w:w="90"/>
+              <w:left w:type="dxa" w:w="130"/>
+              <w:bottom w:type="dxa" w:w="90"/>
+              <w:right w:type="dxa" w:w="130"/>
+            </w:tcMar>
+          </w:tcPr>
+          <w:p>
+            <w:pPr>
+              <w:spacing w:after="0" w:before="0" w:line="264" w:lineRule="auto"/>
+              <w:jc w:val="left"/>
+            </w:pPr>
+            <w:r>
+              <w:rPr>
+                <w:rFonts w:ascii="Roboto Mono" w:cs="Roboto Mono" w:eastAsia="Roboto Mono" w:hAnsi="Roboto Mono"/>
                 <w:color w:val="8C2B3D"/>
                 <w:sz w:val="19"/>
                 <w:szCs w:val="19"/>
@@ -9903,7 +9902,7 @@
         </w:tc>
         <w:tc>
           <w:tcPr>
-            <w:tcW w:type="dxa" w:w="3775"/>
+            <w:tcW w:type="dxa" w:w="3314"/>
             <w:tcMar>
               <w:top w:type="dxa" w:w="90"/>
               <w:left w:type="dxa" w:w="130"/>
@@ -9960,7 +9959,7 @@
       </w:r>
       <w:r>
         <w:rPr>
-          <w:rFonts w:ascii="Consolas" w:cs="Consolas" w:eastAsia="Consolas" w:hAnsi="Consolas"/>
+          <w:rFonts w:ascii="Roboto Mono" w:cs="Roboto Mono" w:eastAsia="Roboto Mono" w:hAnsi="Roboto Mono"/>
           <w:color w:val="8C2B3D"/>
           <w:sz w:val="19"/>
           <w:szCs w:val="19"/>
@@ -9973,7 +9972,7 @@
       </w:r>
       <w:r>
         <w:rPr>
-          <w:rFonts w:ascii="Consolas" w:cs="Consolas" w:eastAsia="Consolas" w:hAnsi="Consolas"/>
+          <w:rFonts w:ascii="Roboto Mono" w:cs="Roboto Mono" w:eastAsia="Roboto Mono" w:hAnsi="Roboto Mono"/>
           <w:color w:val="8C2B3D"/>
           <w:sz w:val="19"/>
           <w:szCs w:val="19"/>
@@ -10031,7 +10030,7 @@
       </w:r>
       <w:r>
         <w:rPr>
-          <w:rFonts w:ascii="Consolas" w:cs="Consolas" w:eastAsia="Consolas" w:hAnsi="Consolas"/>
+          <w:rFonts w:ascii="Roboto Mono" w:cs="Roboto Mono" w:eastAsia="Roboto Mono" w:hAnsi="Roboto Mono"/>
           <w:color w:val="8C2B3D"/>
           <w:sz w:val="19"/>
           <w:szCs w:val="19"/>
@@ -10044,7 +10043,7 @@
       </w:r>
       <w:r>
         <w:rPr>
-          <w:rFonts w:ascii="Consolas" w:cs="Consolas" w:eastAsia="Consolas" w:hAnsi="Consolas"/>
+          <w:rFonts w:ascii="Roboto Mono" w:cs="Roboto Mono" w:eastAsia="Roboto Mono" w:hAnsi="Roboto Mono"/>
           <w:color w:val="8C2B3D"/>
           <w:sz w:val="19"/>
           <w:szCs w:val="19"/>
@@ -10057,7 +10056,7 @@
       </w:r>
       <w:r>
         <w:rPr>
-          <w:rFonts w:ascii="Consolas" w:cs="Consolas" w:eastAsia="Consolas" w:hAnsi="Consolas"/>
+          <w:rFonts w:ascii="Roboto Mono" w:cs="Roboto Mono" w:eastAsia="Roboto Mono" w:hAnsi="Roboto Mono"/>
           <w:color w:val="8C2B3D"/>
           <w:sz w:val="19"/>
           <w:szCs w:val="19"/>
@@ -10081,7 +10080,7 @@
     </w:p>
     <w:tbl>
       <w:tblPr>
-        <w:tblW w:type="dxa" w:w="9173"/>
+        <w:tblW w:type="dxa" w:w="8049"/>
         <w:tblBorders>
           <w:top w:val="single" w:color="D1AEAB" w:sz="4"/>
           <w:left w:val="single" w:color="D1AEAB" w:sz="4"/>
@@ -10092,10 +10091,10 @@
         </w:tblBorders>
       </w:tblPr>
       <w:tblGrid>
-        <w:gridCol w:w="1353"/>
-        <w:gridCol w:w="2180"/>
-        <w:gridCol w:w="2707"/>
-        <w:gridCol w:w="2933"/>
+        <w:gridCol w:w="1188"/>
+        <w:gridCol w:w="1913"/>
+        <w:gridCol w:w="2375"/>
+        <w:gridCol w:w="2573"/>
       </w:tblGrid>
       <w:tr>
         <w:trPr>
@@ -10103,7 +10102,7 @@
         </w:trPr>
         <w:tc>
           <w:tcPr>
-            <w:tcW w:type="dxa" w:w="1353"/>
+            <w:tcW w:type="dxa" w:w="1188"/>
             <w:shd w:fill="8C2B3D" w:val="clear"/>
             <w:tcMar>
               <w:top w:type="dxa" w:w="90"/>
@@ -10131,7 +10130,7 @@
         </w:tc>
         <w:tc>
           <w:tcPr>
-            <w:tcW w:type="dxa" w:w="2180"/>
+            <w:tcW w:type="dxa" w:w="1913"/>
             <w:shd w:fill="8C2B3D" w:val="clear"/>
             <w:tcMar>
               <w:top w:type="dxa" w:w="90"/>
@@ -10159,7 +10158,7 @@
         </w:tc>
         <w:tc>
           <w:tcPr>
-            <w:tcW w:type="dxa" w:w="2707"/>
+            <w:tcW w:type="dxa" w:w="2375"/>
             <w:shd w:fill="8C2B3D" w:val="clear"/>
             <w:tcMar>
               <w:top w:type="dxa" w:w="90"/>
@@ -10187,7 +10186,7 @@
         </w:tc>
         <w:tc>
           <w:tcPr>
-            <w:tcW w:type="dxa" w:w="2933"/>
+            <w:tcW w:type="dxa" w:w="2573"/>
             <w:shd w:fill="8C2B3D" w:val="clear"/>
             <w:tcMar>
               <w:top w:type="dxa" w:w="90"/>
@@ -10217,23 +10216,23 @@
       <w:tr>
         <w:tc>
           <w:tcPr>
-            <w:tcW w:type="dxa" w:w="1353"/>
-            <w:shd w:fill="F6F0EF" w:val="clear"/>
-            <w:tcMar>
-              <w:top w:type="dxa" w:w="90"/>
-              <w:left w:type="dxa" w:w="130"/>
-              <w:bottom w:type="dxa" w:w="90"/>
-              <w:right w:type="dxa" w:w="130"/>
-            </w:tcMar>
-          </w:tcPr>
-          <w:p>
-            <w:pPr>
-              <w:spacing w:after="0" w:before="0" w:line="264" w:lineRule="auto"/>
-              <w:jc w:val="left"/>
-            </w:pPr>
-            <w:r>
-              <w:rPr>
-                <w:rFonts w:ascii="Consolas" w:cs="Consolas" w:eastAsia="Consolas" w:hAnsi="Consolas"/>
+            <w:tcW w:type="dxa" w:w="1188"/>
+            <w:shd w:fill="F6F0EF" w:val="clear"/>
+            <w:tcMar>
+              <w:top w:type="dxa" w:w="90"/>
+              <w:left w:type="dxa" w:w="130"/>
+              <w:bottom w:type="dxa" w:w="90"/>
+              <w:right w:type="dxa" w:w="130"/>
+            </w:tcMar>
+          </w:tcPr>
+          <w:p>
+            <w:pPr>
+              <w:spacing w:after="0" w:before="0" w:line="264" w:lineRule="auto"/>
+              <w:jc w:val="left"/>
+            </w:pPr>
+            <w:r>
+              <w:rPr>
+                <w:rFonts w:ascii="Roboto Mono" w:cs="Roboto Mono" w:eastAsia="Roboto Mono" w:hAnsi="Roboto Mono"/>
                 <w:color w:val="8C2B3D"/>
                 <w:sz w:val="19"/>
                 <w:szCs w:val="19"/>
@@ -10245,23 +10244,23 @@
         </w:tc>
         <w:tc>
           <w:tcPr>
-            <w:tcW w:type="dxa" w:w="2180"/>
-            <w:shd w:fill="F6F0EF" w:val="clear"/>
-            <w:tcMar>
-              <w:top w:type="dxa" w:w="90"/>
-              <w:left w:type="dxa" w:w="130"/>
-              <w:bottom w:type="dxa" w:w="90"/>
-              <w:right w:type="dxa" w:w="130"/>
-            </w:tcMar>
-          </w:tcPr>
-          <w:p>
-            <w:pPr>
-              <w:spacing w:after="0" w:before="0" w:line="264" w:lineRule="auto"/>
-              <w:jc w:val="left"/>
-            </w:pPr>
-            <w:r>
-              <w:rPr>
-                <w:rFonts w:ascii="Consolas" w:cs="Consolas" w:eastAsia="Consolas" w:hAnsi="Consolas"/>
+            <w:tcW w:type="dxa" w:w="1913"/>
+            <w:shd w:fill="F6F0EF" w:val="clear"/>
+            <w:tcMar>
+              <w:top w:type="dxa" w:w="90"/>
+              <w:left w:type="dxa" w:w="130"/>
+              <w:bottom w:type="dxa" w:w="90"/>
+              <w:right w:type="dxa" w:w="130"/>
+            </w:tcMar>
+          </w:tcPr>
+          <w:p>
+            <w:pPr>
+              <w:spacing w:after="0" w:before="0" w:line="264" w:lineRule="auto"/>
+              <w:jc w:val="left"/>
+            </w:pPr>
+            <w:r>
+              <w:rPr>
+                <w:rFonts w:ascii="Roboto Mono" w:cs="Roboto Mono" w:eastAsia="Roboto Mono" w:hAnsi="Roboto Mono"/>
                 <w:color w:val="8C2B3D"/>
                 <w:sz w:val="19"/>
                 <w:szCs w:val="19"/>
@@ -10273,23 +10272,23 @@
         </w:tc>
         <w:tc>
           <w:tcPr>
-            <w:tcW w:type="dxa" w:w="2707"/>
-            <w:shd w:fill="F6F0EF" w:val="clear"/>
-            <w:tcMar>
-              <w:top w:type="dxa" w:w="90"/>
-              <w:left w:type="dxa" w:w="130"/>
-              <w:bottom w:type="dxa" w:w="90"/>
-              <w:right w:type="dxa" w:w="130"/>
-            </w:tcMar>
-          </w:tcPr>
-          <w:p>
-            <w:pPr>
-              <w:spacing w:after="0" w:before="0" w:line="264" w:lineRule="auto"/>
-              <w:jc w:val="left"/>
-            </w:pPr>
-            <w:r>
-              <w:rPr>
-                <w:rFonts w:ascii="Consolas" w:cs="Consolas" w:eastAsia="Consolas" w:hAnsi="Consolas"/>
+            <w:tcW w:type="dxa" w:w="2375"/>
+            <w:shd w:fill="F6F0EF" w:val="clear"/>
+            <w:tcMar>
+              <w:top w:type="dxa" w:w="90"/>
+              <w:left w:type="dxa" w:w="130"/>
+              <w:bottom w:type="dxa" w:w="90"/>
+              <w:right w:type="dxa" w:w="130"/>
+            </w:tcMar>
+          </w:tcPr>
+          <w:p>
+            <w:pPr>
+              <w:spacing w:after="0" w:before="0" w:line="264" w:lineRule="auto"/>
+              <w:jc w:val="left"/>
+            </w:pPr>
+            <w:r>
+              <w:rPr>
+                <w:rFonts w:ascii="Roboto Mono" w:cs="Roboto Mono" w:eastAsia="Roboto Mono" w:hAnsi="Roboto Mono"/>
                 <w:color w:val="8C2B3D"/>
                 <w:sz w:val="19"/>
                 <w:szCs w:val="19"/>
@@ -10304,23 +10303,23 @@
         </w:tc>
         <w:tc>
           <w:tcPr>
-            <w:tcW w:type="dxa" w:w="2933"/>
-            <w:shd w:fill="F6F0EF" w:val="clear"/>
-            <w:tcMar>
-              <w:top w:type="dxa" w:w="90"/>
-              <w:left w:type="dxa" w:w="130"/>
-              <w:bottom w:type="dxa" w:w="90"/>
-              <w:right w:type="dxa" w:w="130"/>
-            </w:tcMar>
-          </w:tcPr>
-          <w:p>
-            <w:pPr>
-              <w:spacing w:after="0" w:before="0" w:line="264" w:lineRule="auto"/>
-              <w:jc w:val="left"/>
-            </w:pPr>
-            <w:r>
-              <w:rPr>
-                <w:rFonts w:ascii="Consolas" w:cs="Consolas" w:eastAsia="Consolas" w:hAnsi="Consolas"/>
+            <w:tcW w:type="dxa" w:w="2573"/>
+            <w:shd w:fill="F6F0EF" w:val="clear"/>
+            <w:tcMar>
+              <w:top w:type="dxa" w:w="90"/>
+              <w:left w:type="dxa" w:w="130"/>
+              <w:bottom w:type="dxa" w:w="90"/>
+              <w:right w:type="dxa" w:w="130"/>
+            </w:tcMar>
+          </w:tcPr>
+          <w:p>
+            <w:pPr>
+              <w:spacing w:after="0" w:before="0" w:line="264" w:lineRule="auto"/>
+              <w:jc w:val="left"/>
+            </w:pPr>
+            <w:r>
+              <w:rPr>
+                <w:rFonts w:ascii="Roboto Mono" w:cs="Roboto Mono" w:eastAsia="Roboto Mono" w:hAnsi="Roboto Mono"/>
                 <w:color w:val="8C2B3D"/>
                 <w:sz w:val="19"/>
                 <w:szCs w:val="19"/>
@@ -10334,22 +10333,22 @@
       <w:tr>
         <w:tc>
           <w:tcPr>
-            <w:tcW w:type="dxa" w:w="1353"/>
-            <w:tcMar>
-              <w:top w:type="dxa" w:w="90"/>
-              <w:left w:type="dxa" w:w="130"/>
-              <w:bottom w:type="dxa" w:w="90"/>
-              <w:right w:type="dxa" w:w="130"/>
-            </w:tcMar>
-          </w:tcPr>
-          <w:p>
-            <w:pPr>
-              <w:spacing w:after="0" w:before="0" w:line="264" w:lineRule="auto"/>
-              <w:jc w:val="left"/>
-            </w:pPr>
-            <w:r>
-              <w:rPr>
-                <w:rFonts w:ascii="Consolas" w:cs="Consolas" w:eastAsia="Consolas" w:hAnsi="Consolas"/>
+            <w:tcW w:type="dxa" w:w="1188"/>
+            <w:tcMar>
+              <w:top w:type="dxa" w:w="90"/>
+              <w:left w:type="dxa" w:w="130"/>
+              <w:bottom w:type="dxa" w:w="90"/>
+              <w:right w:type="dxa" w:w="130"/>
+            </w:tcMar>
+          </w:tcPr>
+          <w:p>
+            <w:pPr>
+              <w:spacing w:after="0" w:before="0" w:line="264" w:lineRule="auto"/>
+              <w:jc w:val="left"/>
+            </w:pPr>
+            <w:r>
+              <w:rPr>
+                <w:rFonts w:ascii="Roboto Mono" w:cs="Roboto Mono" w:eastAsia="Roboto Mono" w:hAnsi="Roboto Mono"/>
                 <w:color w:val="8C2B3D"/>
                 <w:sz w:val="19"/>
                 <w:szCs w:val="19"/>
@@ -10361,22 +10360,22 @@
         </w:tc>
         <w:tc>
           <w:tcPr>
-            <w:tcW w:type="dxa" w:w="2180"/>
-            <w:tcMar>
-              <w:top w:type="dxa" w:w="90"/>
-              <w:left w:type="dxa" w:w="130"/>
-              <w:bottom w:type="dxa" w:w="90"/>
-              <w:right w:type="dxa" w:w="130"/>
-            </w:tcMar>
-          </w:tcPr>
-          <w:p>
-            <w:pPr>
-              <w:spacing w:after="0" w:before="0" w:line="264" w:lineRule="auto"/>
-              <w:jc w:val="left"/>
-            </w:pPr>
-            <w:r>
-              <w:rPr>
-                <w:rFonts w:ascii="Consolas" w:cs="Consolas" w:eastAsia="Consolas" w:hAnsi="Consolas"/>
+            <w:tcW w:type="dxa" w:w="1913"/>
+            <w:tcMar>
+              <w:top w:type="dxa" w:w="90"/>
+              <w:left w:type="dxa" w:w="130"/>
+              <w:bottom w:type="dxa" w:w="90"/>
+              <w:right w:type="dxa" w:w="130"/>
+            </w:tcMar>
+          </w:tcPr>
+          <w:p>
+            <w:pPr>
+              <w:spacing w:after="0" w:before="0" w:line="264" w:lineRule="auto"/>
+              <w:jc w:val="left"/>
+            </w:pPr>
+            <w:r>
+              <w:rPr>
+                <w:rFonts w:ascii="Roboto Mono" w:cs="Roboto Mono" w:eastAsia="Roboto Mono" w:hAnsi="Roboto Mono"/>
                 <w:color w:val="8C2B3D"/>
                 <w:sz w:val="19"/>
                 <w:szCs w:val="19"/>
@@ -10388,22 +10387,22 @@
         </w:tc>
         <w:tc>
           <w:tcPr>
-            <w:tcW w:type="dxa" w:w="2707"/>
-            <w:tcMar>
-              <w:top w:type="dxa" w:w="90"/>
-              <w:left w:type="dxa" w:w="130"/>
-              <w:bottom w:type="dxa" w:w="90"/>
-              <w:right w:type="dxa" w:w="130"/>
-            </w:tcMar>
-          </w:tcPr>
-          <w:p>
-            <w:pPr>
-              <w:spacing w:after="0" w:before="0" w:line="264" w:lineRule="auto"/>
-              <w:jc w:val="left"/>
-            </w:pPr>
-            <w:r>
-              <w:rPr>
-                <w:rFonts w:ascii="Consolas" w:cs="Consolas" w:eastAsia="Consolas" w:hAnsi="Consolas"/>
+            <w:tcW w:type="dxa" w:w="2375"/>
+            <w:tcMar>
+              <w:top w:type="dxa" w:w="90"/>
+              <w:left w:type="dxa" w:w="130"/>
+              <w:bottom w:type="dxa" w:w="90"/>
+              <w:right w:type="dxa" w:w="130"/>
+            </w:tcMar>
+          </w:tcPr>
+          <w:p>
+            <w:pPr>
+              <w:spacing w:after="0" w:before="0" w:line="264" w:lineRule="auto"/>
+              <w:jc w:val="left"/>
+            </w:pPr>
+            <w:r>
+              <w:rPr>
+                <w:rFonts w:ascii="Roboto Mono" w:cs="Roboto Mono" w:eastAsia="Roboto Mono" w:hAnsi="Roboto Mono"/>
                 <w:color w:val="8C2B3D"/>
                 <w:sz w:val="19"/>
                 <w:szCs w:val="19"/>
@@ -10415,22 +10414,22 @@
         </w:tc>
         <w:tc>
           <w:tcPr>
-            <w:tcW w:type="dxa" w:w="2933"/>
-            <w:tcMar>
-              <w:top w:type="dxa" w:w="90"/>
-              <w:left w:type="dxa" w:w="130"/>
-              <w:bottom w:type="dxa" w:w="90"/>
-              <w:right w:type="dxa" w:w="130"/>
-            </w:tcMar>
-          </w:tcPr>
-          <w:p>
-            <w:pPr>
-              <w:spacing w:after="0" w:before="0" w:line="264" w:lineRule="auto"/>
-              <w:jc w:val="left"/>
-            </w:pPr>
-            <w:r>
-              <w:rPr>
-                <w:rFonts w:ascii="Consolas" w:cs="Consolas" w:eastAsia="Consolas" w:hAnsi="Consolas"/>
+            <w:tcW w:type="dxa" w:w="2573"/>
+            <w:tcMar>
+              <w:top w:type="dxa" w:w="90"/>
+              <w:left w:type="dxa" w:w="130"/>
+              <w:bottom w:type="dxa" w:w="90"/>
+              <w:right w:type="dxa" w:w="130"/>
+            </w:tcMar>
+          </w:tcPr>
+          <w:p>
+            <w:pPr>
+              <w:spacing w:after="0" w:before="0" w:line="264" w:lineRule="auto"/>
+              <w:jc w:val="left"/>
+            </w:pPr>
+            <w:r>
+              <w:rPr>
+                <w:rFonts w:ascii="Roboto Mono" w:cs="Roboto Mono" w:eastAsia="Roboto Mono" w:hAnsi="Roboto Mono"/>
                 <w:color w:val="8C2B3D"/>
                 <w:sz w:val="19"/>
                 <w:szCs w:val="19"/>
@@ -10453,7 +10452,7 @@
       </w:r>
       <w:r>
         <w:rPr>
-          <w:rFonts w:ascii="Consolas" w:cs="Consolas" w:eastAsia="Consolas" w:hAnsi="Consolas"/>
+          <w:rFonts w:ascii="Roboto Mono" w:cs="Roboto Mono" w:eastAsia="Roboto Mono" w:hAnsi="Roboto Mono"/>
           <w:color w:val="8C2B3D"/>
           <w:sz w:val="19"/>
           <w:szCs w:val="19"/>
@@ -10466,7 +10465,7 @@
       </w:r>
       <w:r>
         <w:rPr>
-          <w:rFonts w:ascii="Consolas" w:cs="Consolas" w:eastAsia="Consolas" w:hAnsi="Consolas"/>
+          <w:rFonts w:ascii="Roboto Mono" w:cs="Roboto Mono" w:eastAsia="Roboto Mono" w:hAnsi="Roboto Mono"/>
           <w:color w:val="8C2B3D"/>
           <w:sz w:val="19"/>
           <w:szCs w:val="19"/>
@@ -10501,7 +10500,7 @@
       </w:r>
       <w:r>
         <w:rPr>
-          <w:rFonts w:ascii="Consolas" w:cs="Consolas" w:eastAsia="Consolas" w:hAnsi="Consolas"/>
+          <w:rFonts w:ascii="Roboto Mono" w:cs="Roboto Mono" w:eastAsia="Roboto Mono" w:hAnsi="Roboto Mono"/>
           <w:color w:val="8C2B3D"/>
           <w:sz w:val="19"/>
           <w:szCs w:val="19"/>
@@ -10514,7 +10513,7 @@
       </w:r>
       <w:r>
         <w:rPr>
-          <w:rFonts w:ascii="Consolas" w:cs="Consolas" w:eastAsia="Consolas" w:hAnsi="Consolas"/>
+          <w:rFonts w:ascii="Roboto Mono" w:cs="Roboto Mono" w:eastAsia="Roboto Mono" w:hAnsi="Roboto Mono"/>
           <w:color w:val="8C2B3D"/>
           <w:sz w:val="19"/>
           <w:szCs w:val="19"/>
@@ -10539,7 +10538,7 @@
       </w:r>
       <w:r>
         <w:rPr>
-          <w:rFonts w:ascii="Consolas" w:cs="Consolas" w:eastAsia="Consolas" w:hAnsi="Consolas"/>
+          <w:rFonts w:ascii="Roboto Mono" w:cs="Roboto Mono" w:eastAsia="Roboto Mono" w:hAnsi="Roboto Mono"/>
           <w:color w:val="8C2B3D"/>
           <w:sz w:val="19"/>
           <w:szCs w:val="19"/>
@@ -10552,7 +10551,7 @@
       </w:r>
       <w:r>
         <w:rPr>
-          <w:rFonts w:ascii="Consolas" w:cs="Consolas" w:eastAsia="Consolas" w:hAnsi="Consolas"/>
+          <w:rFonts w:ascii="Roboto Mono" w:cs="Roboto Mono" w:eastAsia="Roboto Mono" w:hAnsi="Roboto Mono"/>
           <w:color w:val="8C2B3D"/>
           <w:sz w:val="19"/>
           <w:szCs w:val="19"/>
@@ -10585,7 +10584,7 @@
       </w:r>
       <w:r>
         <w:rPr>
-          <w:rFonts w:ascii="Consolas" w:cs="Consolas" w:eastAsia="Consolas" w:hAnsi="Consolas"/>
+          <w:rFonts w:ascii="Roboto Mono" w:cs="Roboto Mono" w:eastAsia="Roboto Mono" w:hAnsi="Roboto Mono"/>
           <w:color w:val="8C2B3D"/>
           <w:sz w:val="19"/>
           <w:szCs w:val="19"/>
@@ -10691,7 +10690,7 @@
       </w:r>
       <w:r>
         <w:rPr>
-          <w:rFonts w:ascii="Consolas" w:cs="Consolas" w:eastAsia="Consolas" w:hAnsi="Consolas"/>
+          <w:rFonts w:ascii="Roboto Mono" w:cs="Roboto Mono" w:eastAsia="Roboto Mono" w:hAnsi="Roboto Mono"/>
           <w:color w:val="8C2B3D"/>
           <w:sz w:val="19"/>
           <w:szCs w:val="19"/>
@@ -10723,7 +10722,7 @@
       </w:r>
       <w:r>
         <w:rPr>
-          <w:rFonts w:ascii="Consolas" w:cs="Consolas" w:eastAsia="Consolas" w:hAnsi="Consolas"/>
+          <w:rFonts w:ascii="Roboto Mono" w:cs="Roboto Mono" w:eastAsia="Roboto Mono" w:hAnsi="Roboto Mono"/>
           <w:color w:val="8C2B3D"/>
           <w:sz w:val="19"/>
           <w:szCs w:val="19"/>
@@ -10745,7 +10744,7 @@
       </w:r>
       <w:r>
         <w:rPr>
-          <w:rFonts w:ascii="Consolas" w:cs="Consolas" w:eastAsia="Consolas" w:hAnsi="Consolas"/>
+          <w:rFonts w:ascii="Roboto Mono" w:cs="Roboto Mono" w:eastAsia="Roboto Mono" w:hAnsi="Roboto Mono"/>
           <w:b/>
           <w:bCs/>
           <w:color w:val="8C2B3D"/>
@@ -10764,7 +10763,7 @@
       </w:r>
       <w:r>
         <w:rPr>
-          <w:rFonts w:ascii="Consolas" w:cs="Consolas" w:eastAsia="Consolas" w:hAnsi="Consolas"/>
+          <w:rFonts w:ascii="Roboto Mono" w:cs="Roboto Mono" w:eastAsia="Roboto Mono" w:hAnsi="Roboto Mono"/>
           <w:b/>
           <w:bCs/>
           <w:color w:val="8C2B3D"/>
@@ -10786,7 +10785,7 @@
       </w:r>
       <w:r>
         <w:rPr>
-          <w:rFonts w:ascii="Consolas" w:cs="Consolas" w:eastAsia="Consolas" w:hAnsi="Consolas"/>
+          <w:rFonts w:ascii="Roboto Mono" w:cs="Roboto Mono" w:eastAsia="Roboto Mono" w:hAnsi="Roboto Mono"/>
           <w:color w:val="8C2B3D"/>
           <w:sz w:val="19"/>
           <w:szCs w:val="19"/>
@@ -10907,7 +10906,7 @@
     </w:p>
     <w:tbl>
       <w:tblPr>
-        <w:tblW w:type="dxa" w:w="9173"/>
+        <w:tblW w:type="dxa" w:w="8049"/>
         <w:tblBorders>
           <w:top w:val="single" w:color="D1AEAB" w:sz="4"/>
           <w:left w:val="single" w:color="D1AEAB" w:sz="4"/>
@@ -10918,9 +10917,9 @@
         </w:tblBorders>
       </w:tblPr>
       <w:tblGrid>
-        <w:gridCol w:w="1310"/>
-        <w:gridCol w:w="3932"/>
-        <w:gridCol w:w="3931"/>
+        <w:gridCol w:w="1150"/>
+        <w:gridCol w:w="3449"/>
+        <w:gridCol w:w="3450"/>
       </w:tblGrid>
       <w:tr>
         <w:trPr>
@@ -10928,7 +10927,7 @@
         </w:trPr>
         <w:tc>
           <w:tcPr>
-            <w:tcW w:type="dxa" w:w="1310"/>
+            <w:tcW w:type="dxa" w:w="1150"/>
             <w:shd w:fill="8C2B3D" w:val="clear"/>
             <w:tcMar>
               <w:top w:type="dxa" w:w="90"/>
@@ -10946,7 +10945,7 @@
         </w:tc>
         <w:tc>
           <w:tcPr>
-            <w:tcW w:type="dxa" w:w="3932"/>
+            <w:tcW w:type="dxa" w:w="3449"/>
             <w:shd w:fill="8C2B3D" w:val="clear"/>
             <w:tcMar>
               <w:top w:type="dxa" w:w="90"/>
@@ -10974,7 +10973,7 @@
         </w:tc>
         <w:tc>
           <w:tcPr>
-            <w:tcW w:type="dxa" w:w="3931"/>
+            <w:tcW w:type="dxa" w:w="3450"/>
             <w:shd w:fill="8C2B3D" w:val="clear"/>
             <w:tcMar>
               <w:top w:type="dxa" w:w="90"/>
@@ -11004,7 +11003,7 @@
       <w:tr>
         <w:tc>
           <w:tcPr>
-            <w:tcW w:type="dxa" w:w="1310"/>
+            <w:tcW w:type="dxa" w:w="1150"/>
             <w:shd w:fill="F6F0EF" w:val="clear"/>
             <w:tcMar>
               <w:top w:type="dxa" w:w="90"/>
@@ -11025,7 +11024,7 @@
         </w:tc>
         <w:tc>
           <w:tcPr>
-            <w:tcW w:type="dxa" w:w="3932"/>
+            <w:tcW w:type="dxa" w:w="3449"/>
             <w:shd w:fill="F6F0EF" w:val="clear"/>
             <w:tcMar>
               <w:top w:type="dxa" w:w="90"/>
@@ -11046,7 +11045,7 @@
         </w:tc>
         <w:tc>
           <w:tcPr>
-            <w:tcW w:type="dxa" w:w="3931"/>
+            <w:tcW w:type="dxa" w:w="3450"/>
             <w:shd w:fill="F6F0EF" w:val="clear"/>
             <w:tcMar>
               <w:top w:type="dxa" w:w="90"/>
@@ -11069,7 +11068,7 @@
       <w:tr>
         <w:tc>
           <w:tcPr>
-            <w:tcW w:type="dxa" w:w="1310"/>
+            <w:tcW w:type="dxa" w:w="1150"/>
             <w:tcMar>
               <w:top w:type="dxa" w:w="90"/>
               <w:left w:type="dxa" w:w="130"/>
@@ -11089,7 +11088,7 @@
         </w:tc>
         <w:tc>
           <w:tcPr>
-            <w:tcW w:type="dxa" w:w="3932"/>
+            <w:tcW w:type="dxa" w:w="3449"/>
             <w:tcMar>
               <w:top w:type="dxa" w:w="90"/>
               <w:left w:type="dxa" w:w="130"/>
@@ -11116,7 +11115,7 @@
         </w:tc>
         <w:tc>
           <w:tcPr>
-            <w:tcW w:type="dxa" w:w="3931"/>
+            <w:tcW w:type="dxa" w:w="3450"/>
             <w:tcMar>
               <w:top w:type="dxa" w:w="90"/>
               <w:left w:type="dxa" w:w="130"/>
@@ -11153,7 +11152,7 @@
         </w:rPr>
         <w:t xml:space="preserve">La </w:t>
       </w:r>
-      <w:hyperlink w:history="1" r:id="rIdgpva464vbkqubsi3co-zz">
+      <w:hyperlink w:history="1" r:id="rIdwgq3y5smamu9j9pm84ega">
         <w:r>
           <w:rPr>
             <w:b/>
@@ -11194,7 +11193,7 @@
       <w:r>
         <w:t xml:space="preserve"> en la </w:t>
       </w:r>
-      <w:hyperlink w:history="1" r:id="rIdaeid57wxwaj_lcw-8vdl8">
+      <w:hyperlink w:history="1" r:id="rIdgqckgtiluabrkigc4q3mi">
         <w:r>
           <w:rPr>
             <w:color w:val="8C2B3D"/>
@@ -11351,7 +11350,7 @@
     </w:p>
     <w:tbl>
       <w:tblPr>
-        <w:tblW w:type="dxa" w:w="9173"/>
+        <w:tblW w:type="dxa" w:w="8049"/>
         <w:tblBorders>
           <w:top w:val="single" w:color="D1AEAB" w:sz="4"/>
           <w:left w:val="single" w:color="D1AEAB" w:sz="4"/>
@@ -11362,8 +11361,8 @@
         </w:tblBorders>
       </w:tblPr>
       <w:tblGrid>
-        <w:gridCol w:w="4387"/>
-        <w:gridCol w:w="4786"/>
+        <w:gridCol w:w="3850"/>
+        <w:gridCol w:w="4199"/>
       </w:tblGrid>
       <w:tr>
         <w:trPr>
@@ -11371,7 +11370,7 @@
         </w:trPr>
         <w:tc>
           <w:tcPr>
-            <w:tcW w:type="dxa" w:w="4387"/>
+            <w:tcW w:type="dxa" w:w="3850"/>
             <w:shd w:fill="8C2B3D" w:val="clear"/>
             <w:tcMar>
               <w:top w:type="dxa" w:w="90"/>
@@ -11399,7 +11398,7 @@
         </w:tc>
         <w:tc>
           <w:tcPr>
-            <w:tcW w:type="dxa" w:w="4786"/>
+            <w:tcW w:type="dxa" w:w="4199"/>
             <w:shd w:fill="8C2B3D" w:val="clear"/>
             <w:tcMar>
               <w:top w:type="dxa" w:w="90"/>
@@ -11429,7 +11428,7 @@
       <w:tr>
         <w:tc>
           <w:tcPr>
-            <w:tcW w:type="dxa" w:w="4387"/>
+            <w:tcW w:type="dxa" w:w="3850"/>
             <w:shd w:fill="F6F0EF" w:val="clear"/>
             <w:tcMar>
               <w:top w:type="dxa" w:w="90"/>
@@ -11457,7 +11456,7 @@
         </w:tc>
         <w:tc>
           <w:tcPr>
-            <w:tcW w:type="dxa" w:w="4786"/>
+            <w:tcW w:type="dxa" w:w="4199"/>
             <w:shd w:fill="F6F0EF" w:val="clear"/>
             <w:tcMar>
               <w:top w:type="dxa" w:w="90"/>
@@ -11487,7 +11486,7 @@
       <w:tr>
         <w:tc>
           <w:tcPr>
-            <w:tcW w:type="dxa" w:w="4387"/>
+            <w:tcW w:type="dxa" w:w="3850"/>
             <w:tcMar>
               <w:top w:type="dxa" w:w="90"/>
               <w:left w:type="dxa" w:w="130"/>
@@ -11514,7 +11513,7 @@
         </w:tc>
         <w:tc>
           <w:tcPr>
-            <w:tcW w:type="dxa" w:w="4786"/>
+            <w:tcW w:type="dxa" w:w="4199"/>
             <w:tcMar>
               <w:top w:type="dxa" w:w="90"/>
               <w:left w:type="dxa" w:w="130"/>
@@ -11588,7 +11587,7 @@
       </w:r>
       <w:r>
         <w:rPr>
-          <w:rFonts w:ascii="Consolas" w:cs="Consolas" w:eastAsia="Consolas" w:hAnsi="Consolas"/>
+          <w:rFonts w:ascii="Roboto Mono" w:cs="Roboto Mono" w:eastAsia="Roboto Mono" w:hAnsi="Roboto Mono"/>
           <w:color w:val="8C2B3D"/>
           <w:sz w:val="19"/>
           <w:szCs w:val="19"/>
@@ -11695,7 +11694,7 @@
     </w:p>
     <w:tbl>
       <w:tblPr>
-        <w:tblW w:type="dxa" w:w="9173"/>
+        <w:tblW w:type="dxa" w:w="8049"/>
         <w:tblBorders>
           <w:top w:val="single" w:color="D1AEAB" w:sz="4"/>
           <w:left w:val="single" w:color="D1AEAB" w:sz="4"/>
@@ -11706,8 +11705,8 @@
         </w:tblBorders>
       </w:tblPr>
       <w:tblGrid>
-        <w:gridCol w:w="2293"/>
-        <w:gridCol w:w="6880"/>
+        <w:gridCol w:w="2012"/>
+        <w:gridCol w:w="6037"/>
       </w:tblGrid>
       <w:tr>
         <w:trPr>
@@ -11715,7 +11714,7 @@
         </w:trPr>
         <w:tc>
           <w:tcPr>
-            <w:tcW w:type="dxa" w:w="2293"/>
+            <w:tcW w:type="dxa" w:w="2012"/>
             <w:shd w:fill="8C2B3D" w:val="clear"/>
             <w:tcMar>
               <w:top w:type="dxa" w:w="90"/>
@@ -11743,7 +11742,7 @@
         </w:tc>
         <w:tc>
           <w:tcPr>
-            <w:tcW w:type="dxa" w:w="6880"/>
+            <w:tcW w:type="dxa" w:w="6037"/>
             <w:shd w:fill="8C2B3D" w:val="clear"/>
             <w:tcMar>
               <w:top w:type="dxa" w:w="90"/>
@@ -11773,7 +11772,7 @@
       <w:tr>
         <w:tc>
           <w:tcPr>
-            <w:tcW w:type="dxa" w:w="2293"/>
+            <w:tcW w:type="dxa" w:w="2012"/>
             <w:shd w:fill="F6F0EF" w:val="clear"/>
             <w:tcMar>
               <w:top w:type="dxa" w:w="90"/>
@@ -11798,23 +11797,23 @@
         </w:tc>
         <w:tc>
           <w:tcPr>
-            <w:tcW w:type="dxa" w:w="6880"/>
-            <w:shd w:fill="F6F0EF" w:val="clear"/>
-            <w:tcMar>
-              <w:top w:type="dxa" w:w="90"/>
-              <w:left w:type="dxa" w:w="130"/>
-              <w:bottom w:type="dxa" w:w="90"/>
-              <w:right w:type="dxa" w:w="130"/>
-            </w:tcMar>
-          </w:tcPr>
-          <w:p>
-            <w:pPr>
-              <w:spacing w:after="0" w:before="0" w:line="264" w:lineRule="auto"/>
-              <w:jc w:val="left"/>
-            </w:pPr>
-            <w:r>
-              <w:rPr>
-                <w:rFonts w:ascii="Consolas" w:cs="Consolas" w:eastAsia="Consolas" w:hAnsi="Consolas"/>
+            <w:tcW w:type="dxa" w:w="6037"/>
+            <w:shd w:fill="F6F0EF" w:val="clear"/>
+            <w:tcMar>
+              <w:top w:type="dxa" w:w="90"/>
+              <w:left w:type="dxa" w:w="130"/>
+              <w:bottom w:type="dxa" w:w="90"/>
+              <w:right w:type="dxa" w:w="130"/>
+            </w:tcMar>
+          </w:tcPr>
+          <w:p>
+            <w:pPr>
+              <w:spacing w:after="0" w:before="0" w:line="264" w:lineRule="auto"/>
+              <w:jc w:val="left"/>
+            </w:pPr>
+            <w:r>
+              <w:rPr>
+                <w:rFonts w:ascii="Roboto Mono" w:cs="Roboto Mono" w:eastAsia="Roboto Mono" w:hAnsi="Roboto Mono"/>
                 <w:color w:val="8C2B3D"/>
                 <w:sz w:val="19"/>
                 <w:szCs w:val="19"/>
@@ -11831,7 +11830,7 @@
       <w:tr>
         <w:tc>
           <w:tcPr>
-            <w:tcW w:type="dxa" w:w="2293"/>
+            <w:tcW w:type="dxa" w:w="2012"/>
             <w:tcMar>
               <w:top w:type="dxa" w:w="90"/>
               <w:left w:type="dxa" w:w="130"/>
@@ -11855,7 +11854,7 @@
         </w:tc>
         <w:tc>
           <w:tcPr>
-            <w:tcW w:type="dxa" w:w="6880"/>
+            <w:tcW w:type="dxa" w:w="6037"/>
             <w:tcMar>
               <w:top w:type="dxa" w:w="90"/>
               <w:left w:type="dxa" w:w="130"/>
@@ -11883,7 +11882,7 @@
             </w:r>
             <w:r>
               <w:rPr>
-                <w:rFonts w:ascii="Consolas" w:cs="Consolas" w:eastAsia="Consolas" w:hAnsi="Consolas"/>
+                <w:rFonts w:ascii="Roboto Mono" w:cs="Roboto Mono" w:eastAsia="Roboto Mono" w:hAnsi="Roboto Mono"/>
                 <w:color w:val="8C2B3D"/>
                 <w:sz w:val="19"/>
                 <w:szCs w:val="19"/>
@@ -11900,7 +11899,7 @@
       <w:tr>
         <w:tc>
           <w:tcPr>
-            <w:tcW w:type="dxa" w:w="2293"/>
+            <w:tcW w:type="dxa" w:w="2012"/>
             <w:shd w:fill="F6F0EF" w:val="clear"/>
             <w:tcMar>
               <w:top w:type="dxa" w:w="90"/>
@@ -11925,7 +11924,7 @@
         </w:tc>
         <w:tc>
           <w:tcPr>
-            <w:tcW w:type="dxa" w:w="6880"/>
+            <w:tcW w:type="dxa" w:w="6037"/>
             <w:shd w:fill="F6F0EF" w:val="clear"/>
             <w:tcMar>
               <w:top w:type="dxa" w:w="90"/>
@@ -11944,7 +11943,7 @@
             </w:r>
             <w:r>
               <w:rPr>
-                <w:rFonts w:ascii="Consolas" w:cs="Consolas" w:eastAsia="Consolas" w:hAnsi="Consolas"/>
+                <w:rFonts w:ascii="Roboto Mono" w:cs="Roboto Mono" w:eastAsia="Roboto Mono" w:hAnsi="Roboto Mono"/>
                 <w:color w:val="8C2B3D"/>
                 <w:sz w:val="19"/>
                 <w:szCs w:val="19"/>
@@ -11957,7 +11956,7 @@
             </w:r>
             <w:r>
               <w:rPr>
-                <w:rFonts w:ascii="Consolas" w:cs="Consolas" w:eastAsia="Consolas" w:hAnsi="Consolas"/>
+                <w:rFonts w:ascii="Roboto Mono" w:cs="Roboto Mono" w:eastAsia="Roboto Mono" w:hAnsi="Roboto Mono"/>
                 <w:color w:val="8C2B3D"/>
                 <w:sz w:val="19"/>
                 <w:szCs w:val="19"/>
@@ -11971,7 +11970,7 @@
       <w:tr>
         <w:tc>
           <w:tcPr>
-            <w:tcW w:type="dxa" w:w="2293"/>
+            <w:tcW w:type="dxa" w:w="2012"/>
             <w:tcMar>
               <w:top w:type="dxa" w:w="90"/>
               <w:left w:type="dxa" w:w="130"/>
@@ -11995,7 +11994,7 @@
         </w:tc>
         <w:tc>
           <w:tcPr>
-            <w:tcW w:type="dxa" w:w="6880"/>
+            <w:tcW w:type="dxa" w:w="6037"/>
             <w:tcMar>
               <w:top w:type="dxa" w:w="90"/>
               <w:left w:type="dxa" w:w="130"/>
@@ -12055,7 +12054,7 @@
       </w:r>
       <w:r>
         <w:rPr>
-          <w:rFonts w:ascii="Consolas" w:cs="Consolas" w:eastAsia="Consolas" w:hAnsi="Consolas"/>
+          <w:rFonts w:ascii="Roboto Mono" w:cs="Roboto Mono" w:eastAsia="Roboto Mono" w:hAnsi="Roboto Mono"/>
           <w:color w:val="8C2B3D"/>
           <w:sz w:val="19"/>
           <w:szCs w:val="19"/>
@@ -12149,7 +12148,7 @@
     </w:p>
     <w:tbl>
       <w:tblPr>
-        <w:tblW w:type="dxa" w:w="9173"/>
+        <w:tblW w:type="dxa" w:w="8049"/>
         <w:tblBorders>
           <w:top w:val="single" w:color="D1AEAB" w:sz="4"/>
           <w:left w:val="single" w:color="D1AEAB" w:sz="4"/>
@@ -12160,8 +12159,8 @@
         </w:tblBorders>
       </w:tblPr>
       <w:tblGrid>
-        <w:gridCol w:w="4586"/>
-        <w:gridCol w:w="4587"/>
+        <w:gridCol w:w="4024"/>
+        <w:gridCol w:w="4025"/>
       </w:tblGrid>
       <w:tr>
         <w:trPr>
@@ -12169,7 +12168,7 @@
         </w:trPr>
         <w:tc>
           <w:tcPr>
-            <w:tcW w:type="dxa" w:w="4586"/>
+            <w:tcW w:type="dxa" w:w="4024"/>
             <w:shd w:fill="8C2B3D" w:val="clear"/>
             <w:tcMar>
               <w:top w:type="dxa" w:w="90"/>
@@ -12197,7 +12196,7 @@
         </w:tc>
         <w:tc>
           <w:tcPr>
-            <w:tcW w:type="dxa" w:w="4587"/>
+            <w:tcW w:type="dxa" w:w="4025"/>
             <w:shd w:fill="8C2B3D" w:val="clear"/>
             <w:tcMar>
               <w:top w:type="dxa" w:w="90"/>
@@ -12227,23 +12226,23 @@
       <w:tr>
         <w:tc>
           <w:tcPr>
-            <w:tcW w:type="dxa" w:w="4586"/>
-            <w:shd w:fill="F6F0EF" w:val="clear"/>
-            <w:tcMar>
-              <w:top w:type="dxa" w:w="90"/>
-              <w:left w:type="dxa" w:w="130"/>
-              <w:bottom w:type="dxa" w:w="90"/>
-              <w:right w:type="dxa" w:w="130"/>
-            </w:tcMar>
-          </w:tcPr>
-          <w:p>
-            <w:pPr>
-              <w:spacing w:after="0" w:before="0" w:line="264" w:lineRule="auto"/>
-              <w:jc w:val="left"/>
-            </w:pPr>
-            <w:r>
-              <w:rPr>
-                <w:rFonts w:ascii="Consolas" w:cs="Consolas" w:eastAsia="Consolas" w:hAnsi="Consolas"/>
+            <w:tcW w:type="dxa" w:w="4024"/>
+            <w:shd w:fill="F6F0EF" w:val="clear"/>
+            <w:tcMar>
+              <w:top w:type="dxa" w:w="90"/>
+              <w:left w:type="dxa" w:w="130"/>
+              <w:bottom w:type="dxa" w:w="90"/>
+              <w:right w:type="dxa" w:w="130"/>
+            </w:tcMar>
+          </w:tcPr>
+          <w:p>
+            <w:pPr>
+              <w:spacing w:after="0" w:before="0" w:line="264" w:lineRule="auto"/>
+              <w:jc w:val="left"/>
+            </w:pPr>
+            <w:r>
+              <w:rPr>
+                <w:rFonts w:ascii="Roboto Mono" w:cs="Roboto Mono" w:eastAsia="Roboto Mono" w:hAnsi="Roboto Mono"/>
                 <w:b/>
                 <w:bCs/>
                 <w:color w:val="8C2B3D"/>
@@ -12264,7 +12263,7 @@
         </w:tc>
         <w:tc>
           <w:tcPr>
-            <w:tcW w:type="dxa" w:w="4587"/>
+            <w:tcW w:type="dxa" w:w="4025"/>
             <w:shd w:fill="F6F0EF" w:val="clear"/>
             <w:tcMar>
               <w:top w:type="dxa" w:w="90"/>
@@ -12304,7 +12303,7 @@
       <w:tr>
         <w:tc>
           <w:tcPr>
-            <w:tcW w:type="dxa" w:w="4586"/>
+            <w:tcW w:type="dxa" w:w="4024"/>
             <w:tcMar>
               <w:top w:type="dxa" w:w="90"/>
               <w:left w:type="dxa" w:w="130"/>
@@ -12328,7 +12327,7 @@
         </w:tc>
         <w:tc>
           <w:tcPr>
-            <w:tcW w:type="dxa" w:w="4587"/>
+            <w:tcW w:type="dxa" w:w="4025"/>
             <w:tcMar>
               <w:top w:type="dxa" w:w="90"/>
               <w:left w:type="dxa" w:w="130"/>
@@ -12350,23 +12349,23 @@
       <w:tr>
         <w:tc>
           <w:tcPr>
-            <w:tcW w:type="dxa" w:w="4586"/>
-            <w:shd w:fill="F6F0EF" w:val="clear"/>
-            <w:tcMar>
-              <w:top w:type="dxa" w:w="90"/>
-              <w:left w:type="dxa" w:w="130"/>
-              <w:bottom w:type="dxa" w:w="90"/>
-              <w:right w:type="dxa" w:w="130"/>
-            </w:tcMar>
-          </w:tcPr>
-          <w:p>
-            <w:pPr>
-              <w:spacing w:after="0" w:before="0" w:line="264" w:lineRule="auto"/>
-              <w:jc w:val="left"/>
-            </w:pPr>
-            <w:r>
-              <w:rPr>
-                <w:rFonts w:ascii="Consolas" w:cs="Consolas" w:eastAsia="Consolas" w:hAnsi="Consolas"/>
+            <w:tcW w:type="dxa" w:w="4024"/>
+            <w:shd w:fill="F6F0EF" w:val="clear"/>
+            <w:tcMar>
+              <w:top w:type="dxa" w:w="90"/>
+              <w:left w:type="dxa" w:w="130"/>
+              <w:bottom w:type="dxa" w:w="90"/>
+              <w:right w:type="dxa" w:w="130"/>
+            </w:tcMar>
+          </w:tcPr>
+          <w:p>
+            <w:pPr>
+              <w:spacing w:after="0" w:before="0" w:line="264" w:lineRule="auto"/>
+              <w:jc w:val="left"/>
+            </w:pPr>
+            <w:r>
+              <w:rPr>
+                <w:rFonts w:ascii="Roboto Mono" w:cs="Roboto Mono" w:eastAsia="Roboto Mono" w:hAnsi="Roboto Mono"/>
                 <w:b/>
                 <w:bCs/>
                 <w:color w:val="8C2B3D"/>
@@ -12380,7 +12379,7 @@
         </w:tc>
         <w:tc>
           <w:tcPr>
-            <w:tcW w:type="dxa" w:w="4587"/>
+            <w:tcW w:type="dxa" w:w="4025"/>
             <w:shd w:fill="F6F0EF" w:val="clear"/>
             <w:tcMar>
               <w:top w:type="dxa" w:w="90"/>
@@ -12399,7 +12398,7 @@
             </w:r>
             <w:r>
               <w:rPr>
-                <w:rFonts w:ascii="Consolas" w:cs="Consolas" w:eastAsia="Consolas" w:hAnsi="Consolas"/>
+                <w:rFonts w:ascii="Roboto Mono" w:cs="Roboto Mono" w:eastAsia="Roboto Mono" w:hAnsi="Roboto Mono"/>
                 <w:color w:val="8C2B3D"/>
                 <w:sz w:val="19"/>
                 <w:szCs w:val="19"/>
@@ -12422,7 +12421,7 @@
             </w:r>
             <w:r>
               <w:rPr>
-                <w:rFonts w:ascii="Consolas" w:cs="Consolas" w:eastAsia="Consolas" w:hAnsi="Consolas"/>
+                <w:rFonts w:ascii="Roboto Mono" w:cs="Roboto Mono" w:eastAsia="Roboto Mono" w:hAnsi="Roboto Mono"/>
                 <w:color w:val="8C2B3D"/>
                 <w:sz w:val="19"/>
                 <w:szCs w:val="19"/>
@@ -12439,7 +12438,7 @@
       <w:tr>
         <w:tc>
           <w:tcPr>
-            <w:tcW w:type="dxa" w:w="4586"/>
+            <w:tcW w:type="dxa" w:w="4024"/>
             <w:tcMar>
               <w:top w:type="dxa" w:w="90"/>
               <w:left w:type="dxa" w:w="130"/>
@@ -12463,22 +12462,22 @@
         </w:tc>
         <w:tc>
           <w:tcPr>
-            <w:tcW w:type="dxa" w:w="4587"/>
-            <w:tcMar>
-              <w:top w:type="dxa" w:w="90"/>
-              <w:left w:type="dxa" w:w="130"/>
-              <w:bottom w:type="dxa" w:w="90"/>
-              <w:right w:type="dxa" w:w="130"/>
-            </w:tcMar>
-          </w:tcPr>
-          <w:p>
-            <w:pPr>
-              <w:spacing w:after="0" w:before="0" w:line="264" w:lineRule="auto"/>
-              <w:jc w:val="left"/>
-            </w:pPr>
-            <w:r>
-              <w:rPr>
-                <w:rFonts w:ascii="Consolas" w:cs="Consolas" w:eastAsia="Consolas" w:hAnsi="Consolas"/>
+            <w:tcW w:type="dxa" w:w="4025"/>
+            <w:tcMar>
+              <w:top w:type="dxa" w:w="90"/>
+              <w:left w:type="dxa" w:w="130"/>
+              <w:bottom w:type="dxa" w:w="90"/>
+              <w:right w:type="dxa" w:w="130"/>
+            </w:tcMar>
+          </w:tcPr>
+          <w:p>
+            <w:pPr>
+              <w:spacing w:after="0" w:before="0" w:line="264" w:lineRule="auto"/>
+              <w:jc w:val="left"/>
+            </w:pPr>
+            <w:r>
+              <w:rPr>
+                <w:rFonts w:ascii="Roboto Mono" w:cs="Roboto Mono" w:eastAsia="Roboto Mono" w:hAnsi="Roboto Mono"/>
                 <w:color w:val="8C2B3D"/>
                 <w:sz w:val="19"/>
                 <w:szCs w:val="19"/>
@@ -12491,7 +12490,7 @@
             </w:r>
             <w:r>
               <w:rPr>
-                <w:rFonts w:ascii="Consolas" w:cs="Consolas" w:eastAsia="Consolas" w:hAnsi="Consolas"/>
+                <w:rFonts w:ascii="Roboto Mono" w:cs="Roboto Mono" w:eastAsia="Roboto Mono" w:hAnsi="Roboto Mono"/>
                 <w:color w:val="8C2B3D"/>
                 <w:sz w:val="19"/>
                 <w:szCs w:val="19"/>
@@ -12508,7 +12507,7 @@
       <w:tr>
         <w:tc>
           <w:tcPr>
-            <w:tcW w:type="dxa" w:w="4586"/>
+            <w:tcW w:type="dxa" w:w="4024"/>
             <w:shd w:fill="F6F0EF" w:val="clear"/>
             <w:tcMar>
               <w:top w:type="dxa" w:w="90"/>
@@ -12533,7 +12532,7 @@
         </w:tc>
         <w:tc>
           <w:tcPr>
-            <w:tcW w:type="dxa" w:w="4587"/>
+            <w:tcW w:type="dxa" w:w="4025"/>
             <w:shd w:fill="F6F0EF" w:val="clear"/>
             <w:tcMar>
               <w:top w:type="dxa" w:w="90"/>
@@ -12556,7 +12555,7 @@
       <w:tr>
         <w:tc>
           <w:tcPr>
-            <w:tcW w:type="dxa" w:w="4586"/>
+            <w:tcW w:type="dxa" w:w="4024"/>
             <w:tcMar>
               <w:top w:type="dxa" w:w="90"/>
               <w:left w:type="dxa" w:w="130"/>
@@ -12580,7 +12579,7 @@
         </w:tc>
         <w:tc>
           <w:tcPr>
-            <w:tcW w:type="dxa" w:w="4587"/>
+            <w:tcW w:type="dxa" w:w="4025"/>
             <w:tcMar>
               <w:top w:type="dxa" w:w="90"/>
               <w:left w:type="dxa" w:w="130"/>
@@ -12623,7 +12622,7 @@
       </w:pPr>
       <w:r>
         <w:rPr>
-          <w:rFonts w:ascii="Consolas" w:cs="Consolas" w:eastAsia="Consolas" w:hAnsi="Consolas"/>
+          <w:rFonts w:ascii="Roboto Mono" w:cs="Roboto Mono" w:eastAsia="Roboto Mono" w:hAnsi="Roboto Mono"/>
           <w:b/>
           <w:bCs/>
           <w:color w:val="8C2B3D"/>
@@ -12638,7 +12637,7 @@
       </w:r>
       <w:r>
         <w:rPr>
-          <w:rFonts w:ascii="Consolas" w:cs="Consolas" w:eastAsia="Consolas" w:hAnsi="Consolas"/>
+          <w:rFonts w:ascii="Roboto Mono" w:cs="Roboto Mono" w:eastAsia="Roboto Mono" w:hAnsi="Roboto Mono"/>
           <w:color w:val="8C2B3D"/>
           <w:sz w:val="19"/>
           <w:szCs w:val="19"/>
@@ -12687,7 +12686,7 @@
       </w:r>
       <w:r>
         <w:rPr>
-          <w:rFonts w:ascii="Consolas" w:cs="Consolas" w:eastAsia="Consolas" w:hAnsi="Consolas"/>
+          <w:rFonts w:ascii="Roboto Mono" w:cs="Roboto Mono" w:eastAsia="Roboto Mono" w:hAnsi="Roboto Mono"/>
           <w:color w:val="8C2B3D"/>
           <w:sz w:val="19"/>
           <w:szCs w:val="19"/>
@@ -12716,7 +12715,7 @@
       </w:r>
       <w:r>
         <w:rPr>
-          <w:rFonts w:ascii="Consolas" w:cs="Consolas" w:eastAsia="Consolas" w:hAnsi="Consolas"/>
+          <w:rFonts w:ascii="Roboto Mono" w:cs="Roboto Mono" w:eastAsia="Roboto Mono" w:hAnsi="Roboto Mono"/>
           <w:b/>
           <w:bCs/>
           <w:color w:val="8C2B3D"/>
@@ -12750,7 +12749,7 @@
       </w:r>
       <w:r>
         <w:rPr>
-          <w:rFonts w:ascii="Consolas" w:cs="Consolas" w:eastAsia="Consolas" w:hAnsi="Consolas"/>
+          <w:rFonts w:ascii="Roboto Mono" w:cs="Roboto Mono" w:eastAsia="Roboto Mono" w:hAnsi="Roboto Mono"/>
           <w:color w:val="8C2B3D"/>
           <w:sz w:val="19"/>
           <w:szCs w:val="19"/>
@@ -12782,7 +12781,7 @@
       </w:r>
       <w:r>
         <w:rPr>
-          <w:rFonts w:ascii="Consolas" w:cs="Consolas" w:eastAsia="Consolas" w:hAnsi="Consolas"/>
+          <w:rFonts w:ascii="Roboto Mono" w:cs="Roboto Mono" w:eastAsia="Roboto Mono" w:hAnsi="Roboto Mono"/>
           <w:color w:val="8C2B3D"/>
           <w:sz w:val="19"/>
           <w:szCs w:val="19"/>
@@ -12795,7 +12794,7 @@
       </w:r>
       <w:r>
         <w:rPr>
-          <w:rFonts w:ascii="Consolas" w:cs="Consolas" w:eastAsia="Consolas" w:hAnsi="Consolas"/>
+          <w:rFonts w:ascii="Roboto Mono" w:cs="Roboto Mono" w:eastAsia="Roboto Mono" w:hAnsi="Roboto Mono"/>
           <w:color w:val="8C2B3D"/>
           <w:sz w:val="19"/>
           <w:szCs w:val="19"/>
@@ -12837,7 +12836,7 @@
       </w:r>
       <w:r>
         <w:rPr>
-          <w:rFonts w:ascii="Consolas" w:cs="Consolas" w:eastAsia="Consolas" w:hAnsi="Consolas"/>
+          <w:rFonts w:ascii="Roboto Mono" w:cs="Roboto Mono" w:eastAsia="Roboto Mono" w:hAnsi="Roboto Mono"/>
           <w:color w:val="8C2B3D"/>
           <w:sz w:val="19"/>
           <w:szCs w:val="19"/>
@@ -12859,7 +12858,7 @@
       </w:pPr>
       <w:r>
         <w:rPr>
-          <w:rFonts w:ascii="Consolas" w:cs="Consolas" w:eastAsia="Consolas" w:hAnsi="Consolas"/>
+          <w:rFonts w:ascii="Roboto Mono" w:cs="Roboto Mono" w:eastAsia="Roboto Mono" w:hAnsi="Roboto Mono"/>
           <w:b/>
           <w:bCs/>
           <w:color w:val="8C2B3D"/>
@@ -12881,7 +12880,7 @@
       </w:r>
       <w:r>
         <w:rPr>
-          <w:rFonts w:ascii="Consolas" w:cs="Consolas" w:eastAsia="Consolas" w:hAnsi="Consolas"/>
+          <w:rFonts w:ascii="Roboto Mono" w:cs="Roboto Mono" w:eastAsia="Roboto Mono" w:hAnsi="Roboto Mono"/>
           <w:color w:val="8C2B3D"/>
           <w:sz w:val="19"/>
           <w:szCs w:val="19"/>
@@ -12932,7 +12931,7 @@
       </w:r>
       <w:r>
         <w:rPr>
-          <w:rFonts w:ascii="Consolas" w:cs="Consolas" w:eastAsia="Consolas" w:hAnsi="Consolas"/>
+          <w:rFonts w:ascii="Roboto Mono" w:cs="Roboto Mono" w:eastAsia="Roboto Mono" w:hAnsi="Roboto Mono"/>
           <w:color w:val="8C2B3D"/>
           <w:sz w:val="19"/>
           <w:szCs w:val="19"/>
@@ -12945,7 +12944,7 @@
       </w:r>
       <w:r>
         <w:rPr>
-          <w:rFonts w:ascii="Consolas" w:cs="Consolas" w:eastAsia="Consolas" w:hAnsi="Consolas"/>
+          <w:rFonts w:ascii="Roboto Mono" w:cs="Roboto Mono" w:eastAsia="Roboto Mono" w:hAnsi="Roboto Mono"/>
           <w:color w:val="8C2B3D"/>
           <w:sz w:val="19"/>
           <w:szCs w:val="19"/>
@@ -12958,7 +12957,7 @@
       </w:r>
       <w:r>
         <w:rPr>
-          <w:rFonts w:ascii="Consolas" w:cs="Consolas" w:eastAsia="Consolas" w:hAnsi="Consolas"/>
+          <w:rFonts w:ascii="Roboto Mono" w:cs="Roboto Mono" w:eastAsia="Roboto Mono" w:hAnsi="Roboto Mono"/>
           <w:color w:val="8C2B3D"/>
           <w:sz w:val="19"/>
           <w:szCs w:val="19"/>
@@ -12980,7 +12979,7 @@
       </w:pPr>
       <w:r>
         <w:rPr>
-          <w:rFonts w:ascii="Consolas" w:cs="Consolas" w:eastAsia="Consolas" w:hAnsi="Consolas"/>
+          <w:rFonts w:ascii="Roboto Mono" w:cs="Roboto Mono" w:eastAsia="Roboto Mono" w:hAnsi="Roboto Mono"/>
           <w:b/>
           <w:bCs/>
           <w:color w:val="8C2B3D"/>
@@ -12999,7 +12998,7 @@
       </w:r>
       <w:r>
         <w:rPr>
-          <w:rFonts w:ascii="Consolas" w:cs="Consolas" w:eastAsia="Consolas" w:hAnsi="Consolas"/>
+          <w:rFonts w:ascii="Roboto Mono" w:cs="Roboto Mono" w:eastAsia="Roboto Mono" w:hAnsi="Roboto Mono"/>
           <w:b/>
           <w:bCs/>
           <w:color w:val="8C2B3D"/>
@@ -13030,7 +13029,7 @@
       </w:pPr>
       <w:r>
         <w:rPr>
-          <w:rFonts w:ascii="Consolas" w:cs="Consolas" w:eastAsia="Consolas" w:hAnsi="Consolas"/>
+          <w:rFonts w:ascii="Roboto Mono" w:cs="Roboto Mono" w:eastAsia="Roboto Mono" w:hAnsi="Roboto Mono"/>
           <w:b/>
           <w:bCs/>
           <w:color w:val="8C2B3D"/>
@@ -13061,7 +13060,7 @@
       </w:r>
       <w:r>
         <w:rPr>
-          <w:rFonts w:ascii="Consolas" w:cs="Consolas" w:eastAsia="Consolas" w:hAnsi="Consolas"/>
+          <w:rFonts w:ascii="Roboto Mono" w:cs="Roboto Mono" w:eastAsia="Roboto Mono" w:hAnsi="Roboto Mono"/>
           <w:b/>
           <w:bCs/>
           <w:color w:val="8C2B3D"/>
@@ -13122,7 +13121,7 @@
       </w:r>
       <w:r>
         <w:rPr>
-          <w:rFonts w:ascii="Consolas" w:cs="Consolas" w:eastAsia="Consolas" w:hAnsi="Consolas"/>
+          <w:rFonts w:ascii="Roboto Mono" w:cs="Roboto Mono" w:eastAsia="Roboto Mono" w:hAnsi="Roboto Mono"/>
           <w:color w:val="8C2B3D"/>
           <w:sz w:val="19"/>
           <w:szCs w:val="19"/>
@@ -13188,7 +13187,7 @@
       </w:r>
       <w:r>
         <w:rPr>
-          <w:rFonts w:ascii="Consolas" w:cs="Consolas" w:eastAsia="Consolas" w:hAnsi="Consolas"/>
+          <w:rFonts w:ascii="Roboto Mono" w:cs="Roboto Mono" w:eastAsia="Roboto Mono" w:hAnsi="Roboto Mono"/>
           <w:color w:val="8C2B3D"/>
           <w:sz w:val="19"/>
           <w:szCs w:val="19"/>
@@ -13201,7 +13200,7 @@
       </w:r>
       <w:r>
         <w:rPr>
-          <w:rFonts w:ascii="Consolas" w:cs="Consolas" w:eastAsia="Consolas" w:hAnsi="Consolas"/>
+          <w:rFonts w:ascii="Roboto Mono" w:cs="Roboto Mono" w:eastAsia="Roboto Mono" w:hAnsi="Roboto Mono"/>
           <w:color w:val="8C2B3D"/>
           <w:sz w:val="19"/>
           <w:szCs w:val="19"/>
@@ -13343,7 +13342,7 @@
     </w:p>
     <w:tbl>
       <w:tblPr>
-        <w:tblW w:type="dxa" w:w="9173"/>
+        <w:tblW w:type="dxa" w:w="8049"/>
         <w:tblBorders>
           <w:top w:val="single" w:color="D1AEAB" w:sz="4"/>
           <w:left w:val="single" w:color="D1AEAB" w:sz="4"/>
@@ -13354,10 +13353,10 @@
         </w:tblBorders>
       </w:tblPr>
       <w:tblGrid>
-        <w:gridCol w:w="882"/>
-        <w:gridCol w:w="3465"/>
-        <w:gridCol w:w="882"/>
-        <w:gridCol w:w="3944"/>
+        <w:gridCol w:w="773"/>
+        <w:gridCol w:w="3042"/>
+        <w:gridCol w:w="773"/>
+        <w:gridCol w:w="3461"/>
       </w:tblGrid>
       <w:tr>
         <w:trPr>
@@ -13365,7 +13364,7 @@
         </w:trPr>
         <w:tc>
           <w:tcPr>
-            <w:tcW w:type="dxa" w:w="882"/>
+            <w:tcW w:type="dxa" w:w="773"/>
             <w:shd w:fill="8C2B3D" w:val="clear"/>
             <w:tcMar>
               <w:top w:type="dxa" w:w="90"/>
@@ -13393,7 +13392,7 @@
         </w:tc>
         <w:tc>
           <w:tcPr>
-            <w:tcW w:type="dxa" w:w="3465"/>
+            <w:tcW w:type="dxa" w:w="3042"/>
             <w:shd w:fill="8C2B3D" w:val="clear"/>
             <w:tcMar>
               <w:top w:type="dxa" w:w="90"/>
@@ -13421,7 +13420,7 @@
         </w:tc>
         <w:tc>
           <w:tcPr>
-            <w:tcW w:type="dxa" w:w="882"/>
+            <w:tcW w:type="dxa" w:w="773"/>
             <w:shd w:fill="8C2B3D" w:val="clear"/>
             <w:tcMar>
               <w:top w:type="dxa" w:w="90"/>
@@ -13449,7 +13448,7 @@
         </w:tc>
         <w:tc>
           <w:tcPr>
-            <w:tcW w:type="dxa" w:w="3944"/>
+            <w:tcW w:type="dxa" w:w="3461"/>
             <w:shd w:fill="8C2B3D" w:val="clear"/>
             <w:tcMar>
               <w:top w:type="dxa" w:w="90"/>
@@ -13479,7 +13478,7 @@
       <w:tr>
         <w:tc>
           <w:tcPr>
-            <w:tcW w:type="dxa" w:w="882"/>
+            <w:tcW w:type="dxa" w:w="773"/>
             <w:shd w:fill="F6F0EF" w:val="clear"/>
             <w:tcMar>
               <w:top w:type="dxa" w:w="90"/>
@@ -13500,7 +13499,7 @@
         </w:tc>
         <w:tc>
           <w:tcPr>
-            <w:tcW w:type="dxa" w:w="3465"/>
+            <w:tcW w:type="dxa" w:w="3042"/>
             <w:shd w:fill="F6F0EF" w:val="clear"/>
             <w:tcMar>
               <w:top w:type="dxa" w:w="90"/>
@@ -13519,7 +13518,7 @@
             </w:r>
             <w:r>
               <w:rPr>
-                <w:rFonts w:ascii="Consolas" w:cs="Consolas" w:eastAsia="Consolas" w:hAnsi="Consolas"/>
+                <w:rFonts w:ascii="Roboto Mono" w:cs="Roboto Mono" w:eastAsia="Roboto Mono" w:hAnsi="Roboto Mono"/>
                 <w:color w:val="8C2B3D"/>
                 <w:sz w:val="19"/>
                 <w:szCs w:val="19"/>
@@ -13534,7 +13533,7 @@
         </w:tc>
         <w:tc>
           <w:tcPr>
-            <w:tcW w:type="dxa" w:w="882"/>
+            <w:tcW w:type="dxa" w:w="773"/>
             <w:shd w:fill="F6F0EF" w:val="clear"/>
             <w:tcMar>
               <w:top w:type="dxa" w:w="90"/>
@@ -13555,7 +13554,7 @@
         </w:tc>
         <w:tc>
           <w:tcPr>
-            <w:tcW w:type="dxa" w:w="3944"/>
+            <w:tcW w:type="dxa" w:w="3461"/>
             <w:shd w:fill="F6F0EF" w:val="clear"/>
             <w:tcMar>
               <w:top w:type="dxa" w:w="90"/>
@@ -13581,7 +13580,7 @@
             </w:r>
             <w:r>
               <w:rPr>
-                <w:rFonts w:ascii="Consolas" w:cs="Consolas" w:eastAsia="Consolas" w:hAnsi="Consolas"/>
+                <w:rFonts w:ascii="Roboto Mono" w:cs="Roboto Mono" w:eastAsia="Roboto Mono" w:hAnsi="Roboto Mono"/>
                 <w:color w:val="8C2B3D"/>
                 <w:sz w:val="19"/>
                 <w:szCs w:val="19"/>
@@ -13598,7 +13597,7 @@
       <w:tr>
         <w:tc>
           <w:tcPr>
-            <w:tcW w:type="dxa" w:w="882"/>
+            <w:tcW w:type="dxa" w:w="773"/>
             <w:tcMar>
               <w:top w:type="dxa" w:w="90"/>
               <w:left w:type="dxa" w:w="130"/>
@@ -13618,7 +13617,7 @@
         </w:tc>
         <w:tc>
           <w:tcPr>
-            <w:tcW w:type="dxa" w:w="3465"/>
+            <w:tcW w:type="dxa" w:w="3042"/>
             <w:tcMar>
               <w:top w:type="dxa" w:w="90"/>
               <w:left w:type="dxa" w:w="130"/>
@@ -13638,7 +13637,7 @@
         </w:tc>
         <w:tc>
           <w:tcPr>
-            <w:tcW w:type="dxa" w:w="882"/>
+            <w:tcW w:type="dxa" w:w="773"/>
             <w:tcMar>
               <w:top w:type="dxa" w:w="90"/>
               <w:left w:type="dxa" w:w="130"/>
@@ -13658,7 +13657,7 @@
         </w:tc>
         <w:tc>
           <w:tcPr>
-            <w:tcW w:type="dxa" w:w="3944"/>
+            <w:tcW w:type="dxa" w:w="3461"/>
             <w:tcMar>
               <w:top w:type="dxa" w:w="90"/>
               <w:left w:type="dxa" w:w="130"/>
@@ -13687,7 +13686,7 @@
       <w:tr>
         <w:tc>
           <w:tcPr>
-            <w:tcW w:type="dxa" w:w="882"/>
+            <w:tcW w:type="dxa" w:w="773"/>
             <w:shd w:fill="F6F0EF" w:val="clear"/>
             <w:tcMar>
               <w:top w:type="dxa" w:w="90"/>
@@ -13708,7 +13707,7 @@
         </w:tc>
         <w:tc>
           <w:tcPr>
-            <w:tcW w:type="dxa" w:w="3465"/>
+            <w:tcW w:type="dxa" w:w="3042"/>
             <w:shd w:fill="F6F0EF" w:val="clear"/>
             <w:tcMar>
               <w:top w:type="dxa" w:w="90"/>
@@ -13729,7 +13728,7 @@
         </w:tc>
         <w:tc>
           <w:tcPr>
-            <w:tcW w:type="dxa" w:w="882"/>
+            <w:tcW w:type="dxa" w:w="773"/>
             <w:shd w:fill="F6F0EF" w:val="clear"/>
             <w:tcMar>
               <w:top w:type="dxa" w:w="90"/>
@@ -13750,7 +13749,7 @@
         </w:tc>
         <w:tc>
           <w:tcPr>
-            <w:tcW w:type="dxa" w:w="3944"/>
+            <w:tcW w:type="dxa" w:w="3461"/>
             <w:shd w:fill="F6F0EF" w:val="clear"/>
             <w:tcMar>
               <w:top w:type="dxa" w:w="90"/>
@@ -13773,7 +13772,7 @@
       <w:tr>
         <w:tc>
           <w:tcPr>
-            <w:tcW w:type="dxa" w:w="882"/>
+            <w:tcW w:type="dxa" w:w="773"/>
             <w:tcMar>
               <w:top w:type="dxa" w:w="90"/>
               <w:left w:type="dxa" w:w="130"/>
@@ -13793,7 +13792,7 @@
         </w:tc>
         <w:tc>
           <w:tcPr>
-            <w:tcW w:type="dxa" w:w="3465"/>
+            <w:tcW w:type="dxa" w:w="3042"/>
             <w:tcMar>
               <w:top w:type="dxa" w:w="90"/>
               <w:left w:type="dxa" w:w="130"/>
@@ -13813,7 +13812,7 @@
         </w:tc>
         <w:tc>
           <w:tcPr>
-            <w:tcW w:type="dxa" w:w="882"/>
+            <w:tcW w:type="dxa" w:w="773"/>
             <w:tcMar>
               <w:top w:type="dxa" w:w="90"/>
               <w:left w:type="dxa" w:w="130"/>
@@ -13833,7 +13832,7 @@
         </w:tc>
         <w:tc>
           <w:tcPr>
-            <w:tcW w:type="dxa" w:w="3944"/>
+            <w:tcW w:type="dxa" w:w="3461"/>
             <w:tcMar>
               <w:top w:type="dxa" w:w="90"/>
               <w:left w:type="dxa" w:w="130"/>
@@ -13855,7 +13854,7 @@
       <w:tr>
         <w:tc>
           <w:tcPr>
-            <w:tcW w:type="dxa" w:w="882"/>
+            <w:tcW w:type="dxa" w:w="773"/>
             <w:shd w:fill="F6F0EF" w:val="clear"/>
             <w:tcMar>
               <w:top w:type="dxa" w:w="90"/>
@@ -13876,7 +13875,7 @@
         </w:tc>
         <w:tc>
           <w:tcPr>
-            <w:tcW w:type="dxa" w:w="3465"/>
+            <w:tcW w:type="dxa" w:w="3042"/>
             <w:shd w:fill="F6F0EF" w:val="clear"/>
             <w:tcMar>
               <w:top w:type="dxa" w:w="90"/>
@@ -13895,7 +13894,7 @@
             </w:r>
             <w:r>
               <w:rPr>
-                <w:rFonts w:ascii="Consolas" w:cs="Consolas" w:eastAsia="Consolas" w:hAnsi="Consolas"/>
+                <w:rFonts w:ascii="Roboto Mono" w:cs="Roboto Mono" w:eastAsia="Roboto Mono" w:hAnsi="Roboto Mono"/>
                 <w:color w:val="8C2B3D"/>
                 <w:sz w:val="19"/>
                 <w:szCs w:val="19"/>
@@ -13907,7 +13906,7 @@
         </w:tc>
         <w:tc>
           <w:tcPr>
-            <w:tcW w:type="dxa" w:w="882"/>
+            <w:tcW w:type="dxa" w:w="773"/>
             <w:shd w:fill="F6F0EF" w:val="clear"/>
             <w:tcMar>
               <w:top w:type="dxa" w:w="90"/>
@@ -13928,7 +13927,7 @@
         </w:tc>
         <w:tc>
           <w:tcPr>
-            <w:tcW w:type="dxa" w:w="3944"/>
+            <w:tcW w:type="dxa" w:w="3461"/>
             <w:shd w:fill="F6F0EF" w:val="clear"/>
             <w:tcMar>
               <w:top w:type="dxa" w:w="90"/>
@@ -13951,7 +13950,7 @@
       <w:tr>
         <w:tc>
           <w:tcPr>
-            <w:tcW w:type="dxa" w:w="882"/>
+            <w:tcW w:type="dxa" w:w="773"/>
             <w:tcMar>
               <w:top w:type="dxa" w:w="90"/>
               <w:left w:type="dxa" w:w="130"/>
@@ -13971,7 +13970,7 @@
         </w:tc>
         <w:tc>
           <w:tcPr>
-            <w:tcW w:type="dxa" w:w="3465"/>
+            <w:tcW w:type="dxa" w:w="3042"/>
             <w:tcMar>
               <w:top w:type="dxa" w:w="90"/>
               <w:left w:type="dxa" w:w="130"/>
@@ -13989,7 +13988,7 @@
             </w:r>
             <w:r>
               <w:rPr>
-                <w:rFonts w:ascii="Consolas" w:cs="Consolas" w:eastAsia="Consolas" w:hAnsi="Consolas"/>
+                <w:rFonts w:ascii="Roboto Mono" w:cs="Roboto Mono" w:eastAsia="Roboto Mono" w:hAnsi="Roboto Mono"/>
                 <w:color w:val="8C2B3D"/>
                 <w:sz w:val="19"/>
                 <w:szCs w:val="19"/>
@@ -14004,7 +14003,7 @@
         </w:tc>
         <w:tc>
           <w:tcPr>
-            <w:tcW w:type="dxa" w:w="882"/>
+            <w:tcW w:type="dxa" w:w="773"/>
             <w:tcMar>
               <w:top w:type="dxa" w:w="90"/>
               <w:left w:type="dxa" w:w="130"/>
@@ -14024,7 +14023,7 @@
         </w:tc>
         <w:tc>
           <w:tcPr>
-            <w:tcW w:type="dxa" w:w="3944"/>
+            <w:tcW w:type="dxa" w:w="3461"/>
             <w:tcMar>
               <w:top w:type="dxa" w:w="90"/>
               <w:left w:type="dxa" w:w="130"/>
@@ -14053,7 +14052,7 @@
       <w:tr>
         <w:tc>
           <w:tcPr>
-            <w:tcW w:type="dxa" w:w="882"/>
+            <w:tcW w:type="dxa" w:w="773"/>
             <w:shd w:fill="F6F0EF" w:val="clear"/>
             <w:tcMar>
               <w:top w:type="dxa" w:w="90"/>
@@ -14074,7 +14073,7 @@
         </w:tc>
         <w:tc>
           <w:tcPr>
-            <w:tcW w:type="dxa" w:w="3465"/>
+            <w:tcW w:type="dxa" w:w="3042"/>
             <w:shd w:fill="F6F0EF" w:val="clear"/>
             <w:tcMar>
               <w:top w:type="dxa" w:w="90"/>
@@ -14093,7 +14092,7 @@
             </w:r>
             <w:r>
               <w:rPr>
-                <w:rFonts w:ascii="Consolas" w:cs="Consolas" w:eastAsia="Consolas" w:hAnsi="Consolas"/>
+                <w:rFonts w:ascii="Roboto Mono" w:cs="Roboto Mono" w:eastAsia="Roboto Mono" w:hAnsi="Roboto Mono"/>
                 <w:color w:val="8C2B3D"/>
                 <w:sz w:val="19"/>
                 <w:szCs w:val="19"/>
@@ -14108,7 +14107,7 @@
         </w:tc>
         <w:tc>
           <w:tcPr>
-            <w:tcW w:type="dxa" w:w="882"/>
+            <w:tcW w:type="dxa" w:w="773"/>
             <w:shd w:fill="F6F0EF" w:val="clear"/>
             <w:tcMar>
               <w:top w:type="dxa" w:w="90"/>
@@ -14129,7 +14128,7 @@
         </w:tc>
         <w:tc>
           <w:tcPr>
-            <w:tcW w:type="dxa" w:w="3944"/>
+            <w:tcW w:type="dxa" w:w="3461"/>
             <w:shd w:fill="F6F0EF" w:val="clear"/>
             <w:tcMar>
               <w:top w:type="dxa" w:w="90"/>
@@ -14152,7 +14151,7 @@
       <w:tr>
         <w:tc>
           <w:tcPr>
-            <w:tcW w:type="dxa" w:w="882"/>
+            <w:tcW w:type="dxa" w:w="773"/>
             <w:tcMar>
               <w:top w:type="dxa" w:w="90"/>
               <w:left w:type="dxa" w:w="130"/>
@@ -14172,7 +14171,7 @@
         </w:tc>
         <w:tc>
           <w:tcPr>
-            <w:tcW w:type="dxa" w:w="3465"/>
+            <w:tcW w:type="dxa" w:w="3042"/>
             <w:tcMar>
               <w:top w:type="dxa" w:w="90"/>
               <w:left w:type="dxa" w:w="130"/>
@@ -14192,7 +14191,7 @@
         </w:tc>
         <w:tc>
           <w:tcPr>
-            <w:tcW w:type="dxa" w:w="882"/>
+            <w:tcW w:type="dxa" w:w="773"/>
             <w:tcMar>
               <w:top w:type="dxa" w:w="90"/>
               <w:left w:type="dxa" w:w="130"/>
@@ -14212,7 +14211,7 @@
         </w:tc>
         <w:tc>
           <w:tcPr>
-            <w:tcW w:type="dxa" w:w="3944"/>
+            <w:tcW w:type="dxa" w:w="3461"/>
             <w:tcMar>
               <w:top w:type="dxa" w:w="90"/>
               <w:left w:type="dxa" w:w="130"/>
@@ -14234,7 +14233,7 @@
       <w:tr>
         <w:tc>
           <w:tcPr>
-            <w:tcW w:type="dxa" w:w="882"/>
+            <w:tcW w:type="dxa" w:w="773"/>
             <w:shd w:fill="F6F0EF" w:val="clear"/>
             <w:tcMar>
               <w:top w:type="dxa" w:w="90"/>
@@ -14255,7 +14254,7 @@
         </w:tc>
         <w:tc>
           <w:tcPr>
-            <w:tcW w:type="dxa" w:w="3465"/>
+            <w:tcW w:type="dxa" w:w="3042"/>
             <w:shd w:fill="F6F0EF" w:val="clear"/>
             <w:tcMar>
               <w:top w:type="dxa" w:w="90"/>
@@ -14276,7 +14275,7 @@
         </w:tc>
         <w:tc>
           <w:tcPr>
-            <w:tcW w:type="dxa" w:w="882"/>
+            <w:tcW w:type="dxa" w:w="773"/>
             <w:shd w:fill="F6F0EF" w:val="clear"/>
             <w:tcMar>
               <w:top w:type="dxa" w:w="90"/>
@@ -14297,7 +14296,7 @@
         </w:tc>
         <w:tc>
           <w:tcPr>
-            <w:tcW w:type="dxa" w:w="3944"/>
+            <w:tcW w:type="dxa" w:w="3461"/>
             <w:shd w:fill="F6F0EF" w:val="clear"/>
             <w:tcMar>
               <w:top w:type="dxa" w:w="90"/>
@@ -14324,7 +14323,7 @@
       <w:tr>
         <w:tc>
           <w:tcPr>
-            <w:tcW w:type="dxa" w:w="882"/>
+            <w:tcW w:type="dxa" w:w="773"/>
             <w:tcMar>
               <w:top w:type="dxa" w:w="90"/>
               <w:left w:type="dxa" w:w="130"/>
@@ -14344,7 +14343,7 @@
         </w:tc>
         <w:tc>
           <w:tcPr>
-            <w:tcW w:type="dxa" w:w="3465"/>
+            <w:tcW w:type="dxa" w:w="3042"/>
             <w:tcMar>
               <w:top w:type="dxa" w:w="90"/>
               <w:left w:type="dxa" w:w="130"/>
@@ -14362,7 +14361,7 @@
             </w:r>
             <w:r>
               <w:rPr>
-                <w:rFonts w:ascii="Consolas" w:cs="Consolas" w:eastAsia="Consolas" w:hAnsi="Consolas"/>
+                <w:rFonts w:ascii="Roboto Mono" w:cs="Roboto Mono" w:eastAsia="Roboto Mono" w:hAnsi="Roboto Mono"/>
                 <w:color w:val="8C2B3D"/>
                 <w:sz w:val="19"/>
                 <w:szCs w:val="19"/>
@@ -14377,7 +14376,7 @@
         </w:tc>
         <w:tc>
           <w:tcPr>
-            <w:tcW w:type="dxa" w:w="882"/>
+            <w:tcW w:type="dxa" w:w="773"/>
             <w:tcMar>
               <w:top w:type="dxa" w:w="90"/>
               <w:left w:type="dxa" w:w="130"/>
@@ -14397,7 +14396,7 @@
         </w:tc>
         <w:tc>
           <w:tcPr>
-            <w:tcW w:type="dxa" w:w="3944"/>
+            <w:tcW w:type="dxa" w:w="3461"/>
             <w:tcMar>
               <w:top w:type="dxa" w:w="90"/>
               <w:left w:type="dxa" w:w="130"/>
@@ -14426,7 +14425,7 @@
       <w:tr>
         <w:tc>
           <w:tcPr>
-            <w:tcW w:type="dxa" w:w="882"/>
+            <w:tcW w:type="dxa" w:w="773"/>
             <w:shd w:fill="F6F0EF" w:val="clear"/>
             <w:tcMar>
               <w:top w:type="dxa" w:w="90"/>
@@ -14447,7 +14446,7 @@
         </w:tc>
         <w:tc>
           <w:tcPr>
-            <w:tcW w:type="dxa" w:w="3465"/>
+            <w:tcW w:type="dxa" w:w="3042"/>
             <w:shd w:fill="F6F0EF" w:val="clear"/>
             <w:tcMar>
               <w:top w:type="dxa" w:w="90"/>
@@ -14472,7 +14471,7 @@
         </w:tc>
         <w:tc>
           <w:tcPr>
-            <w:tcW w:type="dxa" w:w="882"/>
+            <w:tcW w:type="dxa" w:w="773"/>
             <w:shd w:fill="F6F0EF" w:val="clear"/>
             <w:tcMar>
               <w:top w:type="dxa" w:w="90"/>
@@ -14493,7 +14492,7 @@
         </w:tc>
         <w:tc>
           <w:tcPr>
-            <w:tcW w:type="dxa" w:w="3944"/>
+            <w:tcW w:type="dxa" w:w="3461"/>
             <w:shd w:fill="F6F0EF" w:val="clear"/>
             <w:tcMar>
               <w:top w:type="dxa" w:w="90"/>
@@ -14523,7 +14522,7 @@
       <w:tr>
         <w:tc>
           <w:tcPr>
-            <w:tcW w:type="dxa" w:w="882"/>
+            <w:tcW w:type="dxa" w:w="773"/>
             <w:tcMar>
               <w:top w:type="dxa" w:w="90"/>
               <w:left w:type="dxa" w:w="130"/>
@@ -14543,7 +14542,7 @@
         </w:tc>
         <w:tc>
           <w:tcPr>
-            <w:tcW w:type="dxa" w:w="3465"/>
+            <w:tcW w:type="dxa" w:w="3042"/>
             <w:tcMar>
               <w:top w:type="dxa" w:w="90"/>
               <w:left w:type="dxa" w:w="130"/>
@@ -14563,7 +14562,7 @@
         </w:tc>
         <w:tc>
           <w:tcPr>
-            <w:tcW w:type="dxa" w:w="882"/>
+            <w:tcW w:type="dxa" w:w="773"/>
             <w:tcMar>
               <w:top w:type="dxa" w:w="90"/>
               <w:left w:type="dxa" w:w="130"/>
@@ -14583,7 +14582,7 @@
         </w:tc>
         <w:tc>
           <w:tcPr>
-            <w:tcW w:type="dxa" w:w="3944"/>
+            <w:tcW w:type="dxa" w:w="3461"/>
             <w:tcMar>
               <w:top w:type="dxa" w:w="90"/>
               <w:left w:type="dxa" w:w="130"/>
@@ -14719,7 +14718,7 @@
       </w:r>
       <w:r>
         <w:rPr>
-          <w:rFonts w:ascii="Consolas" w:cs="Consolas" w:eastAsia="Consolas" w:hAnsi="Consolas"/>
+          <w:rFonts w:ascii="Roboto Mono" w:cs="Roboto Mono" w:eastAsia="Roboto Mono" w:hAnsi="Roboto Mono"/>
           <w:color w:val="8C2B3D"/>
           <w:sz w:val="19"/>
           <w:szCs w:val="19"/>
@@ -14817,7 +14816,7 @@
     </w:p>
     <w:tbl>
       <w:tblPr>
-        <w:tblW w:type="dxa" w:w="9173"/>
+        <w:tblW w:type="dxa" w:w="8049"/>
         <w:tblBorders>
           <w:top w:val="single" w:color="D1AEAB" w:sz="4"/>
           <w:left w:val="single" w:color="D1AEAB" w:sz="4"/>
@@ -14828,8 +14827,8 @@
         </w:tblBorders>
       </w:tblPr>
       <w:tblGrid>
-        <w:gridCol w:w="2698"/>
-        <w:gridCol w:w="6475"/>
+        <w:gridCol w:w="2367"/>
+        <w:gridCol w:w="5682"/>
       </w:tblGrid>
       <w:tr>
         <w:trPr>
@@ -14837,7 +14836,7 @@
         </w:trPr>
         <w:tc>
           <w:tcPr>
-            <w:tcW w:type="dxa" w:w="2698"/>
+            <w:tcW w:type="dxa" w:w="2367"/>
             <w:shd w:fill="8C2B3D" w:val="clear"/>
             <w:tcMar>
               <w:top w:type="dxa" w:w="90"/>
@@ -14865,7 +14864,7 @@
         </w:tc>
         <w:tc>
           <w:tcPr>
-            <w:tcW w:type="dxa" w:w="6475"/>
+            <w:tcW w:type="dxa" w:w="5682"/>
             <w:shd w:fill="8C2B3D" w:val="clear"/>
             <w:tcMar>
               <w:top w:type="dxa" w:w="90"/>
@@ -14895,7 +14894,7 @@
       <w:tr>
         <w:tc>
           <w:tcPr>
-            <w:tcW w:type="dxa" w:w="2698"/>
+            <w:tcW w:type="dxa" w:w="2367"/>
             <w:shd w:fill="F6F0EF" w:val="clear"/>
             <w:tcMar>
               <w:top w:type="dxa" w:w="90"/>
@@ -14920,7 +14919,7 @@
         </w:tc>
         <w:tc>
           <w:tcPr>
-            <w:tcW w:type="dxa" w:w="6475"/>
+            <w:tcW w:type="dxa" w:w="5682"/>
             <w:shd w:fill="F6F0EF" w:val="clear"/>
             <w:tcMar>
               <w:top w:type="dxa" w:w="90"/>
@@ -14943,7 +14942,7 @@
       <w:tr>
         <w:tc>
           <w:tcPr>
-            <w:tcW w:type="dxa" w:w="2698"/>
+            <w:tcW w:type="dxa" w:w="2367"/>
             <w:tcMar>
               <w:top w:type="dxa" w:w="90"/>
               <w:left w:type="dxa" w:w="130"/>
@@ -14967,7 +14966,7 @@
         </w:tc>
         <w:tc>
           <w:tcPr>
-            <w:tcW w:type="dxa" w:w="6475"/>
+            <w:tcW w:type="dxa" w:w="5682"/>
             <w:tcMar>
               <w:top w:type="dxa" w:w="90"/>
               <w:left w:type="dxa" w:w="130"/>
@@ -14989,7 +14988,7 @@
       <w:tr>
         <w:tc>
           <w:tcPr>
-            <w:tcW w:type="dxa" w:w="2698"/>
+            <w:tcW w:type="dxa" w:w="2367"/>
             <w:shd w:fill="F6F0EF" w:val="clear"/>
             <w:tcMar>
               <w:top w:type="dxa" w:w="90"/>
@@ -15014,7 +15013,7 @@
         </w:tc>
         <w:tc>
           <w:tcPr>
-            <w:tcW w:type="dxa" w:w="6475"/>
+            <w:tcW w:type="dxa" w:w="5682"/>
             <w:shd w:fill="F6F0EF" w:val="clear"/>
             <w:tcMar>
               <w:top w:type="dxa" w:w="90"/>
@@ -15037,7 +15036,7 @@
       <w:tr>
         <w:tc>
           <w:tcPr>
-            <w:tcW w:type="dxa" w:w="2698"/>
+            <w:tcW w:type="dxa" w:w="2367"/>
             <w:tcMar>
               <w:top w:type="dxa" w:w="90"/>
               <w:left w:type="dxa" w:w="130"/>
@@ -15061,7 +15060,7 @@
         </w:tc>
         <w:tc>
           <w:tcPr>
-            <w:tcW w:type="dxa" w:w="6475"/>
+            <w:tcW w:type="dxa" w:w="5682"/>
             <w:tcMar>
               <w:top w:type="dxa" w:w="90"/>
               <w:left w:type="dxa" w:w="130"/>
@@ -15083,7 +15082,7 @@
       <w:tr>
         <w:tc>
           <w:tcPr>
-            <w:tcW w:type="dxa" w:w="2698"/>
+            <w:tcW w:type="dxa" w:w="2367"/>
             <w:shd w:fill="F6F0EF" w:val="clear"/>
             <w:tcMar>
               <w:top w:type="dxa" w:w="90"/>
@@ -15108,7 +15107,7 @@
         </w:tc>
         <w:tc>
           <w:tcPr>
-            <w:tcW w:type="dxa" w:w="6475"/>
+            <w:tcW w:type="dxa" w:w="5682"/>
             <w:shd w:fill="F6F0EF" w:val="clear"/>
             <w:tcMar>
               <w:top w:type="dxa" w:w="90"/>
@@ -15131,7 +15130,7 @@
       <w:tr>
         <w:tc>
           <w:tcPr>
-            <w:tcW w:type="dxa" w:w="2698"/>
+            <w:tcW w:type="dxa" w:w="2367"/>
             <w:tcMar>
               <w:top w:type="dxa" w:w="90"/>
               <w:left w:type="dxa" w:w="130"/>
@@ -15155,7 +15154,7 @@
         </w:tc>
         <w:tc>
           <w:tcPr>
-            <w:tcW w:type="dxa" w:w="6475"/>
+            <w:tcW w:type="dxa" w:w="5682"/>
             <w:tcMar>
               <w:top w:type="dxa" w:w="90"/>
               <w:left w:type="dxa" w:w="130"/>
@@ -15177,7 +15176,7 @@
       <w:tr>
         <w:tc>
           <w:tcPr>
-            <w:tcW w:type="dxa" w:w="2698"/>
+            <w:tcW w:type="dxa" w:w="2367"/>
             <w:shd w:fill="F6F0EF" w:val="clear"/>
             <w:tcMar>
               <w:top w:type="dxa" w:w="90"/>
@@ -15202,7 +15201,7 @@
         </w:tc>
         <w:tc>
           <w:tcPr>
-            <w:tcW w:type="dxa" w:w="6475"/>
+            <w:tcW w:type="dxa" w:w="5682"/>
             <w:shd w:fill="F6F0EF" w:val="clear"/>
             <w:tcMar>
               <w:top w:type="dxa" w:w="90"/>
@@ -15225,7 +15224,7 @@
       <w:tr>
         <w:tc>
           <w:tcPr>
-            <w:tcW w:type="dxa" w:w="2698"/>
+            <w:tcW w:type="dxa" w:w="2367"/>
             <w:tcMar>
               <w:top w:type="dxa" w:w="90"/>
               <w:left w:type="dxa" w:w="130"/>
@@ -15249,7 +15248,7 @@
         </w:tc>
         <w:tc>
           <w:tcPr>
-            <w:tcW w:type="dxa" w:w="6475"/>
+            <w:tcW w:type="dxa" w:w="5682"/>
             <w:tcMar>
               <w:top w:type="dxa" w:w="90"/>
               <w:left w:type="dxa" w:w="130"/>
@@ -15271,7 +15270,7 @@
       <w:tr>
         <w:tc>
           <w:tcPr>
-            <w:tcW w:type="dxa" w:w="2698"/>
+            <w:tcW w:type="dxa" w:w="2367"/>
             <w:shd w:fill="F6F0EF" w:val="clear"/>
             <w:tcMar>
               <w:top w:type="dxa" w:w="90"/>
@@ -15296,7 +15295,7 @@
         </w:tc>
         <w:tc>
           <w:tcPr>
-            <w:tcW w:type="dxa" w:w="6475"/>
+            <w:tcW w:type="dxa" w:w="5682"/>
             <w:shd w:fill="F6F0EF" w:val="clear"/>
             <w:tcMar>
               <w:top w:type="dxa" w:w="90"/>
@@ -15319,22 +15318,22 @@
       <w:tr>
         <w:tc>
           <w:tcPr>
-            <w:tcW w:type="dxa" w:w="2698"/>
-            <w:tcMar>
-              <w:top w:type="dxa" w:w="90"/>
-              <w:left w:type="dxa" w:w="130"/>
-              <w:bottom w:type="dxa" w:w="90"/>
-              <w:right w:type="dxa" w:w="130"/>
-            </w:tcMar>
-          </w:tcPr>
-          <w:p>
-            <w:pPr>
-              <w:spacing w:after="0" w:before="0" w:line="264" w:lineRule="auto"/>
-              <w:jc w:val="left"/>
-            </w:pPr>
-            <w:r>
-              <w:rPr>
-                <w:rFonts w:ascii="Consolas" w:cs="Consolas" w:eastAsia="Consolas" w:hAnsi="Consolas"/>
+            <w:tcW w:type="dxa" w:w="2367"/>
+            <w:tcMar>
+              <w:top w:type="dxa" w:w="90"/>
+              <w:left w:type="dxa" w:w="130"/>
+              <w:bottom w:type="dxa" w:w="90"/>
+              <w:right w:type="dxa" w:w="130"/>
+            </w:tcMar>
+          </w:tcPr>
+          <w:p>
+            <w:pPr>
+              <w:spacing w:after="0" w:before="0" w:line="264" w:lineRule="auto"/>
+              <w:jc w:val="left"/>
+            </w:pPr>
+            <w:r>
+              <w:rPr>
+                <w:rFonts w:ascii="Roboto Mono" w:cs="Roboto Mono" w:eastAsia="Roboto Mono" w:hAnsi="Roboto Mono"/>
                 <w:b/>
                 <w:bCs/>
                 <w:color w:val="8C2B3D"/>
@@ -15348,7 +15347,7 @@
         </w:tc>
         <w:tc>
           <w:tcPr>
-            <w:tcW w:type="dxa" w:w="6475"/>
+            <w:tcW w:type="dxa" w:w="5682"/>
             <w:tcMar>
               <w:top w:type="dxa" w:w="90"/>
               <w:left w:type="dxa" w:w="130"/>
@@ -15370,7 +15369,7 @@
       <w:tr>
         <w:tc>
           <w:tcPr>
-            <w:tcW w:type="dxa" w:w="2698"/>
+            <w:tcW w:type="dxa" w:w="2367"/>
             <w:shd w:fill="F6F0EF" w:val="clear"/>
             <w:tcMar>
               <w:top w:type="dxa" w:w="90"/>
@@ -15395,7 +15394,7 @@
         </w:tc>
         <w:tc>
           <w:tcPr>
-            <w:tcW w:type="dxa" w:w="6475"/>
+            <w:tcW w:type="dxa" w:w="5682"/>
             <w:shd w:fill="F6F0EF" w:val="clear"/>
             <w:tcMar>
               <w:top w:type="dxa" w:w="90"/>
@@ -15465,7 +15464,7 @@
     <w:p>
       <w:r>
         <w:rPr>
-          <w:rFonts w:ascii="Consolas" w:cs="Consolas" w:eastAsia="Consolas" w:hAnsi="Consolas"/>
+          <w:rFonts w:ascii="Roboto Mono" w:cs="Roboto Mono" w:eastAsia="Roboto Mono" w:hAnsi="Roboto Mono"/>
           <w:color w:val="8C2B3D"/>
           <w:sz w:val="19"/>
           <w:szCs w:val="19"/>
@@ -15487,7 +15486,7 @@
       </w:pPr>
       <w:r>
         <w:rPr>
-          <w:rFonts w:ascii="Consolas" w:cs="Consolas" w:eastAsia="Consolas" w:hAnsi="Consolas"/>
+          <w:rFonts w:ascii="Roboto Mono" w:cs="Roboto Mono" w:eastAsia="Roboto Mono" w:hAnsi="Roboto Mono"/>
           <w:color w:val="8C2B3D"/>
           <w:sz w:val="19"/>
           <w:szCs w:val="19"/>
@@ -15500,7 +15499,7 @@
       </w:r>
       <w:r>
         <w:rPr>
-          <w:rFonts w:ascii="Consolas" w:cs="Consolas" w:eastAsia="Consolas" w:hAnsi="Consolas"/>
+          <w:rFonts w:ascii="Roboto Mono" w:cs="Roboto Mono" w:eastAsia="Roboto Mono" w:hAnsi="Roboto Mono"/>
           <w:color w:val="8C2B3D"/>
           <w:sz w:val="19"/>
           <w:szCs w:val="19"/>
@@ -15513,7 +15512,7 @@
       </w:r>
       <w:r>
         <w:rPr>
-          <w:rFonts w:ascii="Consolas" w:cs="Consolas" w:eastAsia="Consolas" w:hAnsi="Consolas"/>
+          <w:rFonts w:ascii="Roboto Mono" w:cs="Roboto Mono" w:eastAsia="Roboto Mono" w:hAnsi="Roboto Mono"/>
           <w:color w:val="8C2B3D"/>
           <w:sz w:val="19"/>
           <w:szCs w:val="19"/>
@@ -15526,7 +15525,7 @@
       </w:r>
       <w:r>
         <w:rPr>
-          <w:rFonts w:ascii="Consolas" w:cs="Consolas" w:eastAsia="Consolas" w:hAnsi="Consolas"/>
+          <w:rFonts w:ascii="Roboto Mono" w:cs="Roboto Mono" w:eastAsia="Roboto Mono" w:hAnsi="Roboto Mono"/>
           <w:color w:val="8C2B3D"/>
           <w:sz w:val="19"/>
           <w:szCs w:val="19"/>
@@ -15539,7 +15538,7 @@
       </w:r>
       <w:r>
         <w:rPr>
-          <w:rFonts w:ascii="Consolas" w:cs="Consolas" w:eastAsia="Consolas" w:hAnsi="Consolas"/>
+          <w:rFonts w:ascii="Roboto Mono" w:cs="Roboto Mono" w:eastAsia="Roboto Mono" w:hAnsi="Roboto Mono"/>
           <w:color w:val="8C2B3D"/>
           <w:sz w:val="19"/>
           <w:szCs w:val="19"/>
@@ -15564,7 +15563,7 @@
       </w:r>
       <w:r>
         <w:rPr>
-          <w:rFonts w:ascii="Consolas" w:cs="Consolas" w:eastAsia="Consolas" w:hAnsi="Consolas"/>
+          <w:rFonts w:ascii="Roboto Mono" w:cs="Roboto Mono" w:eastAsia="Roboto Mono" w:hAnsi="Roboto Mono"/>
           <w:color w:val="8C2B3D"/>
           <w:sz w:val="19"/>
           <w:szCs w:val="19"/>
@@ -15577,7 +15576,7 @@
       </w:r>
       <w:r>
         <w:rPr>
-          <w:rFonts w:ascii="Consolas" w:cs="Consolas" w:eastAsia="Consolas" w:hAnsi="Consolas"/>
+          <w:rFonts w:ascii="Roboto Mono" w:cs="Roboto Mono" w:eastAsia="Roboto Mono" w:hAnsi="Roboto Mono"/>
           <w:color w:val="8C2B3D"/>
           <w:sz w:val="19"/>
           <w:szCs w:val="19"/>
@@ -15590,7 +15589,7 @@
       </w:r>
       <w:r>
         <w:rPr>
-          <w:rFonts w:ascii="Consolas" w:cs="Consolas" w:eastAsia="Consolas" w:hAnsi="Consolas"/>
+          <w:rFonts w:ascii="Roboto Mono" w:cs="Roboto Mono" w:eastAsia="Roboto Mono" w:hAnsi="Roboto Mono"/>
           <w:color w:val="8C2B3D"/>
           <w:sz w:val="19"/>
           <w:szCs w:val="19"/>
@@ -15644,7 +15643,7 @@
       </w:r>
       <w:r>
         <w:rPr>
-          <w:rFonts w:ascii="Consolas" w:cs="Consolas" w:eastAsia="Consolas" w:hAnsi="Consolas"/>
+          <w:rFonts w:ascii="Roboto Mono" w:cs="Roboto Mono" w:eastAsia="Roboto Mono" w:hAnsi="Roboto Mono"/>
           <w:color w:val="8C2B3D"/>
           <w:sz w:val="19"/>
           <w:szCs w:val="19"/>
@@ -15680,7 +15679,7 @@
     </w:p>
     <w:tbl>
       <w:tblPr>
-        <w:tblW w:type="dxa" w:w="9173"/>
+        <w:tblW w:type="dxa" w:w="8049"/>
         <w:tblBorders>
           <w:top w:val="single" w:color="D1AEAB" w:sz="4"/>
           <w:left w:val="single" w:color="D1AEAB" w:sz="4"/>
@@ -15691,9 +15690,9 @@
         </w:tblBorders>
       </w:tblPr>
       <w:tblGrid>
-        <w:gridCol w:w="2208"/>
-        <w:gridCol w:w="2649"/>
-        <w:gridCol w:w="4316"/>
+        <w:gridCol w:w="1937"/>
+        <w:gridCol w:w="2325"/>
+        <w:gridCol w:w="3787"/>
       </w:tblGrid>
       <w:tr>
         <w:trPr>
@@ -15701,7 +15700,7 @@
         </w:trPr>
         <w:tc>
           <w:tcPr>
-            <w:tcW w:type="dxa" w:w="2208"/>
+            <w:tcW w:type="dxa" w:w="1937"/>
             <w:shd w:fill="8C2B3D" w:val="clear"/>
             <w:tcMar>
               <w:top w:type="dxa" w:w="90"/>
@@ -15729,7 +15728,7 @@
         </w:tc>
         <w:tc>
           <w:tcPr>
-            <w:tcW w:type="dxa" w:w="2649"/>
+            <w:tcW w:type="dxa" w:w="2325"/>
             <w:shd w:fill="8C2B3D" w:val="clear"/>
             <w:tcMar>
               <w:top w:type="dxa" w:w="90"/>
@@ -15757,7 +15756,7 @@
         </w:tc>
         <w:tc>
           <w:tcPr>
-            <w:tcW w:type="dxa" w:w="4316"/>
+            <w:tcW w:type="dxa" w:w="3787"/>
             <w:shd w:fill="8C2B3D" w:val="clear"/>
             <w:tcMar>
               <w:top w:type="dxa" w:w="90"/>
@@ -15773,7 +15772,7 @@
             </w:pPr>
             <w:r>
               <w:rPr>
-                <w:rFonts w:ascii="Consolas" w:cs="Consolas" w:eastAsia="Consolas" w:hAnsi="Consolas"/>
+                <w:rFonts w:ascii="Roboto Mono" w:cs="Roboto Mono" w:eastAsia="Roboto Mono" w:hAnsi="Roboto Mono"/>
                 <w:b/>
                 <w:bCs/>
                 <w:color w:val="FFFFFF"/>
@@ -15788,7 +15787,7 @@
       <w:tr>
         <w:tc>
           <w:tcPr>
-            <w:tcW w:type="dxa" w:w="2208"/>
+            <w:tcW w:type="dxa" w:w="1937"/>
             <w:shd w:fill="F6F0EF" w:val="clear"/>
             <w:tcMar>
               <w:top w:type="dxa" w:w="90"/>
@@ -15809,7 +15808,7 @@
         </w:tc>
         <w:tc>
           <w:tcPr>
-            <w:tcW w:type="dxa" w:w="2649"/>
+            <w:tcW w:type="dxa" w:w="2325"/>
             <w:shd w:fill="F6F0EF" w:val="clear"/>
             <w:tcMar>
               <w:top w:type="dxa" w:w="90"/>
@@ -15830,7 +15829,7 @@
         </w:tc>
         <w:tc>
           <w:tcPr>
-            <w:tcW w:type="dxa" w:w="4316"/>
+            <w:tcW w:type="dxa" w:w="3787"/>
             <w:shd w:fill="F6F0EF" w:val="clear"/>
             <w:tcMar>
               <w:top w:type="dxa" w:w="90"/>
@@ -15853,7 +15852,7 @@
       <w:tr>
         <w:tc>
           <w:tcPr>
-            <w:tcW w:type="dxa" w:w="2208"/>
+            <w:tcW w:type="dxa" w:w="1937"/>
             <w:tcMar>
               <w:top w:type="dxa" w:w="90"/>
               <w:left w:type="dxa" w:w="130"/>
@@ -15873,7 +15872,7 @@
         </w:tc>
         <w:tc>
           <w:tcPr>
-            <w:tcW w:type="dxa" w:w="2649"/>
+            <w:tcW w:type="dxa" w:w="2325"/>
             <w:tcMar>
               <w:top w:type="dxa" w:w="90"/>
               <w:left w:type="dxa" w:w="130"/>
@@ -15893,7 +15892,7 @@
         </w:tc>
         <w:tc>
           <w:tcPr>
-            <w:tcW w:type="dxa" w:w="4316"/>
+            <w:tcW w:type="dxa" w:w="3787"/>
             <w:tcMar>
               <w:top w:type="dxa" w:w="90"/>
               <w:left w:type="dxa" w:w="130"/>
@@ -15915,7 +15914,7 @@
       <w:tr>
         <w:tc>
           <w:tcPr>
-            <w:tcW w:type="dxa" w:w="2208"/>
+            <w:tcW w:type="dxa" w:w="1937"/>
             <w:shd w:fill="F6F0EF" w:val="clear"/>
             <w:tcMar>
               <w:top w:type="dxa" w:w="90"/>
@@ -15936,7 +15935,7 @@
         </w:tc>
         <w:tc>
           <w:tcPr>
-            <w:tcW w:type="dxa" w:w="2649"/>
+            <w:tcW w:type="dxa" w:w="2325"/>
             <w:shd w:fill="F6F0EF" w:val="clear"/>
             <w:tcMar>
               <w:top w:type="dxa" w:w="90"/>
@@ -15957,7 +15956,7 @@
         </w:tc>
         <w:tc>
           <w:tcPr>
-            <w:tcW w:type="dxa" w:w="4316"/>
+            <w:tcW w:type="dxa" w:w="3787"/>
             <w:shd w:fill="F6F0EF" w:val="clear"/>
             <w:tcMar>
               <w:top w:type="dxa" w:w="90"/>
@@ -15980,7 +15979,7 @@
       <w:tr>
         <w:tc>
           <w:tcPr>
-            <w:tcW w:type="dxa" w:w="2208"/>
+            <w:tcW w:type="dxa" w:w="1937"/>
             <w:tcMar>
               <w:top w:type="dxa" w:w="90"/>
               <w:left w:type="dxa" w:w="130"/>
@@ -16000,7 +15999,7 @@
         </w:tc>
         <w:tc>
           <w:tcPr>
-            <w:tcW w:type="dxa" w:w="2649"/>
+            <w:tcW w:type="dxa" w:w="2325"/>
             <w:tcMar>
               <w:top w:type="dxa" w:w="90"/>
               <w:left w:type="dxa" w:w="130"/>
@@ -16020,7 +16019,7 @@
         </w:tc>
         <w:tc>
           <w:tcPr>
-            <w:tcW w:type="dxa" w:w="4316"/>
+            <w:tcW w:type="dxa" w:w="3787"/>
             <w:tcMar>
               <w:top w:type="dxa" w:w="90"/>
               <w:left w:type="dxa" w:w="130"/>
@@ -16042,7 +16041,7 @@
       <w:tr>
         <w:tc>
           <w:tcPr>
-            <w:tcW w:type="dxa" w:w="2208"/>
+            <w:tcW w:type="dxa" w:w="1937"/>
             <w:shd w:fill="F6F0EF" w:val="clear"/>
             <w:tcMar>
               <w:top w:type="dxa" w:w="90"/>
@@ -16063,7 +16062,7 @@
         </w:tc>
         <w:tc>
           <w:tcPr>
-            <w:tcW w:type="dxa" w:w="2649"/>
+            <w:tcW w:type="dxa" w:w="2325"/>
             <w:shd w:fill="F6F0EF" w:val="clear"/>
             <w:tcMar>
               <w:top w:type="dxa" w:w="90"/>
@@ -16084,7 +16083,7 @@
         </w:tc>
         <w:tc>
           <w:tcPr>
-            <w:tcW w:type="dxa" w:w="4316"/>
+            <w:tcW w:type="dxa" w:w="3787"/>
             <w:shd w:fill="F6F0EF" w:val="clear"/>
             <w:tcMar>
               <w:top w:type="dxa" w:w="90"/>
@@ -16116,7 +16115,7 @@
       </w:r>
       <w:r>
         <w:rPr>
-          <w:rFonts w:ascii="Consolas" w:cs="Consolas" w:eastAsia="Consolas" w:hAnsi="Consolas"/>
+          <w:rFonts w:ascii="Roboto Mono" w:cs="Roboto Mono" w:eastAsia="Roboto Mono" w:hAnsi="Roboto Mono"/>
           <w:color w:val="8C2B3D"/>
           <w:sz w:val="19"/>
           <w:szCs w:val="19"/>
@@ -16129,7 +16128,7 @@
       </w:r>
       <w:r>
         <w:rPr>
-          <w:rFonts w:ascii="Consolas" w:cs="Consolas" w:eastAsia="Consolas" w:hAnsi="Consolas"/>
+          <w:rFonts w:ascii="Roboto Mono" w:cs="Roboto Mono" w:eastAsia="Roboto Mono" w:hAnsi="Roboto Mono"/>
           <w:color w:val="8C2B3D"/>
           <w:sz w:val="19"/>
           <w:szCs w:val="19"/>
@@ -16179,7 +16178,7 @@
       </w:r>
       <w:r>
         <w:rPr>
-          <w:rFonts w:ascii="Consolas" w:cs="Consolas" w:eastAsia="Consolas" w:hAnsi="Consolas"/>
+          <w:rFonts w:ascii="Roboto Mono" w:cs="Roboto Mono" w:eastAsia="Roboto Mono" w:hAnsi="Roboto Mono"/>
           <w:color w:val="8C2B3D"/>
           <w:sz w:val="19"/>
           <w:szCs w:val="19"/>
@@ -16192,7 +16191,7 @@
       </w:r>
       <w:r>
         <w:rPr>
-          <w:rFonts w:ascii="Consolas" w:cs="Consolas" w:eastAsia="Consolas" w:hAnsi="Consolas"/>
+          <w:rFonts w:ascii="Roboto Mono" w:cs="Roboto Mono" w:eastAsia="Roboto Mono" w:hAnsi="Roboto Mono"/>
           <w:color w:val="8C2B3D"/>
           <w:sz w:val="19"/>
           <w:szCs w:val="19"/>
@@ -16236,7 +16235,7 @@
       </w:r>
       <w:r>
         <w:rPr>
-          <w:rFonts w:ascii="Consolas" w:cs="Consolas" w:eastAsia="Consolas" w:hAnsi="Consolas"/>
+          <w:rFonts w:ascii="Roboto Mono" w:cs="Roboto Mono" w:eastAsia="Roboto Mono" w:hAnsi="Roboto Mono"/>
           <w:color w:val="8C2B3D"/>
           <w:sz w:val="19"/>
           <w:szCs w:val="19"/>
@@ -16249,7 +16248,7 @@
       </w:r>
       <w:r>
         <w:rPr>
-          <w:rFonts w:ascii="Consolas" w:cs="Consolas" w:eastAsia="Consolas" w:hAnsi="Consolas"/>
+          <w:rFonts w:ascii="Roboto Mono" w:cs="Roboto Mono" w:eastAsia="Roboto Mono" w:hAnsi="Roboto Mono"/>
           <w:color w:val="8C2B3D"/>
           <w:sz w:val="19"/>
           <w:szCs w:val="19"/>
@@ -16356,7 +16355,7 @@
       </w:r>
       <w:r>
         <w:rPr>
-          <w:rFonts w:ascii="Consolas" w:cs="Consolas" w:eastAsia="Consolas" w:hAnsi="Consolas"/>
+          <w:rFonts w:ascii="Roboto Mono" w:cs="Roboto Mono" w:eastAsia="Roboto Mono" w:hAnsi="Roboto Mono"/>
           <w:color w:val="8C2B3D"/>
           <w:sz w:val="19"/>
           <w:szCs w:val="19"/>
@@ -16369,7 +16368,7 @@
       </w:r>
       <w:r>
         <w:rPr>
-          <w:rFonts w:ascii="Consolas" w:cs="Consolas" w:eastAsia="Consolas" w:hAnsi="Consolas"/>
+          <w:rFonts w:ascii="Roboto Mono" w:cs="Roboto Mono" w:eastAsia="Roboto Mono" w:hAnsi="Roboto Mono"/>
           <w:color w:val="8C2B3D"/>
           <w:sz w:val="19"/>
           <w:szCs w:val="19"/>
@@ -16382,7 +16381,7 @@
       </w:r>
       <w:r>
         <w:rPr>
-          <w:rFonts w:ascii="Consolas" w:cs="Consolas" w:eastAsia="Consolas" w:hAnsi="Consolas"/>
+          <w:rFonts w:ascii="Roboto Mono" w:cs="Roboto Mono" w:eastAsia="Roboto Mono" w:hAnsi="Roboto Mono"/>
           <w:color w:val="8C2B3D"/>
           <w:sz w:val="19"/>
           <w:szCs w:val="19"/>
@@ -16396,7 +16395,7 @@
     </w:p>
     <w:tbl>
       <w:tblPr>
-        <w:tblW w:type="dxa" w:w="9173"/>
+        <w:tblW w:type="dxa" w:w="8049"/>
         <w:tblBorders>
           <w:top w:val="single" w:color="D1AEAB" w:sz="4"/>
           <w:left w:val="single" w:color="D1AEAB" w:sz="4"/>
@@ -16407,9 +16406,9 @@
         </w:tblBorders>
       </w:tblPr>
       <w:tblGrid>
-        <w:gridCol w:w="1381"/>
-        <w:gridCol w:w="2269"/>
-        <w:gridCol w:w="5523"/>
+        <w:gridCol w:w="1212"/>
+        <w:gridCol w:w="1991"/>
+        <w:gridCol w:w="4846"/>
       </w:tblGrid>
       <w:tr>
         <w:trPr>
@@ -16417,7 +16416,7 @@
         </w:trPr>
         <w:tc>
           <w:tcPr>
-            <w:tcW w:type="dxa" w:w="1381"/>
+            <w:tcW w:type="dxa" w:w="1212"/>
             <w:shd w:fill="8C2B3D" w:val="clear"/>
             <w:tcMar>
               <w:top w:type="dxa" w:w="90"/>
@@ -16435,7 +16434,7 @@
         </w:tc>
         <w:tc>
           <w:tcPr>
-            <w:tcW w:type="dxa" w:w="2269"/>
+            <w:tcW w:type="dxa" w:w="1991"/>
             <w:shd w:fill="8C2B3D" w:val="clear"/>
             <w:tcMar>
               <w:top w:type="dxa" w:w="90"/>
@@ -16463,7 +16462,7 @@
         </w:tc>
         <w:tc>
           <w:tcPr>
-            <w:tcW w:type="dxa" w:w="5523"/>
+            <w:tcW w:type="dxa" w:w="4846"/>
             <w:shd w:fill="8C2B3D" w:val="clear"/>
             <w:tcMar>
               <w:top w:type="dxa" w:w="90"/>
@@ -16493,7 +16492,7 @@
       <w:tr>
         <w:tc>
           <w:tcPr>
-            <w:tcW w:type="dxa" w:w="1381"/>
+            <w:tcW w:type="dxa" w:w="1212"/>
             <w:shd w:fill="F6F0EF" w:val="clear"/>
             <w:tcMar>
               <w:top w:type="dxa" w:w="90"/>
@@ -16514,7 +16513,7 @@
         </w:tc>
         <w:tc>
           <w:tcPr>
-            <w:tcW w:type="dxa" w:w="2269"/>
+            <w:tcW w:type="dxa" w:w="1991"/>
             <w:shd w:fill="F6F0EF" w:val="clear"/>
             <w:tcMar>
               <w:top w:type="dxa" w:w="90"/>
@@ -16535,7 +16534,7 @@
         </w:tc>
         <w:tc>
           <w:tcPr>
-            <w:tcW w:type="dxa" w:w="5523"/>
+            <w:tcW w:type="dxa" w:w="4846"/>
             <w:shd w:fill="F6F0EF" w:val="clear"/>
             <w:tcMar>
               <w:top w:type="dxa" w:w="90"/>
@@ -16558,7 +16557,7 @@
       <w:tr>
         <w:tc>
           <w:tcPr>
-            <w:tcW w:type="dxa" w:w="1381"/>
+            <w:tcW w:type="dxa" w:w="1212"/>
             <w:tcMar>
               <w:top w:type="dxa" w:w="90"/>
               <w:left w:type="dxa" w:w="130"/>
@@ -16578,7 +16577,7 @@
         </w:tc>
         <w:tc>
           <w:tcPr>
-            <w:tcW w:type="dxa" w:w="2269"/>
+            <w:tcW w:type="dxa" w:w="1991"/>
             <w:tcMar>
               <w:top w:type="dxa" w:w="90"/>
               <w:left w:type="dxa" w:w="130"/>
@@ -16602,7 +16601,7 @@
         </w:tc>
         <w:tc>
           <w:tcPr>
-            <w:tcW w:type="dxa" w:w="5523"/>
+            <w:tcW w:type="dxa" w:w="4846"/>
             <w:tcMar>
               <w:top w:type="dxa" w:w="90"/>
               <w:left w:type="dxa" w:w="130"/>
@@ -16637,7 +16636,7 @@
       </w:r>
       <w:r>
         <w:rPr>
-          <w:rFonts w:ascii="Consolas" w:cs="Consolas" w:eastAsia="Consolas" w:hAnsi="Consolas"/>
+          <w:rFonts w:ascii="Roboto Mono" w:cs="Roboto Mono" w:eastAsia="Roboto Mono" w:hAnsi="Roboto Mono"/>
           <w:color w:val="8C2B3D"/>
           <w:sz w:val="19"/>
           <w:szCs w:val="19"/>
@@ -16650,7 +16649,7 @@
       </w:r>
       <w:r>
         <w:rPr>
-          <w:rFonts w:ascii="Consolas" w:cs="Consolas" w:eastAsia="Consolas" w:hAnsi="Consolas"/>
+          <w:rFonts w:ascii="Roboto Mono" w:cs="Roboto Mono" w:eastAsia="Roboto Mono" w:hAnsi="Roboto Mono"/>
           <w:color w:val="8C2B3D"/>
           <w:sz w:val="19"/>
           <w:szCs w:val="19"/>
@@ -16676,7 +16675,7 @@
       </w:r>
       <w:r>
         <w:rPr>
-          <w:rFonts w:ascii="Consolas" w:cs="Consolas" w:eastAsia="Consolas" w:hAnsi="Consolas"/>
+          <w:rFonts w:ascii="Roboto Mono" w:cs="Roboto Mono" w:eastAsia="Roboto Mono" w:hAnsi="Roboto Mono"/>
           <w:color w:val="8C2B3D"/>
           <w:sz w:val="19"/>
           <w:szCs w:val="19"/>
@@ -16689,7 +16688,7 @@
       </w:r>
       <w:r>
         <w:rPr>
-          <w:rFonts w:ascii="Consolas" w:cs="Consolas" w:eastAsia="Consolas" w:hAnsi="Consolas"/>
+          <w:rFonts w:ascii="Roboto Mono" w:cs="Roboto Mono" w:eastAsia="Roboto Mono" w:hAnsi="Roboto Mono"/>
           <w:color w:val="8C2B3D"/>
           <w:sz w:val="19"/>
           <w:szCs w:val="19"/>
@@ -16712,7 +16711,7 @@
       </w:r>
       <w:r>
         <w:rPr>
-          <w:rFonts w:ascii="Consolas" w:cs="Consolas" w:eastAsia="Consolas" w:hAnsi="Consolas"/>
+          <w:rFonts w:ascii="Roboto Mono" w:cs="Roboto Mono" w:eastAsia="Roboto Mono" w:hAnsi="Roboto Mono"/>
           <w:color w:val="8C2B3D"/>
           <w:sz w:val="19"/>
           <w:szCs w:val="19"/>
@@ -16725,7 +16724,7 @@
       </w:r>
       <w:r>
         <w:rPr>
-          <w:rFonts w:ascii="Consolas" w:cs="Consolas" w:eastAsia="Consolas" w:hAnsi="Consolas"/>
+          <w:rFonts w:ascii="Roboto Mono" w:cs="Roboto Mono" w:eastAsia="Roboto Mono" w:hAnsi="Roboto Mono"/>
           <w:color w:val="8C2B3D"/>
           <w:sz w:val="19"/>
           <w:szCs w:val="19"/>
@@ -16748,7 +16747,7 @@
     <w:p>
       <w:r>
         <w:rPr>
-          <w:rFonts w:ascii="Consolas" w:cs="Consolas" w:eastAsia="Consolas" w:hAnsi="Consolas"/>
+          <w:rFonts w:ascii="Roboto Mono" w:cs="Roboto Mono" w:eastAsia="Roboto Mono" w:hAnsi="Roboto Mono"/>
           <w:color w:val="8C2B3D"/>
           <w:sz w:val="19"/>
           <w:szCs w:val="19"/>
@@ -16771,7 +16770,7 @@
       </w:r>
       <w:r>
         <w:rPr>
-          <w:rFonts w:ascii="Consolas" w:cs="Consolas" w:eastAsia="Consolas" w:hAnsi="Consolas"/>
+          <w:rFonts w:ascii="Roboto Mono" w:cs="Roboto Mono" w:eastAsia="Roboto Mono" w:hAnsi="Roboto Mono"/>
           <w:color w:val="8C2B3D"/>
           <w:sz w:val="19"/>
           <w:szCs w:val="19"/>
@@ -16784,7 +16783,7 @@
       </w:r>
       <w:r>
         <w:rPr>
-          <w:rFonts w:ascii="Consolas" w:cs="Consolas" w:eastAsia="Consolas" w:hAnsi="Consolas"/>
+          <w:rFonts w:ascii="Roboto Mono" w:cs="Roboto Mono" w:eastAsia="Roboto Mono" w:hAnsi="Roboto Mono"/>
           <w:color w:val="8C2B3D"/>
           <w:sz w:val="19"/>
           <w:szCs w:val="19"/>
@@ -16812,7 +16811,7 @@
       </w:r>
       <w:r>
         <w:rPr>
-          <w:rFonts w:ascii="Consolas" w:cs="Consolas" w:eastAsia="Consolas" w:hAnsi="Consolas"/>
+          <w:rFonts w:ascii="Roboto Mono" w:cs="Roboto Mono" w:eastAsia="Roboto Mono" w:hAnsi="Roboto Mono"/>
           <w:color w:val="8C2B3D"/>
           <w:sz w:val="19"/>
           <w:szCs w:val="19"/>
@@ -16825,7 +16824,7 @@
       </w:r>
       <w:r>
         <w:rPr>
-          <w:rFonts w:ascii="Consolas" w:cs="Consolas" w:eastAsia="Consolas" w:hAnsi="Consolas"/>
+          <w:rFonts w:ascii="Roboto Mono" w:cs="Roboto Mono" w:eastAsia="Roboto Mono" w:hAnsi="Roboto Mono"/>
           <w:color w:val="8C2B3D"/>
           <w:sz w:val="19"/>
           <w:szCs w:val="19"/>
@@ -16894,7 +16893,7 @@
       </w:r>
       <w:r>
         <w:rPr>
-          <w:rFonts w:ascii="Consolas" w:cs="Consolas" w:eastAsia="Consolas" w:hAnsi="Consolas"/>
+          <w:rFonts w:ascii="Roboto Mono" w:cs="Roboto Mono" w:eastAsia="Roboto Mono" w:hAnsi="Roboto Mono"/>
           <w:color w:val="8C2B3D"/>
           <w:sz w:val="19"/>
           <w:szCs w:val="19"/>
@@ -16907,7 +16906,7 @@
       </w:r>
       <w:r>
         <w:rPr>
-          <w:rFonts w:ascii="Consolas" w:cs="Consolas" w:eastAsia="Consolas" w:hAnsi="Consolas"/>
+          <w:rFonts w:ascii="Roboto Mono" w:cs="Roboto Mono" w:eastAsia="Roboto Mono" w:hAnsi="Roboto Mono"/>
           <w:color w:val="8C2B3D"/>
           <w:sz w:val="19"/>
           <w:szCs w:val="19"/>
@@ -16920,7 +16919,7 @@
       </w:r>
       <w:r>
         <w:rPr>
-          <w:rFonts w:ascii="Consolas" w:cs="Consolas" w:eastAsia="Consolas" w:hAnsi="Consolas"/>
+          <w:rFonts w:ascii="Roboto Mono" w:cs="Roboto Mono" w:eastAsia="Roboto Mono" w:hAnsi="Roboto Mono"/>
           <w:color w:val="8C2B3D"/>
           <w:sz w:val="19"/>
           <w:szCs w:val="19"/>
@@ -16933,7 +16932,7 @@
       </w:r>
       <w:r>
         <w:rPr>
-          <w:rFonts w:ascii="Consolas" w:cs="Consolas" w:eastAsia="Consolas" w:hAnsi="Consolas"/>
+          <w:rFonts w:ascii="Roboto Mono" w:cs="Roboto Mono" w:eastAsia="Roboto Mono" w:hAnsi="Roboto Mono"/>
           <w:color w:val="8C2B3D"/>
           <w:sz w:val="19"/>
           <w:szCs w:val="19"/>
@@ -16975,7 +16974,7 @@
       </w:r>
       <w:r>
         <w:rPr>
-          <w:rFonts w:ascii="Consolas" w:cs="Consolas" w:eastAsia="Consolas" w:hAnsi="Consolas"/>
+          <w:rFonts w:ascii="Roboto Mono" w:cs="Roboto Mono" w:eastAsia="Roboto Mono" w:hAnsi="Roboto Mono"/>
           <w:color w:val="8C2B3D"/>
           <w:sz w:val="19"/>
           <w:szCs w:val="19"/>
@@ -17020,7 +17019,7 @@
       </w:r>
       <w:r>
         <w:rPr>
-          <w:rFonts w:ascii="Consolas" w:cs="Consolas" w:eastAsia="Consolas" w:hAnsi="Consolas"/>
+          <w:rFonts w:ascii="Roboto Mono" w:cs="Roboto Mono" w:eastAsia="Roboto Mono" w:hAnsi="Roboto Mono"/>
           <w:color w:val="8C2B3D"/>
           <w:sz w:val="19"/>
           <w:szCs w:val="19"/>
@@ -17033,7 +17032,7 @@
       </w:r>
       <w:r>
         <w:rPr>
-          <w:rFonts w:ascii="Consolas" w:cs="Consolas" w:eastAsia="Consolas" w:hAnsi="Consolas"/>
+          <w:rFonts w:ascii="Roboto Mono" w:cs="Roboto Mono" w:eastAsia="Roboto Mono" w:hAnsi="Roboto Mono"/>
           <w:color w:val="8C2B3D"/>
           <w:sz w:val="19"/>
           <w:szCs w:val="19"/>
@@ -17055,7 +17054,7 @@
     </w:p>
     <w:tbl>
       <w:tblPr>
-        <w:tblW w:type="dxa" w:w="9173"/>
+        <w:tblW w:type="dxa" w:w="8049"/>
         <w:tblBorders>
           <w:top w:val="single" w:color="D1AEAB" w:sz="4"/>
           <w:left w:val="single" w:color="D1AEAB" w:sz="4"/>
@@ -17066,8 +17065,8 @@
         </w:tblBorders>
       </w:tblPr>
       <w:tblGrid>
-        <w:gridCol w:w="3191"/>
-        <w:gridCol w:w="5982"/>
+        <w:gridCol w:w="2800"/>
+        <w:gridCol w:w="5249"/>
       </w:tblGrid>
       <w:tr>
         <w:trPr>
@@ -17075,7 +17074,7 @@
         </w:trPr>
         <w:tc>
           <w:tcPr>
-            <w:tcW w:type="dxa" w:w="3191"/>
+            <w:tcW w:type="dxa" w:w="2800"/>
             <w:shd w:fill="8C2B3D" w:val="clear"/>
             <w:tcMar>
               <w:top w:type="dxa" w:w="90"/>
@@ -17103,7 +17102,7 @@
         </w:tc>
         <w:tc>
           <w:tcPr>
-            <w:tcW w:type="dxa" w:w="5982"/>
+            <w:tcW w:type="dxa" w:w="5249"/>
             <w:shd w:fill="8C2B3D" w:val="clear"/>
             <w:tcMar>
               <w:top w:type="dxa" w:w="90"/>
@@ -17133,7 +17132,7 @@
       <w:tr>
         <w:tc>
           <w:tcPr>
-            <w:tcW w:type="dxa" w:w="3191"/>
+            <w:tcW w:type="dxa" w:w="2800"/>
             <w:shd w:fill="F6F0EF" w:val="clear"/>
             <w:tcMar>
               <w:top w:type="dxa" w:w="90"/>
@@ -17154,7 +17153,7 @@
         </w:tc>
         <w:tc>
           <w:tcPr>
-            <w:tcW w:type="dxa" w:w="5982"/>
+            <w:tcW w:type="dxa" w:w="5249"/>
             <w:shd w:fill="F6F0EF" w:val="clear"/>
             <w:tcMar>
               <w:top w:type="dxa" w:w="90"/>
@@ -17190,7 +17189,7 @@
             </w:r>
             <w:r>
               <w:rPr>
-                <w:rFonts w:ascii="Consolas" w:cs="Consolas" w:eastAsia="Consolas" w:hAnsi="Consolas"/>
+                <w:rFonts w:ascii="Roboto Mono" w:cs="Roboto Mono" w:eastAsia="Roboto Mono" w:hAnsi="Roboto Mono"/>
                 <w:color w:val="8C2B3D"/>
                 <w:sz w:val="19"/>
                 <w:szCs w:val="19"/>
@@ -17203,7 +17202,7 @@
             </w:r>
             <w:r>
               <w:rPr>
-                <w:rFonts w:ascii="Consolas" w:cs="Consolas" w:eastAsia="Consolas" w:hAnsi="Consolas"/>
+                <w:rFonts w:ascii="Roboto Mono" w:cs="Roboto Mono" w:eastAsia="Roboto Mono" w:hAnsi="Roboto Mono"/>
                 <w:color w:val="8C2B3D"/>
                 <w:sz w:val="19"/>
                 <w:szCs w:val="19"/>
@@ -17220,7 +17219,7 @@
       <w:tr>
         <w:tc>
           <w:tcPr>
-            <w:tcW w:type="dxa" w:w="3191"/>
+            <w:tcW w:type="dxa" w:w="2800"/>
             <w:tcMar>
               <w:top w:type="dxa" w:w="90"/>
               <w:left w:type="dxa" w:w="130"/>
@@ -17240,7 +17239,7 @@
         </w:tc>
         <w:tc>
           <w:tcPr>
-            <w:tcW w:type="dxa" w:w="5982"/>
+            <w:tcW w:type="dxa" w:w="5249"/>
             <w:tcMar>
               <w:top w:type="dxa" w:w="90"/>
               <w:left w:type="dxa" w:w="130"/>
@@ -17269,7 +17268,7 @@
       <w:tr>
         <w:tc>
           <w:tcPr>
-            <w:tcW w:type="dxa" w:w="3191"/>
+            <w:tcW w:type="dxa" w:w="2800"/>
             <w:shd w:fill="F6F0EF" w:val="clear"/>
             <w:tcMar>
               <w:top w:type="dxa" w:w="90"/>
@@ -17290,7 +17289,7 @@
         </w:tc>
         <w:tc>
           <w:tcPr>
-            <w:tcW w:type="dxa" w:w="5982"/>
+            <w:tcW w:type="dxa" w:w="5249"/>
             <w:shd w:fill="F6F0EF" w:val="clear"/>
             <w:tcMar>
               <w:top w:type="dxa" w:w="90"/>
@@ -17359,7 +17358,7 @@
       </w:r>
       <w:r>
         <w:rPr>
-          <w:rFonts w:ascii="Consolas" w:cs="Consolas" w:eastAsia="Consolas" w:hAnsi="Consolas"/>
+          <w:rFonts w:ascii="Roboto Mono" w:cs="Roboto Mono" w:eastAsia="Roboto Mono" w:hAnsi="Roboto Mono"/>
           <w:color w:val="8C2B3D"/>
           <w:sz w:val="19"/>
           <w:szCs w:val="19"/>
@@ -17377,7 +17376,7 @@
       <w:footerReference w:type="default" r:id="rId9"/>
       <w:footerReference w:type="first" r:id="rId10"/>
       <w:pgSz w:w="11909" w:h="16834" w:orient="portrait"/>
-      <w:pgMar w:top="1224" w:right="1368" w:bottom="1224" w:left="1368" w:header="708" w:footer="708" w:gutter="0"/>
+      <w:pgMar w:top="1224" w:right="1930" w:bottom="1224" w:left="1930" w:header="708" w:footer="708" w:gutter="0"/>
       <w:pgNumType/>
       <w:titlePg/>
       <w:docGrid w:linePitch="360"/>
@@ -17435,7 +17434,7 @@
     </w:pPr>
     <w:r>
       <w:rPr>
-        <w:rFonts w:ascii="Aptos" w:cs="Aptos" w:eastAsia="Aptos" w:hAnsi="Aptos"/>
+        <w:rFonts w:ascii="Inter" w:cs="Inter" w:eastAsia="Inter" w:hAnsi="Inter"/>
         <w:color w:val="B27474"/>
         <w:sz w:val="18"/>
         <w:szCs w:val="18"/>
@@ -17444,7 +17443,7 @@
     </w:r>
     <w:r>
       <w:rPr>
-        <w:rFonts w:ascii="Aptos" w:cs="Aptos" w:eastAsia="Aptos" w:hAnsi="Aptos"/>
+        <w:rFonts w:ascii="Inter" w:cs="Inter" w:eastAsia="Inter" w:hAnsi="Inter"/>
         <w:color w:val="B27474"/>
         <w:sz w:val="18"/>
         <w:szCs w:val="18"/>
@@ -17511,7 +17510,7 @@
     </w:pPr>
     <w:r>
       <w:rPr>
-        <w:rFonts w:ascii="Aptos" w:cs="Aptos" w:eastAsia="Aptos" w:hAnsi="Aptos"/>
+        <w:rFonts w:ascii="Inter" w:cs="Inter" w:eastAsia="Inter" w:hAnsi="Inter"/>
         <w:color w:val="B27474"/>
         <w:sz w:val="17"/>
         <w:szCs w:val="17"/>
@@ -17697,7 +17696,7 @@
   <w:docDefaults>
     <w:rPrDefault>
       <w:rPr>
-        <w:rFonts w:ascii="Aptos" w:cs="Aptos" w:eastAsia="Aptos" w:hAnsi="Aptos"/>
+        <w:rFonts w:ascii="Inter" w:cs="Inter" w:eastAsia="Inter" w:hAnsi="Inter"/>
         <w:color w:val="3E424B"/>
         <w:sz w:val="22"/>
         <w:szCs w:val="22"/>
@@ -17705,7 +17704,7 @@
     </w:rPrDefault>
     <w:pPrDefault>
       <w:pPr>
-        <w:spacing w:after="160" w:line="300" w:lineRule="auto"/>
+        <w:spacing w:after="180" w:line="336" w:lineRule="auto"/>
       </w:pPr>
     </w:pPrDefault>
   </w:docDefaults>
@@ -17771,7 +17770,7 @@
       <w:spacing w:after="80" w:before="220"/>
     </w:pPr>
     <w:rPr>
-      <w:rFonts w:ascii="Aptos" w:cs="Aptos" w:eastAsia="Aptos" w:hAnsi="Aptos"/>
+      <w:rFonts w:ascii="Inter" w:cs="Inter" w:eastAsia="Inter" w:hAnsi="Inter"/>
       <w:b/>
       <w:bCs/>
       <w:color w:val="B27474"/>
@@ -17789,7 +17788,7 @@
       <w:spacing w:after="60" w:before="180"/>
     </w:pPr>
     <w:rPr>
-      <w:rFonts w:ascii="Aptos" w:cs="Aptos" w:eastAsia="Aptos" w:hAnsi="Aptos"/>
+      <w:rFonts w:ascii="Inter" w:cs="Inter" w:eastAsia="Inter" w:hAnsi="Inter"/>
       <w:b/>
       <w:bCs/>
       <w:i/>
@@ -17921,10 +17920,10 @@
     <w:basedOn w:val="Normal"/>
     <w:qFormat/>
     <w:pPr>
-      <w:spacing w:after="200" w:line="324" w:lineRule="auto"/>
+      <w:spacing w:after="220" w:line="352" w:lineRule="auto"/>
     </w:pPr>
     <w:rPr>
-      <w:rFonts w:ascii="Aptos" w:cs="Aptos" w:eastAsia="Aptos" w:hAnsi="Aptos"/>
+      <w:rFonts w:ascii="Inter" w:cs="Inter" w:eastAsia="Inter" w:hAnsi="Inter"/>
       <w:color w:val="3E424B"/>
       <w:sz w:val="23"/>
       <w:szCs w:val="23"/>
@@ -17937,7 +17936,7 @@
       <w:spacing w:after="120"/>
     </w:pPr>
     <w:rPr>
-      <w:rFonts w:ascii="Aptos" w:cs="Aptos" w:eastAsia="Aptos" w:hAnsi="Aptos"/>
+      <w:rFonts w:ascii="Inter" w:cs="Inter" w:eastAsia="Inter" w:hAnsi="Inter"/>
       <w:color w:val="B27474"/>
       <w:sz w:val="19"/>
       <w:szCs w:val="19"/>
@@ -17955,7 +17954,7 @@
       <w:ind w:left="340" w:right="200"/>
     </w:pPr>
     <w:rPr>
-      <w:rFonts w:ascii="Aptos" w:cs="Aptos" w:eastAsia="Aptos" w:hAnsi="Aptos"/>
+      <w:rFonts w:ascii="Inter" w:cs="Inter" w:eastAsia="Inter" w:hAnsi="Inter"/>
       <w:color w:val="3E424B"/>
       <w:sz w:val="21"/>
       <w:szCs w:val="21"/>
@@ -17970,7 +17969,7 @@
       <w:ind w:left="200"/>
     </w:pPr>
     <w:rPr>
-      <w:rFonts w:ascii="Consolas" w:cs="Consolas" w:eastAsia="Consolas" w:hAnsi="Consolas"/>
+      <w:rFonts w:ascii="Roboto Mono" w:cs="Roboto Mono" w:eastAsia="Roboto Mono" w:hAnsi="Roboto Mono"/>
       <w:color w:val="3E424B"/>
       <w:sz w:val="18"/>
       <w:szCs w:val="18"/>
@@ -17986,7 +17985,7 @@
       <w:spacing w:after="120" w:before="320" w:line="288" w:lineRule="auto"/>
     </w:pPr>
     <w:rPr>
-      <w:rFonts w:ascii="Aptos" w:cs="Aptos" w:eastAsia="Aptos" w:hAnsi="Aptos"/>
+      <w:rFonts w:ascii="Inter" w:cs="Inter" w:eastAsia="Inter" w:hAnsi="Inter"/>
       <w:i/>
       <w:iCs/>
       <w:color w:val="B27474"/>

--- a/docs/informes-seo/02-auditoria-seo-tecnica.docx
+++ b/docs/informes-seo/02-auditoria-seo-tecnica.docx
@@ -294,7 +294,7 @@
             <w:r>
               <w:t xml:space="preserve">Rafael Figueredo Oropeza — </w:t>
             </w:r>
-            <w:hyperlink w:history="1" r:id="rIdy0zeqzuxnqhyhpft4zm7p">
+            <w:hyperlink w:history="1" r:id="rIdblwuu-g6kv0jupbxpfshu">
               <w:r>
                 <w:rPr>
                   <w:color w:val="8C2B3D"/>
@@ -306,7 +306,7 @@
             <w:r>
               <w:t xml:space="preserve"> · </w:t>
             </w:r>
-            <w:hyperlink w:history="1" r:id="rIdmyymqd8op3m6blrh81vqg">
+            <w:hyperlink w:history="1" r:id="rIdw7samrtkt0khtiprju989">
               <w:r>
                 <w:rPr>
                   <w:color w:val="8C2B3D"/>
@@ -11152,7 +11152,7 @@
         </w:rPr>
         <w:t xml:space="preserve">La </w:t>
       </w:r>
-      <w:hyperlink w:history="1" r:id="rIdwgq3y5smamu9j9pm84ega">
+      <w:hyperlink w:history="1" r:id="rIdtnuracziudccvn0rvsiff">
         <w:r>
           <w:rPr>
             <w:b/>
@@ -11193,7 +11193,7 @@
       <w:r>
         <w:t xml:space="preserve"> en la </w:t>
       </w:r>
-      <w:hyperlink w:history="1" r:id="rIdgqckgtiluabrkigc4q3mi">
+      <w:hyperlink w:history="1" r:id="rIdhypbcbwvmd04xifiase1b">
         <w:r>
           <w:rPr>
             <w:color w:val="8C2B3D"/>

--- a/docs/informes-seo/02-auditoria-seo-tecnica.docx
+++ b/docs/informes-seo/02-auditoria-seo-tecnica.docx
@@ -294,7 +294,7 @@
             <w:r>
               <w:t xml:space="preserve">Rafael Figueredo Oropeza — </w:t>
             </w:r>
-            <w:hyperlink w:history="1" r:id="rIdblwuu-g6kv0jupbxpfshu">
+            <w:hyperlink w:history="1" r:id="rIdeerbcmximnwv_j8ju0s8d">
               <w:r>
                 <w:rPr>
                   <w:color w:val="8C2B3D"/>
@@ -306,7 +306,7 @@
             <w:r>
               <w:t xml:space="preserve"> · </w:t>
             </w:r>
-            <w:hyperlink w:history="1" r:id="rIdw7samrtkt0khtiprju989">
+            <w:hyperlink w:history="1" r:id="rId-xyyyun2ox_h_hqv5or_f">
               <w:r>
                 <w:rPr>
                   <w:color w:val="8C2B3D"/>
@@ -713,7 +713,7 @@
         <w:t xml:space="preserve">caminodeldharma.org</w:t>
       </w:r>
       <w:r>
-        <w:t xml:space="preserve"> es el sitio de la Comunidad Buddhista Camino del Dharma, una comunidad budista sin ánimo de lucro fundada en Cali en 2012, de tradición Chan y Tierra Pura. El sitio informa sobre la comunidad, su linaje y su práctica, publica eventos y un blog, y canaliza el contacto de quien quiere acercarse. </w:t>
+        <w:t xml:space="preserve"> es el sitio de la Comunidad Buddhista Camino del Dharma, una comunidad budista sin ánimo de lucro fundada en Colombia en 2019, de tradición Chan y Tierra Pura. El sitio informa sobre la comunidad, su linaje y su práctica, publica eventos y un blog, y canaliza el contacto de quien quiere acercarse. </w:t>
       </w:r>
       <w:r>
         <w:rPr>
@@ -7844,7 +7844,7 @@
               <w:jc w:val="left"/>
             </w:pPr>
             <w:r>
-              <w:t xml:space="preserve">Correcto — incluye fundación 2012, origen Cali y áreas de conocimiento</w:t>
+              <w:t xml:space="preserve">Correcto — incluye fundación 2019, origen Colombia y áreas de conocimiento</w:t>
             </w:r>
           </w:p>
         </w:tc>
@@ -8114,7 +8114,7 @@
         <w:t xml:space="preserve">foundingDate</w:t>
       </w:r>
       <w:r>
-        <w:t xml:space="preserve"> 2012, </w:t>
+        <w:t xml:space="preserve"> 2019, </w:t>
       </w:r>
       <w:r>
         <w:rPr>
@@ -8127,7 +8127,7 @@
         <w:t xml:space="preserve">foundingLocation</w:t>
       </w:r>
       <w:r>
-        <w:t xml:space="preserve"> Cali y </w:t>
+        <w:t xml:space="preserve"> Colombia y </w:t>
       </w:r>
       <w:r>
         <w:rPr>
@@ -8154,6 +8154,44 @@
       </w:r>
       <w:r>
         <w:t xml:space="preserve">.</w:t>
+      </w:r>
+    </w:p>
+    <w:p>
+      <w:pPr>
+        <w:pStyle w:val="Callout"/>
+      </w:pPr>
+      <w:r>
+        <w:rPr>
+          <w:b/>
+          <w:bCs/>
+        </w:rPr>
+        <w:t xml:space="preserve">Corrección del 2026-07-28.</w:t>
+      </w:r>
+      <w:r>
+        <w:t xml:space="preserve"> Estos datos de fundación se publicaron primero como «Cali, 2012», tomados de una fuente externa (el artículo de Buddhistdoor, EVID-0035). </w:t>
+      </w:r>
+      <w:r>
+        <w:rPr>
+          <w:b/>
+          <w:bCs/>
+        </w:rPr>
+        <w:t xml:space="preserve">La comunidad los corrigió: la fundación fue en Colombia, en 2019.</w:t>
+      </w:r>
+      <w:r>
+        <w:t xml:space="preserve"> Se rectificaron el JSON-LD de la portada y las menciones visibles de portada y </w:t>
+      </w:r>
+      <w:r>
+        <w:rPr>
+          <w:rFonts w:ascii="Roboto Mono" w:cs="Roboto Mono" w:eastAsia="Roboto Mono" w:hAnsi="Roboto Mono"/>
+          <w:color w:val="8C2B3D"/>
+          <w:sz w:val="19"/>
+          <w:szCs w:val="19"/>
+          <w:shd w:fill="F6F0EF" w:val="clear"/>
+        </w:rPr>
+        <w:t xml:space="preserve">/comunidad</w:t>
+      </w:r>
+      <w:r>
+        <w:t xml:space="preserve">. La fuente externa sigue publicando el dato erróneo — conviene incluir la corrección en el contacto de enlaces previsto en TASK-0014.</w:t>
       </w:r>
     </w:p>
     <w:p>
@@ -11152,7 +11190,7 @@
         </w:rPr>
         <w:t xml:space="preserve">La </w:t>
       </w:r>
-      <w:hyperlink w:history="1" r:id="rIdtnuracziudccvn0rvsiff">
+      <w:hyperlink w:history="1" r:id="rIdvulnh8kcrk4gud3e1ey7w">
         <w:r>
           <w:rPr>
             <w:b/>
@@ -11193,7 +11231,7 @@
       <w:r>
         <w:t xml:space="preserve"> en la </w:t>
       </w:r>
-      <w:hyperlink w:history="1" r:id="rIdhypbcbwvmd04xifiase1b">
+      <w:hyperlink w:history="1" r:id="rIdokaippt1_k2p29nv6hqgs">
         <w:r>
           <w:rPr>
             <w:color w:val="8C2B3D"/>
